--- a/docs/Ariya-Signals-System-Report-v2.docx
+++ b/docs/Ariya-Signals-System-Report-v2.docx
@@ -459,7 +459,7 @@
                 <w:sz w:val="19"/>
                 <w:szCs w:val="19"/>
               </w:rPr>
-              <w:t xml:space="preserve">v2 — updated with ChEMBL, cleaning logic, relevance criteria, full table inventory</w:t>
+              <w:t xml:space="preserve">v2 — adds ChEMBL, cleaning logic, relevance criteria, signal classification, full table inventory</w:t>
             </w:r>
           </w:p>
         </w:tc>
@@ -523,7 +523,7 @@
         <w:spacing w:after="120"/>
       </w:pPr>
       <w:r>
-        <w:t xml:space="preserve">The platform currently holds 379 intelligence signals spanning eight tracked competitors, drawn from eight live external data sources. It is a working production system: users sign in with their own account, configure which drug they are tracking and which competitors to follow, and receive a personalised feed of alerts with a plain-language explanation of why each development matters.</w:t>
+        <w:t xml:space="preserve">The platform currently holds 379 intelligence signals spanning eight tracked competitors, drawn from eight live external data sources. Users sign in with their own account, configure which drug they are tracking and which competitors to follow, and receive a personalised feed of alerts with a plain-language explanation of why each development matters.</w:t>
       </w:r>
     </w:p>
     <w:p>
@@ -611,7 +611,7 @@
         <w:t xml:space="preserve">ChEMBL</w:t>
       </w:r>
       <w:r>
-        <w:t xml:space="preserve"> (EBI drug database) provides on-demand drug search during user setup — enabling any HAE drug to be tracked, not only the three built-in assets.</w:t>
+        <w:t xml:space="preserve"> (EBI drug database) provides on-demand drug search during user setup — enabling any HAE drug to be tracked beyond the three built-in assets.</w:t>
       </w:r>
     </w:p>
     <w:p>
@@ -643,7 +643,7 @@
     </w:p>
     <w:p>
       <w:pPr>
-        <w:spacing w:after="80" w:before="80"/>
+        <w:spacing w:after="100"/>
       </w:pPr>
       <w:r>
         <w:rPr>
@@ -653,7 +653,7 @@
         <w:t xml:space="preserve">Key strengths: </w:t>
       </w:r>
       <w:r>
-        <w:t xml:space="preserve">broad automated coverage of primary sources; a hybrid change-detection engine that fires only on genuine content shifts (not rotating banners); per-user personalised feeds with cross-device read state; and a three-gate cleaning pipeline that presents only readable, relevant intelligence.</w:t>
+        <w:t xml:space="preserve">broad automated coverage of primary sources; a hybrid change-detection engine that fires only on genuine content shifts; per-user personalised feeds with cross-device read state; and a three-gate cleaning pipeline that presents only readable, relevant intelligence.</w:t>
       </w:r>
     </w:p>
     <w:p>
@@ -665,7 +665,7 @@
         <w:t xml:space="preserve">Known gaps: </w:t>
       </w:r>
       <w:r>
-        <w:t xml:space="preserve">the three change-detection pipelines (clinical-trial status, FDA label updates, competitor website messaging) are fully built but waiting for their first production run to emit signals; the plain-language "why it matters" explanation covers about half of all signals; and two screens (Pricing &amp; Access, Market Developments) still show sample data pending live ingest.</w:t>
+        <w:t xml:space="preserve">the three change-detection pipelines (clinical-trial status, FDA label updates, competitor website messaging) are fully built but waiting for their first production run; the plain-language "why it matters" explanation covers about half of all signals; and two screens (Pricing &amp; Access, Market Developments) still show sample data.</w:t>
       </w:r>
     </w:p>
     <w:p>
@@ -686,7 +686,7 @@
         <w:spacing w:after="120"/>
       </w:pPr>
       <w:r>
-        <w:t xml:space="preserve">The data flow runs in four stages: Collect → Store → Refine → Surface. The following sections explain each stage. Two important structural notes:</w:t>
+        <w:t xml:space="preserve">The data flow runs in four stages: Collect → Store → Refine → Surface. Two structural notes apply throughout:</w:t>
       </w:r>
     </w:p>
     <w:p>
@@ -724,7 +724,7 @@
         <w:t xml:space="preserve">Refining happens in two places. </w:t>
       </w:r>
       <w:r>
-        <w:t xml:space="preserve">Some cleaning and enrichment runs at ingest time (boilerplate removal, deduplication, first-run-silence, "why it matters" generation). Further scoring runs at read time when a user opens the app (relevance check, importance scoring, label translation).</w:t>
+        <w:t xml:space="preserve">Some cleaning and enrichment runs at ingest time (boilerplate removal, deduplication, first-run-silence, "why it matters" generation). Further scoring runs at read time when a user opens the app (relevance check, importance scoring, UI label translation).</w:t>
       </w:r>
     </w:p>
     <w:p>
@@ -765,8 +765,8 @@
       </w:tblPr>
       <w:tblGrid>
         <w:gridCol w:w="2400"/>
-        <w:gridCol w:w="4200"/>
-        <w:gridCol w:w="2760"/>
+        <w:gridCol w:w="3800"/>
+        <w:gridCol w:w="3160"/>
       </w:tblGrid>
       <w:tr>
         <w:trPr>
@@ -805,7 +805,7 @@
         </w:tc>
         <w:tc>
           <w:tcPr>
-            <w:tcW w:type="dxa" w:w="4200"/>
+            <w:tcW w:type="dxa" w:w="3800"/>
             <w:tcBorders>
               <w:top w:val="single" w:color="CCCCCC" w:sz="1"/>
               <w:left w:val="single" w:color="CCCCCC" w:sz="1"/>
@@ -836,7 +836,7 @@
         </w:tc>
         <w:tc>
           <w:tcPr>
-            <w:tcW w:type="dxa" w:w="2760"/>
+            <w:tcW w:type="dxa" w:w="3160"/>
             <w:tcBorders>
               <w:top w:val="single" w:color="CCCCCC" w:sz="1"/>
               <w:left w:val="single" w:color="CCCCCC" w:sz="1"/>
@@ -896,34 +896,34 @@
         </w:tc>
         <w:tc>
           <w:tcPr>
-            <w:tcW w:type="dxa" w:w="4200"/>
-            <w:tcBorders>
-              <w:top w:val="single" w:color="CCCCCC" w:sz="1"/>
-              <w:left w:val="single" w:color="CCCCCC" w:sz="1"/>
-              <w:bottom w:val="single" w:color="CCCCCC" w:sz="1"/>
-              <w:right w:val="single" w:color="CCCCCC" w:sz="1"/>
-            </w:tcBorders>
-            <w:tcMar>
-              <w:top w:type="dxa" w:w="80"/>
-              <w:left w:type="dxa" w:w="120"/>
-              <w:bottom w:type="dxa" w:w="80"/>
-              <w:right w:type="dxa" w:w="120"/>
-            </w:tcMar>
-            <w:vAlign w:val="center"/>
-          </w:tcPr>
-          <w:p>
-            <w:r>
-              <w:rPr>
-                <w:sz w:val="19"/>
-                <w:szCs w:val="19"/>
-              </w:rPr>
-              <w:t xml:space="preserve">Deals, executive changes, press releases, earnings calls. Classified by SEC item code (1.01/2.01 = deal; 5.02 = exec change; 8.01 = press release) or text heuristics for foreign filings (6-K).</w:t>
-            </w:r>
-          </w:p>
-        </w:tc>
-        <w:tc>
-          <w:tcPr>
-            <w:tcW w:type="dxa" w:w="2760"/>
+            <w:tcW w:type="dxa" w:w="3800"/>
+            <w:tcBorders>
+              <w:top w:val="single" w:color="CCCCCC" w:sz="1"/>
+              <w:left w:val="single" w:color="CCCCCC" w:sz="1"/>
+              <w:bottom w:val="single" w:color="CCCCCC" w:sz="1"/>
+              <w:right w:val="single" w:color="CCCCCC" w:sz="1"/>
+            </w:tcBorders>
+            <w:tcMar>
+              <w:top w:type="dxa" w:w="80"/>
+              <w:left w:type="dxa" w:w="120"/>
+              <w:bottom w:type="dxa" w:w="80"/>
+              <w:right w:type="dxa" w:w="120"/>
+            </w:tcMar>
+            <w:vAlign w:val="center"/>
+          </w:tcPr>
+          <w:p>
+            <w:r>
+              <w:rPr>
+                <w:sz w:val="19"/>
+                <w:szCs w:val="19"/>
+              </w:rPr>
+              <w:t xml:space="preserve">Deals, executive changes, press releases, earnings calls. Classified by SEC item code or text heuristics.</w:t>
+            </w:r>
+          </w:p>
+        </w:tc>
+        <w:tc>
+          <w:tcPr>
+            <w:tcW w:type="dxa" w:w="3160"/>
             <w:tcBorders>
               <w:top w:val="single" w:color="CCCCCC" w:sz="1"/>
               <w:left w:val="single" w:color="CCCCCC" w:sz="1"/>
@@ -980,7 +980,7 @@
         </w:tc>
         <w:tc>
           <w:tcPr>
-            <w:tcW w:type="dxa" w:w="4200"/>
+            <w:tcW w:type="dxa" w:w="3800"/>
             <w:tcBorders>
               <w:top w:val="single" w:color="CCCCCC" w:sz="1"/>
               <w:left w:val="single" w:color="CCCCCC" w:sz="1"/>
@@ -1008,7 +1008,7 @@
         </w:tc>
         <w:tc>
           <w:tcPr>
-            <w:tcW w:type="dxa" w:w="2760"/>
+            <w:tcW w:type="dxa" w:w="3160"/>
             <w:tcBorders>
               <w:top w:val="single" w:color="CCCCCC" w:sz="1"/>
               <w:left w:val="single" w:color="CCCCCC" w:sz="1"/>
@@ -1065,34 +1065,34 @@
         </w:tc>
         <w:tc>
           <w:tcPr>
-            <w:tcW w:type="dxa" w:w="4200"/>
-            <w:tcBorders>
-              <w:top w:val="single" w:color="CCCCCC" w:sz="1"/>
-              <w:left w:val="single" w:color="CCCCCC" w:sz="1"/>
-              <w:bottom w:val="single" w:color="CCCCCC" w:sz="1"/>
-              <w:right w:val="single" w:color="CCCCCC" w:sz="1"/>
-            </w:tcBorders>
-            <w:tcMar>
-              <w:top w:type="dxa" w:w="80"/>
-              <w:left w:type="dxa" w:w="120"/>
-              <w:bottom w:type="dxa" w:w="80"/>
-              <w:right w:type="dxa" w:w="120"/>
-            </w:tcMar>
-            <w:vAlign w:val="center"/>
-          </w:tcPr>
-          <w:p>
-            <w:r>
-              <w:rPr>
-                <w:sz w:val="19"/>
-                <w:szCs w:val="19"/>
-              </w:rPr>
-              <w:t xml:space="preserve">Trial status, phase, dates, sites, sponsor — searched by INN + all synonyms. Diff engine compares against stored hash baseline.</w:t>
-            </w:r>
-          </w:p>
-        </w:tc>
-        <w:tc>
-          <w:tcPr>
-            <w:tcW w:type="dxa" w:w="2760"/>
+            <w:tcW w:type="dxa" w:w="3800"/>
+            <w:tcBorders>
+              <w:top w:val="single" w:color="CCCCCC" w:sz="1"/>
+              <w:left w:val="single" w:color="CCCCCC" w:sz="1"/>
+              <w:bottom w:val="single" w:color="CCCCCC" w:sz="1"/>
+              <w:right w:val="single" w:color="CCCCCC" w:sz="1"/>
+            </w:tcBorders>
+            <w:tcMar>
+              <w:top w:type="dxa" w:w="80"/>
+              <w:left w:type="dxa" w:w="120"/>
+              <w:bottom w:type="dxa" w:w="80"/>
+              <w:right w:type="dxa" w:w="120"/>
+            </w:tcMar>
+            <w:vAlign w:val="center"/>
+          </w:tcPr>
+          <w:p>
+            <w:r>
+              <w:rPr>
+                <w:sz w:val="19"/>
+                <w:szCs w:val="19"/>
+              </w:rPr>
+              <w:t xml:space="preserve">Trial status, phase, dates, sites, sponsor — diff engine detects changes.</w:t>
+            </w:r>
+          </w:p>
+        </w:tc>
+        <w:tc>
+          <w:tcPr>
+            <w:tcW w:type="dxa" w:w="3160"/>
             <w:tcBorders>
               <w:top w:val="single" w:color="CCCCCC" w:sz="1"/>
               <w:left w:val="single" w:color="CCCCCC" w:sz="1"/>
@@ -1149,7 +1149,7 @@
         </w:tc>
         <w:tc>
           <w:tcPr>
-            <w:tcW w:type="dxa" w:w="4200"/>
+            <w:tcW w:type="dxa" w:w="3800"/>
             <w:tcBorders>
               <w:top w:val="single" w:color="CCCCCC" w:sz="1"/>
               <w:left w:val="single" w:color="CCCCCC" w:sz="1"/>
@@ -1177,7 +1177,7 @@
         </w:tc>
         <w:tc>
           <w:tcPr>
-            <w:tcW w:type="dxa" w:w="2760"/>
+            <w:tcW w:type="dxa" w:w="3160"/>
             <w:tcBorders>
               <w:top w:val="single" w:color="CCCCCC" w:sz="1"/>
               <w:left w:val="single" w:color="CCCCCC" w:sz="1"/>
@@ -1234,7 +1234,7 @@
         </w:tc>
         <w:tc>
           <w:tcPr>
-            <w:tcW w:type="dxa" w:w="4200"/>
+            <w:tcW w:type="dxa" w:w="3800"/>
             <w:tcBorders>
               <w:top w:val="single" w:color="CCCCCC" w:sz="1"/>
               <w:left w:val="single" w:color="CCCCCC" w:sz="1"/>
@@ -1261,7 +1261,7 @@
         </w:tc>
         <w:tc>
           <w:tcPr>
-            <w:tcW w:type="dxa" w:w="2760"/>
+            <w:tcW w:type="dxa" w:w="3160"/>
             <w:tcBorders>
               <w:top w:val="single" w:color="CCCCCC" w:sz="1"/>
               <w:left w:val="single" w:color="CCCCCC" w:sz="1"/>
@@ -1318,7 +1318,7 @@
         </w:tc>
         <w:tc>
           <w:tcPr>
-            <w:tcW w:type="dxa" w:w="4200"/>
+            <w:tcW w:type="dxa" w:w="3800"/>
             <w:tcBorders>
               <w:top w:val="single" w:color="CCCCCC" w:sz="1"/>
               <w:left w:val="single" w:color="CCCCCC" w:sz="1"/>
@@ -1346,7 +1346,7 @@
         </w:tc>
         <w:tc>
           <w:tcPr>
-            <w:tcW w:type="dxa" w:w="2760"/>
+            <w:tcW w:type="dxa" w:w="3160"/>
             <w:tcBorders>
               <w:top w:val="single" w:color="CCCCCC" w:sz="1"/>
               <w:left w:val="single" w:color="CCCCCC" w:sz="1"/>
@@ -1403,7 +1403,7 @@
         </w:tc>
         <w:tc>
           <w:tcPr>
-            <w:tcW w:type="dxa" w:w="4200"/>
+            <w:tcW w:type="dxa" w:w="3800"/>
             <w:tcBorders>
               <w:top w:val="single" w:color="CCCCCC" w:sz="1"/>
               <w:left w:val="single" w:color="CCCCCC" w:sz="1"/>
@@ -1430,7 +1430,7 @@
         </w:tc>
         <w:tc>
           <w:tcPr>
-            <w:tcW w:type="dxa" w:w="2760"/>
+            <w:tcW w:type="dxa" w:w="3160"/>
             <w:tcBorders>
               <w:top w:val="single" w:color="CCCCCC" w:sz="1"/>
               <w:left w:val="single" w:color="CCCCCC" w:sz="1"/>
@@ -1487,35 +1487,35 @@
         </w:tc>
         <w:tc>
           <w:tcPr>
-            <w:tcW w:type="dxa" w:w="4200"/>
-            <w:tcBorders>
-              <w:top w:val="single" w:color="CCCCCC" w:sz="1"/>
-              <w:left w:val="single" w:color="CCCCCC" w:sz="1"/>
-              <w:bottom w:val="single" w:color="CCCCCC" w:sz="1"/>
-              <w:right w:val="single" w:color="CCCCCC" w:sz="1"/>
-            </w:tcBorders>
-            <w:shd w:fill="F4F8FE" w:val="clear"/>
-            <w:tcMar>
-              <w:top w:type="dxa" w:w="80"/>
-              <w:left w:type="dxa" w:w="120"/>
-              <w:bottom w:type="dxa" w:w="80"/>
-              <w:right w:type="dxa" w:w="120"/>
-            </w:tcMar>
-            <w:vAlign w:val="center"/>
-          </w:tcPr>
-          <w:p>
-            <w:r>
-              <w:rPr>
-                <w:sz w:val="19"/>
-                <w:szCs w:val="19"/>
-              </w:rPr>
-              <w:t xml:space="preserve">Company newsrooms (CSL, Takeda, congress abstracts, investor relations), and competitor product pages for messaging drift detection.</w:t>
-            </w:r>
-          </w:p>
-        </w:tc>
-        <w:tc>
-          <w:tcPr>
-            <w:tcW w:type="dxa" w:w="2760"/>
+            <w:tcW w:type="dxa" w:w="3800"/>
+            <w:tcBorders>
+              <w:top w:val="single" w:color="CCCCCC" w:sz="1"/>
+              <w:left w:val="single" w:color="CCCCCC" w:sz="1"/>
+              <w:bottom w:val="single" w:color="CCCCCC" w:sz="1"/>
+              <w:right w:val="single" w:color="CCCCCC" w:sz="1"/>
+            </w:tcBorders>
+            <w:shd w:fill="F4F8FE" w:val="clear"/>
+            <w:tcMar>
+              <w:top w:type="dxa" w:w="80"/>
+              <w:left w:type="dxa" w:w="120"/>
+              <w:bottom w:type="dxa" w:w="80"/>
+              <w:right w:type="dxa" w:w="120"/>
+            </w:tcMar>
+            <w:vAlign w:val="center"/>
+          </w:tcPr>
+          <w:p>
+            <w:r>
+              <w:rPr>
+                <w:sz w:val="19"/>
+                <w:szCs w:val="19"/>
+              </w:rPr>
+              <w:t xml:space="preserve">Company newsrooms, congress abstracts, IR pages, competitor product pages (messaging drift).</w:t>
+            </w:r>
+          </w:p>
+        </w:tc>
+        <w:tc>
+          <w:tcPr>
+            <w:tcW w:type="dxa" w:w="3160"/>
             <w:tcBorders>
               <w:top w:val="single" w:color="CCCCCC" w:sz="1"/>
               <w:left w:val="single" w:color="CCCCCC" w:sz="1"/>
@@ -1572,55 +1572,55 @@
         </w:tc>
         <w:tc>
           <w:tcPr>
-            <w:tcW w:type="dxa" w:w="4200"/>
-            <w:tcBorders>
-              <w:top w:val="single" w:color="CCCCCC" w:sz="1"/>
-              <w:left w:val="single" w:color="CCCCCC" w:sz="1"/>
-              <w:bottom w:val="single" w:color="CCCCCC" w:sz="1"/>
-              <w:right w:val="single" w:color="CCCCCC" w:sz="1"/>
-            </w:tcBorders>
-            <w:tcMar>
-              <w:top w:type="dxa" w:w="80"/>
-              <w:left w:type="dxa" w:w="120"/>
-              <w:bottom w:type="dxa" w:w="80"/>
-              <w:right w:type="dxa" w:w="120"/>
-            </w:tcMar>
-            <w:vAlign w:val="center"/>
-          </w:tcPr>
-          <w:p>
-            <w:r>
-              <w:rPr>
-                <w:sz w:val="19"/>
-                <w:szCs w:val="19"/>
-              </w:rPr>
-              <w:t xml:space="preserve">Drug name lookup at user setup: INN, ChEMBL ID, development phase, all synonyms and research codes (e.g. KVD-900), ATC codes. Populates the tracking asset config and the synonym list used for relevance scoring.</w:t>
-            </w:r>
-          </w:p>
-        </w:tc>
-        <w:tc>
-          <w:tcPr>
-            <w:tcW w:type="dxa" w:w="2760"/>
-            <w:tcBorders>
-              <w:top w:val="single" w:color="CCCCCC" w:sz="1"/>
-              <w:left w:val="single" w:color="CCCCCC" w:sz="1"/>
-              <w:bottom w:val="single" w:color="CCCCCC" w:sz="1"/>
-              <w:right w:val="single" w:color="CCCCCC" w:sz="1"/>
-            </w:tcBorders>
-            <w:tcMar>
-              <w:top w:type="dxa" w:w="80"/>
-              <w:left w:type="dxa" w:w="120"/>
-              <w:bottom w:type="dxa" w:w="80"/>
-              <w:right w:type="dxa" w:w="120"/>
-            </w:tcMar>
-            <w:vAlign w:val="center"/>
-          </w:tcPr>
-          <w:p>
-            <w:r>
-              <w:rPr>
-                <w:sz w:val="19"/>
-                <w:szCs w:val="19"/>
-              </w:rPr>
-              <w:t xml:space="preserve">Used at setup; results stored in user session / assets config</w:t>
+            <w:tcW w:type="dxa" w:w="3800"/>
+            <w:tcBorders>
+              <w:top w:val="single" w:color="CCCCCC" w:sz="1"/>
+              <w:left w:val="single" w:color="CCCCCC" w:sz="1"/>
+              <w:bottom w:val="single" w:color="CCCCCC" w:sz="1"/>
+              <w:right w:val="single" w:color="CCCCCC" w:sz="1"/>
+            </w:tcBorders>
+            <w:tcMar>
+              <w:top w:type="dxa" w:w="80"/>
+              <w:left w:type="dxa" w:w="120"/>
+              <w:bottom w:type="dxa" w:w="80"/>
+              <w:right w:type="dxa" w:w="120"/>
+            </w:tcMar>
+            <w:vAlign w:val="center"/>
+          </w:tcPr>
+          <w:p>
+            <w:r>
+              <w:rPr>
+                <w:sz w:val="19"/>
+                <w:szCs w:val="19"/>
+              </w:rPr>
+              <w:t xml:space="preserve">Drug name lookup at user setup: INN, ChEMBL ID, phase, all synonyms and research codes (e.g. KVD-900), ATC codes. Populates the tracking asset config and relevance lexicon.</w:t>
+            </w:r>
+          </w:p>
+        </w:tc>
+        <w:tc>
+          <w:tcPr>
+            <w:tcW w:type="dxa" w:w="3160"/>
+            <w:tcBorders>
+              <w:top w:val="single" w:color="CCCCCC" w:sz="1"/>
+              <w:left w:val="single" w:color="CCCCCC" w:sz="1"/>
+              <w:bottom w:val="single" w:color="CCCCCC" w:sz="1"/>
+              <w:right w:val="single" w:color="CCCCCC" w:sz="1"/>
+            </w:tcBorders>
+            <w:tcMar>
+              <w:top w:type="dxa" w:w="80"/>
+              <w:left w:type="dxa" w:w="120"/>
+              <w:bottom w:type="dxa" w:w="80"/>
+              <w:right w:type="dxa" w:w="120"/>
+            </w:tcMar>
+            <w:vAlign w:val="center"/>
+          </w:tcPr>
+          <w:p>
+            <w:r>
+              <w:rPr>
+                <w:sz w:val="19"/>
+                <w:szCs w:val="19"/>
+              </w:rPr>
+              <w:t xml:space="preserve">Used at setup; configures user session</w:t>
             </w:r>
           </w:p>
         </w:tc>
@@ -1647,7 +1647,7 @@
         <w:spacing w:after="120"/>
       </w:pPr>
       <w:r>
-        <w:t xml:space="preserve">All data lands in a Supabase PostgreSQL database. Section 5 lists every table in full. The central table is company_signals (379 rows today). Supporting tables provide richer detail for the competitor profile pages. Per-user tables store personal configuration isolated by account.</w:t>
+        <w:t xml:space="preserve">All data lands in a Supabase PostgreSQL database. Section 6 lists every table in full. The central table is company_signals (379 rows today). Supporting tables provide richer detail for the competitor profile pages. Per-user tables store personal configuration isolated by account.</w:t>
       </w:r>
     </w:p>
     <w:p>
@@ -1663,7 +1663,7 @@
         <w:spacing w:after="120"/>
       </w:pPr>
       <w:r>
-        <w:t xml:space="preserve">Every signal passes through up to four refining steps before it reaches a user. The first two happen at ingest time; the last two happen at read time.</w:t>
+        <w:t xml:space="preserve">Every signal passes through up to four refining steps. Steps 1 and 2 run at ingest time; steps 3 and 4 run at read time when a user opens the app.</w:t>
       </w:r>
     </w:p>
     <w:p>
@@ -1676,12 +1676,15 @@
     </w:p>
     <w:p>
       <w:pPr>
-        <w:spacing w:after="80"/>
+        <w:spacing w:after="80" w:before="160"/>
       </w:pPr>
       <w:r>
         <w:rPr>
           <w:b/>
           <w:bCs/>
+          <w:color w:val="0A2472"/>
+          <w:sz w:val="21"/>
+          <w:szCs w:val="21"/>
         </w:rPr>
         <w:t xml:space="preserve">Step 1 — Boilerplate and machine-code removal (ingest time)</w:t>
       </w:r>
@@ -1691,7 +1694,7 @@
         <w:spacing w:after="120"/>
       </w:pPr>
       <w:r>
-        <w:t xml:space="preserve">SEC filings contain two categories of non-readable content that must be stripped before a signal can be shown:</w:t>
+        <w:t xml:space="preserve">SEC filings contain two categories of non-readable content that must be stripped:</w:t>
       </w:r>
     </w:p>
     <w:p>
@@ -1710,7 +1713,7 @@
         <w:t xml:space="preserve">Boilerplate: </w:t>
       </w:r>
       <w:r>
-        <w:t xml:space="preserve">Standard legal and cover-page language that appears identically in every filing and carries no intelligence value. Examples: "SECURITIES AND EXCHANGE COMMISSION, WASHINGTON, D.C. 20549"; standard item headings like "Entry into a Material Definitive Agreement".</w:t>
+        <w:t xml:space="preserve">Standard legal and cover-page language that appears identically in every filing and carries no intelligence value — e.g. "SECURITIES AND EXCHANGE COMMISSION, WASHINGTON, D.C. 20549", standard item headings.</w:t>
       </w:r>
     </w:p>
     <w:p>
@@ -1729,7 +1732,7 @@
         <w:t xml:space="preserve">Machine codes: </w:t>
       </w:r>
       <w:r>
-        <w:t xml:space="preserve">Technical metadata left over from the electronic filing system — XBRL namespace prefixes (xbrli:, dei:, iso4217:), raw CIK numbers (10-digit company identifiers), SEC accession numbers in XXXXXXXXXX-YY-ZZZZZZ format, exhibit filenames (exhibit991_051326.htm, EX-99.1), and HTML entities (&amp;amp;, &amp;#x2022;).</w:t>
+        <w:t xml:space="preserve">Technical metadata left over from the electronic filing system: XBRL namespace prefixes (xbrli:, dei:, iso4217:), raw 10-digit CIK company identifiers, SEC accession numbers (XXXXXXXXXX-YY-ZZZZZZ format), exhibit filenames (exhibit991_051326.htm, EX-99.1), and HTML character entities (&amp;amp;, &amp;#x2022;).</w:t>
       </w:r>
     </w:p>
     <w:p>
@@ -1737,7 +1740,7 @@
         <w:spacing w:after="120"/>
       </w:pPr>
       <w:r>
-        <w:t xml:space="preserve">After stripping, three structural tests confirm the remaining text is genuine prose: at least 60% alphabetic characters (rejects digit/symbol-heavy rows), at least one run of three consecutive lowercase letters (rejects ALL-CAPS blobs), and at least five meaningful English words of 3+ characters.</w:t>
+        <w:t xml:space="preserve">After stripping, three structural tests confirm the remaining text is genuine prose: at least 60% alphabetic characters, at least one run of three consecutive lowercase letters (rejects ALL-CAPS blobs), and at least five meaningful English words of 3+ characters.</w:t>
       </w:r>
     </w:p>
     <w:p>
@@ -1750,12 +1753,15 @@
     </w:p>
     <w:p>
       <w:pPr>
-        <w:spacing w:after="80"/>
+        <w:spacing w:after="80" w:before="160"/>
       </w:pPr>
       <w:r>
         <w:rPr>
           <w:b/>
           <w:bCs/>
+          <w:color w:val="0A2472"/>
+          <w:sz w:val="21"/>
+          <w:szCs w:val="21"/>
         </w:rPr>
         <w:t xml:space="preserve">Step 2 — Deduplication and first-run silence (ingest time)</w:t>
       </w:r>
@@ -1765,7 +1771,7 @@
         <w:spacing w:after="120"/>
       </w:pPr>
       <w:r>
-        <w:t xml:space="preserve">Each signal is fingerprinted with a SHA-256 content hash (source_hash) before writing. Ingest scripts check for an existing row with that hash before inserting, so re-running a source never creates duplicate alerts.</w:t>
+        <w:t xml:space="preserve">Each signal is fingerprinted with a SHA-256 content hash before writing. Ingest scripts check for an existing row with that hash, so re-running a source never creates duplicate alerts.</w:t>
       </w:r>
     </w:p>
     <w:p>
@@ -1773,7 +1779,7 @@
         <w:spacing w:after="120"/>
       </w:pPr>
       <w:r>
-        <w:t xml:space="preserve">The three change-detection pipelines (trials, FDA labels, competitor messaging) additionally operate in "first-run-silence" mode: on the very first run against a new entity, they seed a baseline snapshot and emit no signal. Alerts are only emitted on subsequent runs when the content hash has changed — preventing a flood of false "new" alerts on day one of a new deployment.</w:t>
+        <w:t xml:space="preserve">The three change-detection pipelines (trials, FDA labels, competitor messaging) operate in "first-run-silence" mode: on the very first run against a new entity, they seed a baseline snapshot and emit no signal. Alerts are only emitted on subsequent runs when the content has changed — preventing a false flood of "new" alerts on day one.</w:t>
       </w:r>
     </w:p>
     <w:p>
@@ -1786,12 +1792,15 @@
     </w:p>
     <w:p>
       <w:pPr>
-        <w:spacing w:after="80"/>
+        <w:spacing w:after="80" w:before="160"/>
       </w:pPr>
       <w:r>
         <w:rPr>
           <w:b/>
           <w:bCs/>
+          <w:color w:val="0A2472"/>
+          <w:sz w:val="21"/>
+          <w:szCs w:val="21"/>
         </w:rPr>
         <w:t xml:space="preserve">Step 3 — Relevance check (read time)</w:t>
       </w:r>
@@ -1801,7 +1810,7 @@
         <w:spacing w:after="120"/>
       </w:pPr>
       <w:r>
-        <w:t xml:space="preserve">When a user opens the War Room or Alerts page, each signal in the live feed is checked against the user's personally configured drug-and-disease lexicon to determine whether it relates to their tracked therapeutic area.</w:t>
+        <w:t xml:space="preserve">When a user opens the War Room or Alerts page, each signal is checked against the user's personally configured lexicon to determine whether it concerns their therapeutic area.</w:t>
       </w:r>
     </w:p>
     <w:p>
@@ -1809,7 +1818,7 @@
         <w:spacing w:after="120"/>
       </w:pPr>
       <w:r>
-        <w:t xml:space="preserve">A signal passes if its headline or body excerpt contains at least one term from either of two lists the user configured during onboarding:</w:t>
+        <w:t xml:space="preserve">A signal passes if its headline or body text contains at least one term from either of two lists configured at onboarding:</w:t>
       </w:r>
     </w:p>
     <w:p>
@@ -1828,7 +1837,7 @@
         <w:t xml:space="preserve">INN synonyms</w:t>
       </w:r>
       <w:r>
-        <w:t xml:space="preserve"> — approximately 15 drug name variants per tracked asset, pulled from ChEMBL synonyms plus a curated list. For a user tracking sebetralstat / Ekterly, these include: "ekterly", "sebetralstat", "KVD-900", "KVD900", "plasma kallikrein inhibitor" and others. This catches signals that mention any commercial, generic, or research-code name for the drug.</w:t>
+        <w:t xml:space="preserve"> — approximately 15 drug name variants per tracked asset, from ChEMBL synonyms plus a curated list. For sebetralstat / Ekterly: "ekterly", "sebetralstat", "KVD-900", "KVD900", "plasma kallikrein inhibitor" and others.</w:t>
       </w:r>
     </w:p>
     <w:p>
@@ -1847,7 +1856,7 @@
         <w:t xml:space="preserve">Therapeutic area terms</w:t>
       </w:r>
       <w:r>
-        <w:t xml:space="preserve"> — approximately 10–15 disease and drug-class terms specific to the indication. For HAE: "hereditary angioedema", "HAE", "bradykinin", "plasma kallikrein", "C1-INH", "lanadelumab", "berotralstat", and others.</w:t>
+        <w:t xml:space="preserve"> — approximately 10–15 disease and drug-class terms. For HAE: "hereditary angioedema", "HAE", "bradykinin", "plasma kallikrein", "C1-INH", "lanadelumab", "berotralstat" and others.</w:t>
       </w:r>
     </w:p>
     <w:p>
@@ -1855,15 +1864,7 @@
         <w:spacing w:after="120"/>
       </w:pPr>
       <w:r>
-        <w:t xml:space="preserve">Rationale: without this gate, filings from a large competitor like Takeda — which operates across oncology, rare disease, GI, and neuroscience — would flood the feed with signals irrelevant to HAE. The relevance check narrows the 90-day window from hundreds of signals to the roughly 12–15 that concern the user's specific drug and indication.</w:t>
-      </w:r>
-    </w:p>
-    <w:p>
-      <w:pPr>
-        <w:spacing w:after="120"/>
-      </w:pPr>
-      <w:r>
-        <w:t xml:space="preserve">Signals that fail the relevance check are not discarded. They remain in the database and are shown in the full feed — but their importance level is capped at LOW. Executive changes and deals are kept at MEDIUM regardless of lexicon match, because leadership moves and M&amp;A are strategically important even when they do not explicitly mention the drug name.</w:t>
+        <w:t xml:space="preserve">Rationale: without this gate, filings from a large competitor like Takeda — which spans oncology, rare disease, GI, and neuroscience — would flood the feed with signals irrelevant to HAE. The gate narrows the 90-day window from hundreds of signals to the roughly 12–15 that concern the user's specific indication. Signals that fail are stored and still shown in the full feed, but their importance is capped at LOW. Executive changes and deals are kept at MEDIUM regardless, as leadership moves and M&amp;A matter even without a drug name mention.</w:t>
       </w:r>
     </w:p>
     <w:p>
@@ -1876,12 +1877,15 @@
     </w:p>
     <w:p>
       <w:pPr>
-        <w:spacing w:after="80"/>
+        <w:spacing w:after="80" w:before="160"/>
       </w:pPr>
       <w:r>
         <w:rPr>
           <w:b/>
           <w:bCs/>
+          <w:color w:val="0A2472"/>
+          <w:sz w:val="21"/>
+          <w:szCs w:val="21"/>
         </w:rPr>
         <w:t xml:space="preserve">Step 4 — Importance scoring (read time)</w:t>
       </w:r>
@@ -1891,7 +1895,7 @@
         <w:spacing w:after="120"/>
       </w:pPr>
       <w:r>
-        <w:t xml:space="preserve">Relevant signals are assigned a tier (HIGH / MEDIUM / LOW) based on a keyword and item-code scoring rule:</w:t>
+        <w:t xml:space="preserve">Relevant signals are assigned a tier based on keyword and item-code rules:</w:t>
       </w:r>
     </w:p>
     <w:p>
@@ -1910,7 +1914,7 @@
         <w:t xml:space="preserve">HIGH: </w:t>
       </w:r>
       <w:r>
-        <w:t xml:space="preserve">M&amp;A completions (SEC item 2.01), NDA/BLA/MAA regulatory filings, PDUFA dates, advisory committee notices, HTA decisions, label expansion.</w:t>
+        <w:t xml:space="preserve">M&amp;A completions (SEC item 2.01), NDA/BLA/MAA regulatory filings, PDUFA dates, advisory committee notices, HTA decisions, label expansion. Any MEDIUM signal within 60 days of its date is promoted to HIGH (imminent-catalyst bump).</w:t>
       </w:r>
     </w:p>
     <w:p>
@@ -1929,7 +1933,7 @@
         <w:t xml:space="preserve">MEDIUM: </w:t>
       </w:r>
       <w:r>
-        <w:t xml:space="preserve">Early-phase trial starts, interim readouts, earnings disclosures, C-suite appointments, guideline updates. Any MEDIUM signal within 60 days of its date is promoted to HIGH (imminent-catalyst bump).</w:t>
+        <w:t xml:space="preserve">Early-phase trial starts, interim readouts, earnings disclosures, C-suite appointments, guideline updates.</w:t>
       </w:r>
     </w:p>
     <w:p>
@@ -1948,7 +1952,7 @@
         <w:t xml:space="preserve">LOW: </w:t>
       </w:r>
       <w:r>
-        <w:t xml:space="preserve">Press releases, investor relations updates, publications with no specific trial milestone.</w:t>
+        <w:t xml:space="preserve">Press releases, IR updates, publications with no specific trial milestone.</w:t>
       </w:r>
     </w:p>
     <w:p>
@@ -1975,7 +1979,7 @@
         <w:t xml:space="preserve">War Room (/): </w:t>
       </w:r>
       <w:r>
-        <w:t xml:space="preserve">Top 5 signals that are both readable and relevant, sorted by importance then recency. Market weather, weekly digest, and tracked-competitor cards.</w:t>
+        <w:t xml:space="preserve">Top 5 signals that are readable and relevant, sorted by importance then recency. Market weather, weekly digest, tracked-competitor cards.</w:t>
       </w:r>
     </w:p>
     <w:p>
@@ -2032,7 +2036,7 @@
         <w:t xml:space="preserve">Intelligence Feed (/intelligence): </w:t>
       </w:r>
       <w:r>
-        <w:t xml:space="preserve">Regulatory calendar (EMA + FDA upcoming events), documents, and market developments.</w:t>
+        <w:t xml:space="preserve">Regulatory calendar, documents, and market developments.</w:t>
       </w:r>
     </w:p>
     <w:p>
@@ -2060,7 +2064,7 @@
           <w:sz w:val="18"/>
           <w:szCs w:val="18"/>
         </w:rPr>
-        <w:t xml:space="preserve">All figures pulled live from the production database on 25 June 2026. Named queries are in Appendix B.</w:t>
+        <w:t xml:space="preserve">All figures pulled live from the production database on 25 June 2026. Named queries in Appendix B.</w:t>
       </w:r>
     </w:p>
     <w:p>
@@ -3267,7 +3271,7 @@
           <w:sz w:val="18"/>
           <w:szCs w:val="18"/>
         </w:rPr>
-        <w:t xml:space="preserve">A small "congress" bucket of 8 abstracts is not attributed to a specific company and is excluded above.</w:t>
+        <w:t xml:space="preserve">A "congress" bucket of 8 abstracts is not attributed to a specific company and is excluded above.</w:t>
       </w:r>
     </w:p>
     <w:p>
@@ -3780,7 +3784,7 @@
           <w:sz w:val="18"/>
           <w:szCs w:val="18"/>
         </w:rPr>
-        <w:t xml:space="preserve">Three newer signal types — trial_update, label_update, and messaging_shift — show 0 today because their change-detection baselines have not yet completed a first production run. This is expected behaviour (first-run silence by design).</w:t>
+        <w:t xml:space="preserve">Three newer types — trial_update, label_update, and messaging_shift — show 0 today because their change-detection baselines have not yet completed a first production run (first-run silence by design).</w:t>
       </w:r>
     </w:p>
     <w:p>
@@ -4282,6 +4286,43 @@
       </w:tr>
     </w:tbl>
     <w:p>
+      <w:r>
+        <w:br w:type="page"/>
+      </w:r>
+    </w:p>
+    <w:p>
+      <w:pPr>
+        <w:pStyle w:val="Heading1"/>
+      </w:pPr>
+      <w:r>
+        <w:t xml:space="preserve">4. How signals are classified: types and categories</w:t>
+      </w:r>
+    </w:p>
+    <w:p>
+      <w:pPr>
+        <w:spacing w:after="120"/>
+      </w:pPr>
+      <w:r>
+        <w:t xml:space="preserve">Signal classification happens in two separate layers, applied at different times and for different purposes.</w:t>
+      </w:r>
+    </w:p>
+    <w:p>
+      <w:pPr>
+        <w:pStyle w:val="Heading2"/>
+      </w:pPr>
+      <w:r>
+        <w:t xml:space="preserve">Layer 1 — Signal type (set at ingest, stored in the database)</w:t>
+      </w:r>
+    </w:p>
+    <w:p>
+      <w:pPr>
+        <w:spacing w:after="120"/>
+      </w:pPr>
+      <w:r>
+        <w:t xml:space="preserve">The signal_type column in company_signals is written once when data first arrives. The method depends entirely on the source.</w:t>
+      </w:r>
+    </w:p>
+    <w:p>
       <w:pPr>
         <w:spacing w:after="80"/>
       </w:pPr>
@@ -4291,10 +4332,3584 @@
     </w:p>
     <w:p>
       <w:pPr>
+        <w:spacing w:after="80" w:before="160"/>
+      </w:pPr>
+      <w:r>
+        <w:rPr>
+          <w:b/>
+          <w:bCs/>
+          <w:color w:val="0A2472"/>
+          <w:sz w:val="21"/>
+          <w:szCs w:val="21"/>
+        </w:rPr>
+        <w:t xml:space="preserve">Rule-based from structured metadata (no guesswork)</w:t>
+      </w:r>
+    </w:p>
+    <w:p>
+      <w:pPr>
+        <w:spacing w:after="120"/>
+      </w:pPr>
+      <w:r>
+        <w:t xml:space="preserve">Where the source provides structured, machine-readable metadata, classification is deterministic:</w:t>
+      </w:r>
+    </w:p>
+    <w:tbl>
+      <w:tblPr>
+        <w:tblW w:type="dxa" w:w="9360"/>
+        <w:tblBorders>
+          <w:top w:val="single" w:color="auto" w:sz="4"/>
+          <w:left w:val="single" w:color="auto" w:sz="4"/>
+          <w:bottom w:val="single" w:color="auto" w:sz="4"/>
+          <w:right w:val="single" w:color="auto" w:sz="4"/>
+          <w:insideH w:val="single" w:color="auto" w:sz="4"/>
+          <w:insideV w:val="single" w:color="auto" w:sz="4"/>
+        </w:tblBorders>
+      </w:tblPr>
+      <w:tblGrid>
+        <w:gridCol w:w="2200"/>
+        <w:gridCol w:w="4200"/>
+        <w:gridCol w:w="1600"/>
+        <w:gridCol w:w="1360"/>
+      </w:tblGrid>
+      <w:tr>
+        <w:trPr>
+          <w:tblHeader/>
+        </w:trPr>
+        <w:tc>
+          <w:tcPr>
+            <w:tcW w:type="dxa" w:w="2200"/>
+            <w:tcBorders>
+              <w:top w:val="single" w:color="CCCCCC" w:sz="1"/>
+              <w:left w:val="single" w:color="CCCCCC" w:sz="1"/>
+              <w:bottom w:val="single" w:color="CCCCCC" w:sz="1"/>
+              <w:right w:val="single" w:color="CCCCCC" w:sz="1"/>
+            </w:tcBorders>
+            <w:shd w:fill="0A2472" w:val="clear"/>
+            <w:tcMar>
+              <w:top w:type="dxa" w:w="80"/>
+              <w:left w:type="dxa" w:w="120"/>
+              <w:bottom w:type="dxa" w:w="80"/>
+              <w:right w:type="dxa" w:w="120"/>
+            </w:tcMar>
+            <w:vAlign w:val="center"/>
+          </w:tcPr>
+          <w:p>
+            <w:r>
+              <w:rPr>
+                <w:b/>
+                <w:bCs/>
+                <w:color w:val="FFFFFF"/>
+                <w:sz w:val="19"/>
+                <w:szCs w:val="19"/>
+              </w:rPr>
+              <w:t xml:space="preserve">Source</w:t>
+            </w:r>
+          </w:p>
+        </w:tc>
+        <w:tc>
+          <w:tcPr>
+            <w:tcW w:type="dxa" w:w="4200"/>
+            <w:tcBorders>
+              <w:top w:val="single" w:color="CCCCCC" w:sz="1"/>
+              <w:left w:val="single" w:color="CCCCCC" w:sz="1"/>
+              <w:bottom w:val="single" w:color="CCCCCC" w:sz="1"/>
+              <w:right w:val="single" w:color="CCCCCC" w:sz="1"/>
+            </w:tcBorders>
+            <w:shd w:fill="0A2472" w:val="clear"/>
+            <w:tcMar>
+              <w:top w:type="dxa" w:w="80"/>
+              <w:left w:type="dxa" w:w="120"/>
+              <w:bottom w:type="dxa" w:w="80"/>
+              <w:right w:type="dxa" w:w="120"/>
+            </w:tcMar>
+            <w:vAlign w:val="center"/>
+          </w:tcPr>
+          <w:p>
+            <w:r>
+              <w:rPr>
+                <w:b/>
+                <w:bCs/>
+                <w:color w:val="FFFFFF"/>
+                <w:sz w:val="19"/>
+                <w:szCs w:val="19"/>
+              </w:rPr>
+              <w:t xml:space="preserve">Classification rule</w:t>
+            </w:r>
+          </w:p>
+        </w:tc>
+        <w:tc>
+          <w:tcPr>
+            <w:tcW w:type="dxa" w:w="1600"/>
+            <w:tcBorders>
+              <w:top w:val="single" w:color="CCCCCC" w:sz="1"/>
+              <w:left w:val="single" w:color="CCCCCC" w:sz="1"/>
+              <w:bottom w:val="single" w:color="CCCCCC" w:sz="1"/>
+              <w:right w:val="single" w:color="CCCCCC" w:sz="1"/>
+            </w:tcBorders>
+            <w:shd w:fill="0A2472" w:val="clear"/>
+            <w:tcMar>
+              <w:top w:type="dxa" w:w="80"/>
+              <w:left w:type="dxa" w:w="120"/>
+              <w:bottom w:type="dxa" w:w="80"/>
+              <w:right w:type="dxa" w:w="120"/>
+            </w:tcMar>
+            <w:vAlign w:val="center"/>
+          </w:tcPr>
+          <w:p>
+            <w:r>
+              <w:rPr>
+                <w:b/>
+                <w:bCs/>
+                <w:color w:val="FFFFFF"/>
+                <w:sz w:val="19"/>
+                <w:szCs w:val="19"/>
+              </w:rPr>
+              <w:t xml:space="preserve">Signal types produced</w:t>
+            </w:r>
+          </w:p>
+        </w:tc>
+        <w:tc>
+          <w:tcPr>
+            <w:tcW w:type="dxa" w:w="1360"/>
+            <w:tcBorders>
+              <w:top w:val="single" w:color="CCCCCC" w:sz="1"/>
+              <w:left w:val="single" w:color="CCCCCC" w:sz="1"/>
+              <w:bottom w:val="single" w:color="CCCCCC" w:sz="1"/>
+              <w:right w:val="single" w:color="CCCCCC" w:sz="1"/>
+            </w:tcBorders>
+            <w:shd w:fill="0A2472" w:val="clear"/>
+            <w:tcMar>
+              <w:top w:type="dxa" w:w="80"/>
+              <w:left w:type="dxa" w:w="120"/>
+              <w:bottom w:type="dxa" w:w="80"/>
+              <w:right w:type="dxa" w:w="120"/>
+            </w:tcMar>
+            <w:vAlign w:val="center"/>
+          </w:tcPr>
+          <w:p>
+            <w:r>
+              <w:rPr>
+                <w:b/>
+                <w:bCs/>
+                <w:color w:val="FFFFFF"/>
+                <w:sz w:val="19"/>
+                <w:szCs w:val="19"/>
+              </w:rPr>
+              <w:t xml:space="preserve">Rationale</w:t>
+            </w:r>
+          </w:p>
+        </w:tc>
+      </w:tr>
+      <w:tr>
+        <w:tc>
+          <w:tcPr>
+            <w:tcW w:type="dxa" w:w="2200"/>
+            <w:tcBorders>
+              <w:top w:val="single" w:color="CCCCCC" w:sz="1"/>
+              <w:left w:val="single" w:color="CCCCCC" w:sz="1"/>
+              <w:bottom w:val="single" w:color="CCCCCC" w:sz="1"/>
+              <w:right w:val="single" w:color="CCCCCC" w:sz="1"/>
+            </w:tcBorders>
+            <w:tcMar>
+              <w:top w:type="dxa" w:w="80"/>
+              <w:left w:type="dxa" w:w="120"/>
+              <w:bottom w:type="dxa" w:w="80"/>
+              <w:right w:type="dxa" w:w="120"/>
+            </w:tcMar>
+            <w:vAlign w:val="center"/>
+          </w:tcPr>
+          <w:p>
+            <w:r>
+              <w:rPr>
+                <w:sz w:val="19"/>
+                <w:szCs w:val="19"/>
+              </w:rPr>
+              <w:t xml:space="preserve">SEC EDGAR 8-K</w:t>
+            </w:r>
+          </w:p>
+        </w:tc>
+        <w:tc>
+          <w:tcPr>
+            <w:tcW w:type="dxa" w:w="4200"/>
+            <w:tcBorders>
+              <w:top w:val="single" w:color="CCCCCC" w:sz="1"/>
+              <w:left w:val="single" w:color="CCCCCC" w:sz="1"/>
+              <w:bottom w:val="single" w:color="CCCCCC" w:sz="1"/>
+              <w:right w:val="single" w:color="CCCCCC" w:sz="1"/>
+            </w:tcBorders>
+            <w:tcMar>
+              <w:top w:type="dxa" w:w="80"/>
+              <w:left w:type="dxa" w:w="120"/>
+              <w:bottom w:type="dxa" w:w="80"/>
+              <w:right w:type="dxa" w:w="120"/>
+            </w:tcMar>
+            <w:vAlign w:val="center"/>
+          </w:tcPr>
+          <w:p>
+            <w:r>
+              <w:rPr>
+                <w:sz w:val="19"/>
+                <w:szCs w:val="19"/>
+              </w:rPr>
+              <w:t xml:space="preserve">SEC item code from the filing index — assigned by the filer at submission time, mandated by the SEC:
+1.01 or 2.01 → deal
+5.02 → exec_change
+8.01 → press_release</w:t>
+            </w:r>
+          </w:p>
+        </w:tc>
+        <w:tc>
+          <w:tcPr>
+            <w:tcW w:type="dxa" w:w="1600"/>
+            <w:tcBorders>
+              <w:top w:val="single" w:color="CCCCCC" w:sz="1"/>
+              <w:left w:val="single" w:color="CCCCCC" w:sz="1"/>
+              <w:bottom w:val="single" w:color="CCCCCC" w:sz="1"/>
+              <w:right w:val="single" w:color="CCCCCC" w:sz="1"/>
+            </w:tcBorders>
+            <w:tcMar>
+              <w:top w:type="dxa" w:w="80"/>
+              <w:left w:type="dxa" w:w="120"/>
+              <w:bottom w:type="dxa" w:w="80"/>
+              <w:right w:type="dxa" w:w="120"/>
+            </w:tcMar>
+            <w:vAlign w:val="center"/>
+          </w:tcPr>
+          <w:p>
+            <w:r>
+              <w:rPr>
+                <w:sz w:val="19"/>
+                <w:szCs w:val="19"/>
+              </w:rPr>
+              <w:t xml:space="preserve">deal, exec_change, press_release</w:t>
+            </w:r>
+          </w:p>
+        </w:tc>
+        <w:tc>
+          <w:tcPr>
+            <w:tcW w:type="dxa" w:w="1360"/>
+            <w:tcBorders>
+              <w:top w:val="single" w:color="CCCCCC" w:sz="1"/>
+              <w:left w:val="single" w:color="CCCCCC" w:sz="1"/>
+              <w:bottom w:val="single" w:color="CCCCCC" w:sz="1"/>
+              <w:right w:val="single" w:color="CCCCCC" w:sz="1"/>
+            </w:tcBorders>
+            <w:tcMar>
+              <w:top w:type="dxa" w:w="80"/>
+              <w:left w:type="dxa" w:w="120"/>
+              <w:bottom w:type="dxa" w:w="80"/>
+              <w:right w:type="dxa" w:w="120"/>
+            </w:tcMar>
+            <w:vAlign w:val="center"/>
+          </w:tcPr>
+          <w:p>
+            <w:r>
+              <w:rPr>
+                <w:sz w:val="19"/>
+                <w:szCs w:val="19"/>
+              </w:rPr>
+              <w:t xml:space="preserve">Item codes are assigned by the filer under SEC rules — there is no ambiguity or inference involved.</w:t>
+            </w:r>
+          </w:p>
+        </w:tc>
+      </w:tr>
+      <w:tr>
+        <w:tc>
+          <w:tcPr>
+            <w:tcW w:type="dxa" w:w="2200"/>
+            <w:tcBorders>
+              <w:top w:val="single" w:color="CCCCCC" w:sz="1"/>
+              <w:left w:val="single" w:color="CCCCCC" w:sz="1"/>
+              <w:bottom w:val="single" w:color="CCCCCC" w:sz="1"/>
+              <w:right w:val="single" w:color="CCCCCC" w:sz="1"/>
+            </w:tcBorders>
+            <w:shd w:fill="F4F8FE" w:val="clear"/>
+            <w:tcMar>
+              <w:top w:type="dxa" w:w="80"/>
+              <w:left w:type="dxa" w:w="120"/>
+              <w:bottom w:type="dxa" w:w="80"/>
+              <w:right w:type="dxa" w:w="120"/>
+            </w:tcMar>
+            <w:vAlign w:val="center"/>
+          </w:tcPr>
+          <w:p>
+            <w:r>
+              <w:rPr>
+                <w:sz w:val="19"/>
+                <w:szCs w:val="19"/>
+              </w:rPr>
+              <w:t xml:space="preserve">openFDA labels</w:t>
+            </w:r>
+          </w:p>
+        </w:tc>
+        <w:tc>
+          <w:tcPr>
+            <w:tcW w:type="dxa" w:w="4200"/>
+            <w:tcBorders>
+              <w:top w:val="single" w:color="CCCCCC" w:sz="1"/>
+              <w:left w:val="single" w:color="CCCCCC" w:sz="1"/>
+              <w:bottom w:val="single" w:color="CCCCCC" w:sz="1"/>
+              <w:right w:val="single" w:color="CCCCCC" w:sz="1"/>
+            </w:tcBorders>
+            <w:shd w:fill="F4F8FE" w:val="clear"/>
+            <w:tcMar>
+              <w:top w:type="dxa" w:w="80"/>
+              <w:left w:type="dxa" w:w="120"/>
+              <w:bottom w:type="dxa" w:w="80"/>
+              <w:right w:type="dxa" w:w="120"/>
+            </w:tcMar>
+            <w:vAlign w:val="center"/>
+          </w:tcPr>
+          <w:p>
+            <w:r>
+              <w:rPr>
+                <w:sz w:val="19"/>
+                <w:szCs w:val="19"/>
+              </w:rPr>
+              <w:t xml:space="preserve">Hash of label section text differs from stored baseline → always label_update</w:t>
+            </w:r>
+          </w:p>
+        </w:tc>
+        <w:tc>
+          <w:tcPr>
+            <w:tcW w:type="dxa" w:w="1600"/>
+            <w:tcBorders>
+              <w:top w:val="single" w:color="CCCCCC" w:sz="1"/>
+              <w:left w:val="single" w:color="CCCCCC" w:sz="1"/>
+              <w:bottom w:val="single" w:color="CCCCCC" w:sz="1"/>
+              <w:right w:val="single" w:color="CCCCCC" w:sz="1"/>
+            </w:tcBorders>
+            <w:shd w:fill="F4F8FE" w:val="clear"/>
+            <w:tcMar>
+              <w:top w:type="dxa" w:w="80"/>
+              <w:left w:type="dxa" w:w="120"/>
+              <w:bottom w:type="dxa" w:w="80"/>
+              <w:right w:type="dxa" w:w="120"/>
+            </w:tcMar>
+            <w:vAlign w:val="center"/>
+          </w:tcPr>
+          <w:p>
+            <w:r>
+              <w:rPr>
+                <w:sz w:val="19"/>
+                <w:szCs w:val="19"/>
+              </w:rPr>
+              <w:t xml:space="preserve">label_update</w:t>
+            </w:r>
+          </w:p>
+        </w:tc>
+        <w:tc>
+          <w:tcPr>
+            <w:tcW w:type="dxa" w:w="1360"/>
+            <w:tcBorders>
+              <w:top w:val="single" w:color="CCCCCC" w:sz="1"/>
+              <w:left w:val="single" w:color="CCCCCC" w:sz="1"/>
+              <w:bottom w:val="single" w:color="CCCCCC" w:sz="1"/>
+              <w:right w:val="single" w:color="CCCCCC" w:sz="1"/>
+            </w:tcBorders>
+            <w:shd w:fill="F4F8FE" w:val="clear"/>
+            <w:tcMar>
+              <w:top w:type="dxa" w:w="80"/>
+              <w:left w:type="dxa" w:w="120"/>
+              <w:bottom w:type="dxa" w:w="80"/>
+              <w:right w:type="dxa" w:w="120"/>
+            </w:tcMar>
+            <w:vAlign w:val="center"/>
+          </w:tcPr>
+          <w:p>
+            <w:r>
+              <w:rPr>
+                <w:sz w:val="19"/>
+                <w:szCs w:val="19"/>
+              </w:rPr>
+              <w:t xml:space="preserve">If the hash differs it is by definition a label change — no classification needed.</w:t>
+            </w:r>
+          </w:p>
+        </w:tc>
+      </w:tr>
+      <w:tr>
+        <w:tc>
+          <w:tcPr>
+            <w:tcW w:type="dxa" w:w="2200"/>
+            <w:tcBorders>
+              <w:top w:val="single" w:color="CCCCCC" w:sz="1"/>
+              <w:left w:val="single" w:color="CCCCCC" w:sz="1"/>
+              <w:bottom w:val="single" w:color="CCCCCC" w:sz="1"/>
+              <w:right w:val="single" w:color="CCCCCC" w:sz="1"/>
+            </w:tcBorders>
+            <w:tcMar>
+              <w:top w:type="dxa" w:w="80"/>
+              <w:left w:type="dxa" w:w="120"/>
+              <w:bottom w:type="dxa" w:w="80"/>
+              <w:right w:type="dxa" w:w="120"/>
+            </w:tcMar>
+            <w:vAlign w:val="center"/>
+          </w:tcPr>
+          <w:p>
+            <w:r>
+              <w:rPr>
+                <w:sz w:val="19"/>
+                <w:szCs w:val="19"/>
+              </w:rPr>
+              <w:t xml:space="preserve">ClinicalTrials.gov</w:t>
+            </w:r>
+          </w:p>
+        </w:tc>
+        <w:tc>
+          <w:tcPr>
+            <w:tcW w:type="dxa" w:w="4200"/>
+            <w:tcBorders>
+              <w:top w:val="single" w:color="CCCCCC" w:sz="1"/>
+              <w:left w:val="single" w:color="CCCCCC" w:sz="1"/>
+              <w:bottom w:val="single" w:color="CCCCCC" w:sz="1"/>
+              <w:right w:val="single" w:color="CCCCCC" w:sz="1"/>
+            </w:tcBorders>
+            <w:tcMar>
+              <w:top w:type="dxa" w:w="80"/>
+              <w:left w:type="dxa" w:w="120"/>
+              <w:bottom w:type="dxa" w:w="80"/>
+              <w:right w:type="dxa" w:w="120"/>
+            </w:tcMar>
+            <w:vAlign w:val="center"/>
+          </w:tcPr>
+          <w:p>
+            <w:r>
+              <w:rPr>
+                <w:sz w:val="19"/>
+                <w:szCs w:val="19"/>
+              </w:rPr>
+              <w:t xml:space="preserve">Hash of {status, phase, completion_date, title} differs from stored baseline → always trial_update</w:t>
+            </w:r>
+          </w:p>
+        </w:tc>
+        <w:tc>
+          <w:tcPr>
+            <w:tcW w:type="dxa" w:w="1600"/>
+            <w:tcBorders>
+              <w:top w:val="single" w:color="CCCCCC" w:sz="1"/>
+              <w:left w:val="single" w:color="CCCCCC" w:sz="1"/>
+              <w:bottom w:val="single" w:color="CCCCCC" w:sz="1"/>
+              <w:right w:val="single" w:color="CCCCCC" w:sz="1"/>
+            </w:tcBorders>
+            <w:tcMar>
+              <w:top w:type="dxa" w:w="80"/>
+              <w:left w:type="dxa" w:w="120"/>
+              <w:bottom w:type="dxa" w:w="80"/>
+              <w:right w:type="dxa" w:w="120"/>
+            </w:tcMar>
+            <w:vAlign w:val="center"/>
+          </w:tcPr>
+          <w:p>
+            <w:r>
+              <w:rPr>
+                <w:sz w:val="19"/>
+                <w:szCs w:val="19"/>
+              </w:rPr>
+              <w:t xml:space="preserve">trial_update</w:t>
+            </w:r>
+          </w:p>
+        </w:tc>
+        <w:tc>
+          <w:tcPr>
+            <w:tcW w:type="dxa" w:w="1360"/>
+            <w:tcBorders>
+              <w:top w:val="single" w:color="CCCCCC" w:sz="1"/>
+              <w:left w:val="single" w:color="CCCCCC" w:sz="1"/>
+              <w:bottom w:val="single" w:color="CCCCCC" w:sz="1"/>
+              <w:right w:val="single" w:color="CCCCCC" w:sz="1"/>
+            </w:tcBorders>
+            <w:tcMar>
+              <w:top w:type="dxa" w:w="80"/>
+              <w:left w:type="dxa" w:w="120"/>
+              <w:bottom w:type="dxa" w:w="80"/>
+              <w:right w:type="dxa" w:w="120"/>
+            </w:tcMar>
+            <w:vAlign w:val="center"/>
+          </w:tcPr>
+          <w:p>
+            <w:r>
+              <w:rPr>
+                <w:sz w:val="19"/>
+                <w:szCs w:val="19"/>
+              </w:rPr>
+              <w:t xml:space="preserve">Same principle: any meaningful change to these four fields is a trial update by definition.</w:t>
+            </w:r>
+          </w:p>
+        </w:tc>
+      </w:tr>
+      <w:tr>
+        <w:tc>
+          <w:tcPr>
+            <w:tcW w:type="dxa" w:w="2200"/>
+            <w:tcBorders>
+              <w:top w:val="single" w:color="CCCCCC" w:sz="1"/>
+              <w:left w:val="single" w:color="CCCCCC" w:sz="1"/>
+              <w:bottom w:val="single" w:color="CCCCCC" w:sz="1"/>
+              <w:right w:val="single" w:color="CCCCCC" w:sz="1"/>
+            </w:tcBorders>
+            <w:shd w:fill="F4F8FE" w:val="clear"/>
+            <w:tcMar>
+              <w:top w:type="dxa" w:w="80"/>
+              <w:left w:type="dxa" w:w="120"/>
+              <w:bottom w:type="dxa" w:w="80"/>
+              <w:right w:type="dxa" w:w="120"/>
+            </w:tcMar>
+            <w:vAlign w:val="center"/>
+          </w:tcPr>
+          <w:p>
+            <w:r>
+              <w:rPr>
+                <w:sz w:val="19"/>
+                <w:szCs w:val="19"/>
+              </w:rPr>
+              <w:t xml:space="preserve">PubMed</w:t>
+            </w:r>
+          </w:p>
+        </w:tc>
+        <w:tc>
+          <w:tcPr>
+            <w:tcW w:type="dxa" w:w="4200"/>
+            <w:tcBorders>
+              <w:top w:val="single" w:color="CCCCCC" w:sz="1"/>
+              <w:left w:val="single" w:color="CCCCCC" w:sz="1"/>
+              <w:bottom w:val="single" w:color="CCCCCC" w:sz="1"/>
+              <w:right w:val="single" w:color="CCCCCC" w:sz="1"/>
+            </w:tcBorders>
+            <w:shd w:fill="F4F8FE" w:val="clear"/>
+            <w:tcMar>
+              <w:top w:type="dxa" w:w="80"/>
+              <w:left w:type="dxa" w:w="120"/>
+              <w:bottom w:type="dxa" w:w="80"/>
+              <w:right w:type="dxa" w:w="120"/>
+            </w:tcMar>
+            <w:vAlign w:val="center"/>
+          </w:tcPr>
+          <w:p>
+            <w:r>
+              <w:rPr>
+                <w:sz w:val="19"/>
+                <w:szCs w:val="19"/>
+              </w:rPr>
+              <w:t xml:space="preserve">Always publication — every row from PubMed is a peer-reviewed journal article.</w:t>
+            </w:r>
+          </w:p>
+        </w:tc>
+        <w:tc>
+          <w:tcPr>
+            <w:tcW w:type="dxa" w:w="1600"/>
+            <w:tcBorders>
+              <w:top w:val="single" w:color="CCCCCC" w:sz="1"/>
+              <w:left w:val="single" w:color="CCCCCC" w:sz="1"/>
+              <w:bottom w:val="single" w:color="CCCCCC" w:sz="1"/>
+              <w:right w:val="single" w:color="CCCCCC" w:sz="1"/>
+            </w:tcBorders>
+            <w:shd w:fill="F4F8FE" w:val="clear"/>
+            <w:tcMar>
+              <w:top w:type="dxa" w:w="80"/>
+              <w:left w:type="dxa" w:w="120"/>
+              <w:bottom w:type="dxa" w:w="80"/>
+              <w:right w:type="dxa" w:w="120"/>
+            </w:tcMar>
+            <w:vAlign w:val="center"/>
+          </w:tcPr>
+          <w:p>
+            <w:r>
+              <w:rPr>
+                <w:sz w:val="19"/>
+                <w:szCs w:val="19"/>
+              </w:rPr>
+              <w:t xml:space="preserve">publication</w:t>
+            </w:r>
+          </w:p>
+        </w:tc>
+        <w:tc>
+          <w:tcPr>
+            <w:tcW w:type="dxa" w:w="1360"/>
+            <w:tcBorders>
+              <w:top w:val="single" w:color="CCCCCC" w:sz="1"/>
+              <w:left w:val="single" w:color="CCCCCC" w:sz="1"/>
+              <w:bottom w:val="single" w:color="CCCCCC" w:sz="1"/>
+              <w:right w:val="single" w:color="CCCCCC" w:sz="1"/>
+            </w:tcBorders>
+            <w:shd w:fill="F4F8FE" w:val="clear"/>
+            <w:tcMar>
+              <w:top w:type="dxa" w:w="80"/>
+              <w:left w:type="dxa" w:w="120"/>
+              <w:bottom w:type="dxa" w:w="80"/>
+              <w:right w:type="dxa" w:w="120"/>
+            </w:tcMar>
+            <w:vAlign w:val="center"/>
+          </w:tcPr>
+          <w:p>
+            <w:r>
+              <w:rPr>
+                <w:sz w:val="19"/>
+                <w:szCs w:val="19"/>
+              </w:rPr>
+              <w:t xml:space="preserve">Source is definitionally scientific literature.</w:t>
+            </w:r>
+          </w:p>
+        </w:tc>
+      </w:tr>
+      <w:tr>
+        <w:tc>
+          <w:tcPr>
+            <w:tcW w:type="dxa" w:w="2200"/>
+            <w:tcBorders>
+              <w:top w:val="single" w:color="CCCCCC" w:sz="1"/>
+              <w:left w:val="single" w:color="CCCCCC" w:sz="1"/>
+              <w:bottom w:val="single" w:color="CCCCCC" w:sz="1"/>
+              <w:right w:val="single" w:color="CCCCCC" w:sz="1"/>
+            </w:tcBorders>
+            <w:tcMar>
+              <w:top w:type="dxa" w:w="80"/>
+              <w:left w:type="dxa" w:w="120"/>
+              <w:bottom w:type="dxa" w:w="80"/>
+              <w:right w:type="dxa" w:w="120"/>
+            </w:tcMar>
+            <w:vAlign w:val="center"/>
+          </w:tcPr>
+          <w:p>
+            <w:r>
+              <w:rPr>
+                <w:sz w:val="19"/>
+                <w:szCs w:val="19"/>
+              </w:rPr>
+              <w:t xml:space="preserve">NICE HTA</w:t>
+            </w:r>
+          </w:p>
+        </w:tc>
+        <w:tc>
+          <w:tcPr>
+            <w:tcW w:type="dxa" w:w="4200"/>
+            <w:tcBorders>
+              <w:top w:val="single" w:color="CCCCCC" w:sz="1"/>
+              <w:left w:val="single" w:color="CCCCCC" w:sz="1"/>
+              <w:bottom w:val="single" w:color="CCCCCC" w:sz="1"/>
+              <w:right w:val="single" w:color="CCCCCC" w:sz="1"/>
+            </w:tcBorders>
+            <w:tcMar>
+              <w:top w:type="dxa" w:w="80"/>
+              <w:left w:type="dxa" w:w="120"/>
+              <w:bottom w:type="dxa" w:w="80"/>
+              <w:right w:type="dxa" w:w="120"/>
+            </w:tcMar>
+            <w:vAlign w:val="center"/>
+          </w:tcPr>
+          <w:p>
+            <w:r>
+              <w:rPr>
+                <w:sz w:val="19"/>
+                <w:szCs w:val="19"/>
+              </w:rPr>
+              <w:t xml:space="preserve">Always hta_decision — source is exclusively NICE health-technology assessment guidance pages.</w:t>
+            </w:r>
+          </w:p>
+        </w:tc>
+        <w:tc>
+          <w:tcPr>
+            <w:tcW w:type="dxa" w:w="1600"/>
+            <w:tcBorders>
+              <w:top w:val="single" w:color="CCCCCC" w:sz="1"/>
+              <w:left w:val="single" w:color="CCCCCC" w:sz="1"/>
+              <w:bottom w:val="single" w:color="CCCCCC" w:sz="1"/>
+              <w:right w:val="single" w:color="CCCCCC" w:sz="1"/>
+            </w:tcBorders>
+            <w:tcMar>
+              <w:top w:type="dxa" w:w="80"/>
+              <w:left w:type="dxa" w:w="120"/>
+              <w:bottom w:type="dxa" w:w="80"/>
+              <w:right w:type="dxa" w:w="120"/>
+            </w:tcMar>
+            <w:vAlign w:val="center"/>
+          </w:tcPr>
+          <w:p>
+            <w:r>
+              <w:rPr>
+                <w:sz w:val="19"/>
+                <w:szCs w:val="19"/>
+              </w:rPr>
+              <w:t xml:space="preserve">hta_decision</w:t>
+            </w:r>
+          </w:p>
+        </w:tc>
+        <w:tc>
+          <w:tcPr>
+            <w:tcW w:type="dxa" w:w="1360"/>
+            <w:tcBorders>
+              <w:top w:val="single" w:color="CCCCCC" w:sz="1"/>
+              <w:left w:val="single" w:color="CCCCCC" w:sz="1"/>
+              <w:bottom w:val="single" w:color="CCCCCC" w:sz="1"/>
+              <w:right w:val="single" w:color="CCCCCC" w:sz="1"/>
+            </w:tcBorders>
+            <w:tcMar>
+              <w:top w:type="dxa" w:w="80"/>
+              <w:left w:type="dxa" w:w="120"/>
+              <w:bottom w:type="dxa" w:w="80"/>
+              <w:right w:type="dxa" w:w="120"/>
+            </w:tcMar>
+            <w:vAlign w:val="center"/>
+          </w:tcPr>
+          <w:p>
+            <w:r>
+              <w:rPr>
+                <w:sz w:val="19"/>
+                <w:szCs w:val="19"/>
+              </w:rPr>
+              <w:t xml:space="preserve">Source is definitionally an HTA decision.</w:t>
+            </w:r>
+          </w:p>
+        </w:tc>
+      </w:tr>
+      <w:tr>
+        <w:tc>
+          <w:tcPr>
+            <w:tcW w:type="dxa" w:w="2200"/>
+            <w:tcBorders>
+              <w:top w:val="single" w:color="CCCCCC" w:sz="1"/>
+              <w:left w:val="single" w:color="CCCCCC" w:sz="1"/>
+              <w:bottom w:val="single" w:color="CCCCCC" w:sz="1"/>
+              <w:right w:val="single" w:color="CCCCCC" w:sz="1"/>
+            </w:tcBorders>
+            <w:shd w:fill="F4F8FE" w:val="clear"/>
+            <w:tcMar>
+              <w:top w:type="dxa" w:w="80"/>
+              <w:left w:type="dxa" w:w="120"/>
+              <w:bottom w:type="dxa" w:w="80"/>
+              <w:right w:type="dxa" w:w="120"/>
+            </w:tcMar>
+            <w:vAlign w:val="center"/>
+          </w:tcPr>
+          <w:p>
+            <w:r>
+              <w:rPr>
+                <w:sz w:val="19"/>
+                <w:szCs w:val="19"/>
+              </w:rPr>
+              <w:t xml:space="preserve">Federal Register</w:t>
+            </w:r>
+          </w:p>
+        </w:tc>
+        <w:tc>
+          <w:tcPr>
+            <w:tcW w:type="dxa" w:w="4200"/>
+            <w:tcBorders>
+              <w:top w:val="single" w:color="CCCCCC" w:sz="1"/>
+              <w:left w:val="single" w:color="CCCCCC" w:sz="1"/>
+              <w:bottom w:val="single" w:color="CCCCCC" w:sz="1"/>
+              <w:right w:val="single" w:color="CCCCCC" w:sz="1"/>
+            </w:tcBorders>
+            <w:shd w:fill="F4F8FE" w:val="clear"/>
+            <w:tcMar>
+              <w:top w:type="dxa" w:w="80"/>
+              <w:left w:type="dxa" w:w="120"/>
+              <w:bottom w:type="dxa" w:w="80"/>
+              <w:right w:type="dxa" w:w="120"/>
+            </w:tcMar>
+            <w:vAlign w:val="center"/>
+          </w:tcPr>
+          <w:p>
+            <w:r>
+              <w:rPr>
+                <w:sz w:val="19"/>
+                <w:szCs w:val="19"/>
+              </w:rPr>
+              <w:t xml:space="preserve">Always regulatory_catalyst — source is exclusively FDA drug-related Federal Register notices.</w:t>
+            </w:r>
+          </w:p>
+        </w:tc>
+        <w:tc>
+          <w:tcPr>
+            <w:tcW w:type="dxa" w:w="1600"/>
+            <w:tcBorders>
+              <w:top w:val="single" w:color="CCCCCC" w:sz="1"/>
+              <w:left w:val="single" w:color="CCCCCC" w:sz="1"/>
+              <w:bottom w:val="single" w:color="CCCCCC" w:sz="1"/>
+              <w:right w:val="single" w:color="CCCCCC" w:sz="1"/>
+            </w:tcBorders>
+            <w:shd w:fill="F4F8FE" w:val="clear"/>
+            <w:tcMar>
+              <w:top w:type="dxa" w:w="80"/>
+              <w:left w:type="dxa" w:w="120"/>
+              <w:bottom w:type="dxa" w:w="80"/>
+              <w:right w:type="dxa" w:w="120"/>
+            </w:tcMar>
+            <w:vAlign w:val="center"/>
+          </w:tcPr>
+          <w:p>
+            <w:r>
+              <w:rPr>
+                <w:sz w:val="19"/>
+                <w:szCs w:val="19"/>
+              </w:rPr>
+              <w:t xml:space="preserve">regulatory_catalyst</w:t>
+            </w:r>
+          </w:p>
+        </w:tc>
+        <w:tc>
+          <w:tcPr>
+            <w:tcW w:type="dxa" w:w="1360"/>
+            <w:tcBorders>
+              <w:top w:val="single" w:color="CCCCCC" w:sz="1"/>
+              <w:left w:val="single" w:color="CCCCCC" w:sz="1"/>
+              <w:bottom w:val="single" w:color="CCCCCC" w:sz="1"/>
+              <w:right w:val="single" w:color="CCCCCC" w:sz="1"/>
+            </w:tcBorders>
+            <w:shd w:fill="F4F8FE" w:val="clear"/>
+            <w:tcMar>
+              <w:top w:type="dxa" w:w="80"/>
+              <w:left w:type="dxa" w:w="120"/>
+              <w:bottom w:type="dxa" w:w="80"/>
+              <w:right w:type="dxa" w:w="120"/>
+            </w:tcMar>
+            <w:vAlign w:val="center"/>
+          </w:tcPr>
+          <w:p>
+            <w:r>
+              <w:rPr>
+                <w:sz w:val="19"/>
+                <w:szCs w:val="19"/>
+              </w:rPr>
+              <w:t xml:space="preserve">Source is definitionally a regulatory action.</w:t>
+            </w:r>
+          </w:p>
+        </w:tc>
+      </w:tr>
+      <w:tr>
+        <w:tc>
+          <w:tcPr>
+            <w:tcW w:type="dxa" w:w="2200"/>
+            <w:tcBorders>
+              <w:top w:val="single" w:color="CCCCCC" w:sz="1"/>
+              <w:left w:val="single" w:color="CCCCCC" w:sz="1"/>
+              <w:bottom w:val="single" w:color="CCCCCC" w:sz="1"/>
+              <w:right w:val="single" w:color="CCCCCC" w:sz="1"/>
+            </w:tcBorders>
+            <w:tcMar>
+              <w:top w:type="dxa" w:w="80"/>
+              <w:left w:type="dxa" w:w="120"/>
+              <w:bottom w:type="dxa" w:w="80"/>
+              <w:right w:type="dxa" w:w="120"/>
+            </w:tcMar>
+            <w:vAlign w:val="center"/>
+          </w:tcPr>
+          <w:p>
+            <w:r>
+              <w:rPr>
+                <w:sz w:val="19"/>
+                <w:szCs w:val="19"/>
+              </w:rPr>
+              <w:t xml:space="preserve">IR RSS feeds</w:t>
+            </w:r>
+          </w:p>
+        </w:tc>
+        <w:tc>
+          <w:tcPr>
+            <w:tcW w:type="dxa" w:w="4200"/>
+            <w:tcBorders>
+              <w:top w:val="single" w:color="CCCCCC" w:sz="1"/>
+              <w:left w:val="single" w:color="CCCCCC" w:sz="1"/>
+              <w:bottom w:val="single" w:color="CCCCCC" w:sz="1"/>
+              <w:right w:val="single" w:color="CCCCCC" w:sz="1"/>
+            </w:tcBorders>
+            <w:tcMar>
+              <w:top w:type="dxa" w:w="80"/>
+              <w:left w:type="dxa" w:w="120"/>
+              <w:bottom w:type="dxa" w:w="80"/>
+              <w:right w:type="dxa" w:w="120"/>
+            </w:tcMar>
+            <w:vAlign w:val="center"/>
+          </w:tcPr>
+          <w:p>
+            <w:r>
+              <w:rPr>
+                <w:sz w:val="19"/>
+                <w:szCs w:val="19"/>
+              </w:rPr>
+              <w:t xml:space="preserve">Always press_release — source is investor-relations press release RSS feeds.</w:t>
+            </w:r>
+          </w:p>
+        </w:tc>
+        <w:tc>
+          <w:tcPr>
+            <w:tcW w:type="dxa" w:w="1600"/>
+            <w:tcBorders>
+              <w:top w:val="single" w:color="CCCCCC" w:sz="1"/>
+              <w:left w:val="single" w:color="CCCCCC" w:sz="1"/>
+              <w:bottom w:val="single" w:color="CCCCCC" w:sz="1"/>
+              <w:right w:val="single" w:color="CCCCCC" w:sz="1"/>
+            </w:tcBorders>
+            <w:tcMar>
+              <w:top w:type="dxa" w:w="80"/>
+              <w:left w:type="dxa" w:w="120"/>
+              <w:bottom w:type="dxa" w:w="80"/>
+              <w:right w:type="dxa" w:w="120"/>
+            </w:tcMar>
+            <w:vAlign w:val="center"/>
+          </w:tcPr>
+          <w:p>
+            <w:r>
+              <w:rPr>
+                <w:sz w:val="19"/>
+                <w:szCs w:val="19"/>
+              </w:rPr>
+              <w:t xml:space="preserve">press_release</w:t>
+            </w:r>
+          </w:p>
+        </w:tc>
+        <w:tc>
+          <w:tcPr>
+            <w:tcW w:type="dxa" w:w="1360"/>
+            <w:tcBorders>
+              <w:top w:val="single" w:color="CCCCCC" w:sz="1"/>
+              <w:left w:val="single" w:color="CCCCCC" w:sz="1"/>
+              <w:bottom w:val="single" w:color="CCCCCC" w:sz="1"/>
+              <w:right w:val="single" w:color="CCCCCC" w:sz="1"/>
+            </w:tcBorders>
+            <w:tcMar>
+              <w:top w:type="dxa" w:w="80"/>
+              <w:left w:type="dxa" w:w="120"/>
+              <w:bottom w:type="dxa" w:w="80"/>
+              <w:right w:type="dxa" w:w="120"/>
+            </w:tcMar>
+            <w:vAlign w:val="center"/>
+          </w:tcPr>
+          <w:p>
+            <w:r>
+              <w:rPr>
+                <w:sz w:val="19"/>
+                <w:szCs w:val="19"/>
+              </w:rPr>
+              <w:t xml:space="preserve">Source is definitionally a company press release.</w:t>
+            </w:r>
+          </w:p>
+        </w:tc>
+      </w:tr>
+      <w:tr>
+        <w:tc>
+          <w:tcPr>
+            <w:tcW w:type="dxa" w:w="2200"/>
+            <w:tcBorders>
+              <w:top w:val="single" w:color="CCCCCC" w:sz="1"/>
+              <w:left w:val="single" w:color="CCCCCC" w:sz="1"/>
+              <w:bottom w:val="single" w:color="CCCCCC" w:sz="1"/>
+              <w:right w:val="single" w:color="CCCCCC" w:sz="1"/>
+            </w:tcBorders>
+            <w:shd w:fill="F4F8FE" w:val="clear"/>
+            <w:tcMar>
+              <w:top w:type="dxa" w:w="80"/>
+              <w:left w:type="dxa" w:w="120"/>
+              <w:bottom w:type="dxa" w:w="80"/>
+              <w:right w:type="dxa" w:w="120"/>
+            </w:tcMar>
+            <w:vAlign w:val="center"/>
+          </w:tcPr>
+          <w:p>
+            <w:r>
+              <w:rPr>
+                <w:sz w:val="19"/>
+                <w:szCs w:val="19"/>
+              </w:rPr>
+              <w:t xml:space="preserve">Congress abstracts (Firecrawl)</w:t>
+            </w:r>
+          </w:p>
+        </w:tc>
+        <w:tc>
+          <w:tcPr>
+            <w:tcW w:type="dxa" w:w="4200"/>
+            <w:tcBorders>
+              <w:top w:val="single" w:color="CCCCCC" w:sz="1"/>
+              <w:left w:val="single" w:color="CCCCCC" w:sz="1"/>
+              <w:bottom w:val="single" w:color="CCCCCC" w:sz="1"/>
+              <w:right w:val="single" w:color="CCCCCC" w:sz="1"/>
+            </w:tcBorders>
+            <w:shd w:fill="F4F8FE" w:val="clear"/>
+            <w:tcMar>
+              <w:top w:type="dxa" w:w="80"/>
+              <w:left w:type="dxa" w:w="120"/>
+              <w:bottom w:type="dxa" w:w="80"/>
+              <w:right w:type="dxa" w:w="120"/>
+            </w:tcMar>
+            <w:vAlign w:val="center"/>
+          </w:tcPr>
+          <w:p>
+            <w:r>
+              <w:rPr>
+                <w:sz w:val="19"/>
+                <w:szCs w:val="19"/>
+              </w:rPr>
+              <w:t xml:space="preserve">Always congress_abstract — source is conference abstract databases.</w:t>
+            </w:r>
+          </w:p>
+        </w:tc>
+        <w:tc>
+          <w:tcPr>
+            <w:tcW w:type="dxa" w:w="1600"/>
+            <w:tcBorders>
+              <w:top w:val="single" w:color="CCCCCC" w:sz="1"/>
+              <w:left w:val="single" w:color="CCCCCC" w:sz="1"/>
+              <w:bottom w:val="single" w:color="CCCCCC" w:sz="1"/>
+              <w:right w:val="single" w:color="CCCCCC" w:sz="1"/>
+            </w:tcBorders>
+            <w:shd w:fill="F4F8FE" w:val="clear"/>
+            <w:tcMar>
+              <w:top w:type="dxa" w:w="80"/>
+              <w:left w:type="dxa" w:w="120"/>
+              <w:bottom w:type="dxa" w:w="80"/>
+              <w:right w:type="dxa" w:w="120"/>
+            </w:tcMar>
+            <w:vAlign w:val="center"/>
+          </w:tcPr>
+          <w:p>
+            <w:r>
+              <w:rPr>
+                <w:sz w:val="19"/>
+                <w:szCs w:val="19"/>
+              </w:rPr>
+              <w:t xml:space="preserve">congress_abstract</w:t>
+            </w:r>
+          </w:p>
+        </w:tc>
+        <w:tc>
+          <w:tcPr>
+            <w:tcW w:type="dxa" w:w="1360"/>
+            <w:tcBorders>
+              <w:top w:val="single" w:color="CCCCCC" w:sz="1"/>
+              <w:left w:val="single" w:color="CCCCCC" w:sz="1"/>
+              <w:bottom w:val="single" w:color="CCCCCC" w:sz="1"/>
+              <w:right w:val="single" w:color="CCCCCC" w:sz="1"/>
+            </w:tcBorders>
+            <w:shd w:fill="F4F8FE" w:val="clear"/>
+            <w:tcMar>
+              <w:top w:type="dxa" w:w="80"/>
+              <w:left w:type="dxa" w:w="120"/>
+              <w:bottom w:type="dxa" w:w="80"/>
+              <w:right w:type="dxa" w:w="120"/>
+            </w:tcMar>
+            <w:vAlign w:val="center"/>
+          </w:tcPr>
+          <w:p>
+            <w:r>
+              <w:rPr>
+                <w:sz w:val="19"/>
+                <w:szCs w:val="19"/>
+              </w:rPr>
+              <w:t xml:space="preserve">Source is definitionally a scientific congress presentation.</w:t>
+            </w:r>
+          </w:p>
+        </w:tc>
+      </w:tr>
+      <w:tr>
+        <w:tc>
+          <w:tcPr>
+            <w:tcW w:type="dxa" w:w="2200"/>
+            <w:tcBorders>
+              <w:top w:val="single" w:color="CCCCCC" w:sz="1"/>
+              <w:left w:val="single" w:color="CCCCCC" w:sz="1"/>
+              <w:bottom w:val="single" w:color="CCCCCC" w:sz="1"/>
+              <w:right w:val="single" w:color="CCCCCC" w:sz="1"/>
+            </w:tcBorders>
+            <w:tcMar>
+              <w:top w:type="dxa" w:w="80"/>
+              <w:left w:type="dxa" w:w="120"/>
+              <w:bottom w:type="dxa" w:w="80"/>
+              <w:right w:type="dxa" w:w="120"/>
+            </w:tcMar>
+            <w:vAlign w:val="center"/>
+          </w:tcPr>
+          <w:p>
+            <w:r>
+              <w:rPr>
+                <w:sz w:val="19"/>
+                <w:szCs w:val="19"/>
+              </w:rPr>
+              <w:t xml:space="preserve">Messaging drift (Firecrawl)</w:t>
+            </w:r>
+          </w:p>
+        </w:tc>
+        <w:tc>
+          <w:tcPr>
+            <w:tcW w:type="dxa" w:w="4200"/>
+            <w:tcBorders>
+              <w:top w:val="single" w:color="CCCCCC" w:sz="1"/>
+              <w:left w:val="single" w:color="CCCCCC" w:sz="1"/>
+              <w:bottom w:val="single" w:color="CCCCCC" w:sz="1"/>
+              <w:right w:val="single" w:color="CCCCCC" w:sz="1"/>
+            </w:tcBorders>
+            <w:tcMar>
+              <w:top w:type="dxa" w:w="80"/>
+              <w:left w:type="dxa" w:w="120"/>
+              <w:bottom w:type="dxa" w:w="80"/>
+              <w:right w:type="dxa" w:w="120"/>
+            </w:tcMar>
+            <w:vAlign w:val="center"/>
+          </w:tcPr>
+          <w:p>
+            <w:r>
+              <w:rPr>
+                <w:sz w:val="19"/>
+                <w:szCs w:val="19"/>
+              </w:rPr>
+              <w:t xml:space="preserve">Always messaging_shift — only emitted when the hybrid diff gate confirms a genuine change to product-page core message or pillars.</w:t>
+            </w:r>
+          </w:p>
+        </w:tc>
+        <w:tc>
+          <w:tcPr>
+            <w:tcW w:type="dxa" w:w="1600"/>
+            <w:tcBorders>
+              <w:top w:val="single" w:color="CCCCCC" w:sz="1"/>
+              <w:left w:val="single" w:color="CCCCCC" w:sz="1"/>
+              <w:bottom w:val="single" w:color="CCCCCC" w:sz="1"/>
+              <w:right w:val="single" w:color="CCCCCC" w:sz="1"/>
+            </w:tcBorders>
+            <w:tcMar>
+              <w:top w:type="dxa" w:w="80"/>
+              <w:left w:type="dxa" w:w="120"/>
+              <w:bottom w:type="dxa" w:w="80"/>
+              <w:right w:type="dxa" w:w="120"/>
+            </w:tcMar>
+            <w:vAlign w:val="center"/>
+          </w:tcPr>
+          <w:p>
+            <w:r>
+              <w:rPr>
+                <w:sz w:val="19"/>
+                <w:szCs w:val="19"/>
+              </w:rPr>
+              <w:t xml:space="preserve">messaging_shift</w:t>
+            </w:r>
+          </w:p>
+        </w:tc>
+        <w:tc>
+          <w:tcPr>
+            <w:tcW w:type="dxa" w:w="1360"/>
+            <w:tcBorders>
+              <w:top w:val="single" w:color="CCCCCC" w:sz="1"/>
+              <w:left w:val="single" w:color="CCCCCC" w:sz="1"/>
+              <w:bottom w:val="single" w:color="CCCCCC" w:sz="1"/>
+              <w:right w:val="single" w:color="CCCCCC" w:sz="1"/>
+            </w:tcBorders>
+            <w:tcMar>
+              <w:top w:type="dxa" w:w="80"/>
+              <w:left w:type="dxa" w:w="120"/>
+              <w:bottom w:type="dxa" w:w="80"/>
+              <w:right w:type="dxa" w:w="120"/>
+            </w:tcMar>
+            <w:vAlign w:val="center"/>
+          </w:tcPr>
+          <w:p>
+            <w:r>
+              <w:rPr>
+                <w:sz w:val="19"/>
+                <w:szCs w:val="19"/>
+              </w:rPr>
+              <w:t xml:space="preserve">Two-stage gate (hash change → field comparison) prevents false positives from rotating banners.</w:t>
+            </w:r>
+          </w:p>
+        </w:tc>
+      </w:tr>
+    </w:tbl>
+    <w:p>
+      <w:pPr>
+        <w:spacing w:after="80"/>
+      </w:pPr>
+      <w:r>
+        <w:t xml:space="preserve"/>
+      </w:r>
+    </w:p>
+    <w:p>
+      <w:pPr>
+        <w:spacing w:after="80" w:before="160"/>
+      </w:pPr>
+      <w:r>
+        <w:rPr>
+          <w:b/>
+          <w:bCs/>
+          <w:color w:val="0A2472"/>
+          <w:sz w:val="21"/>
+          <w:szCs w:val="21"/>
+        </w:rPr>
+        <w:t xml:space="preserve">Keyword heuristics (used where structured metadata is absent)</w:t>
+      </w:r>
+    </w:p>
+    <w:p>
+      <w:pPr>
+        <w:spacing w:after="120"/>
+      </w:pPr>
+      <w:r>
+        <w:t xml:space="preserve">Foreign SEC filers (6-K filings from companies like Takeda) do not use SEC item codes. The text of the attached press release is analysed instead using keyword matching on the headline and body excerpt:</w:t>
+      </w:r>
+    </w:p>
+    <w:tbl>
+      <w:tblPr>
+        <w:tblW w:type="dxa" w:w="9360"/>
+        <w:tblBorders>
+          <w:top w:val="single" w:color="auto" w:sz="4"/>
+          <w:left w:val="single" w:color="auto" w:sz="4"/>
+          <w:bottom w:val="single" w:color="auto" w:sz="4"/>
+          <w:right w:val="single" w:color="auto" w:sz="4"/>
+          <w:insideH w:val="single" w:color="auto" w:sz="4"/>
+          <w:insideV w:val="single" w:color="auto" w:sz="4"/>
+        </w:tblBorders>
+      </w:tblPr>
+      <w:tblGrid>
+        <w:gridCol w:w="3200"/>
+        <w:gridCol w:w="3200"/>
+        <w:gridCol w:w="2960"/>
+      </w:tblGrid>
+      <w:tr>
+        <w:trPr>
+          <w:tblHeader/>
+        </w:trPr>
+        <w:tc>
+          <w:tcPr>
+            <w:tcW w:type="dxa" w:w="3200"/>
+            <w:tcBorders>
+              <w:top w:val="single" w:color="CCCCCC" w:sz="1"/>
+              <w:left w:val="single" w:color="CCCCCC" w:sz="1"/>
+              <w:bottom w:val="single" w:color="CCCCCC" w:sz="1"/>
+              <w:right w:val="single" w:color="CCCCCC" w:sz="1"/>
+            </w:tcBorders>
+            <w:shd w:fill="0A2472" w:val="clear"/>
+            <w:tcMar>
+              <w:top w:type="dxa" w:w="80"/>
+              <w:left w:type="dxa" w:w="120"/>
+              <w:bottom w:type="dxa" w:w="80"/>
+              <w:right w:type="dxa" w:w="120"/>
+            </w:tcMar>
+            <w:vAlign w:val="center"/>
+          </w:tcPr>
+          <w:p>
+            <w:r>
+              <w:rPr>
+                <w:b/>
+                <w:bCs/>
+                <w:color w:val="FFFFFF"/>
+                <w:sz w:val="19"/>
+                <w:szCs w:val="19"/>
+              </w:rPr>
+              <w:t xml:space="preserve">Keyword pattern matched</w:t>
+            </w:r>
+          </w:p>
+        </w:tc>
+        <w:tc>
+          <w:tcPr>
+            <w:tcW w:type="dxa" w:w="3200"/>
+            <w:tcBorders>
+              <w:top w:val="single" w:color="CCCCCC" w:sz="1"/>
+              <w:left w:val="single" w:color="CCCCCC" w:sz="1"/>
+              <w:bottom w:val="single" w:color="CCCCCC" w:sz="1"/>
+              <w:right w:val="single" w:color="CCCCCC" w:sz="1"/>
+            </w:tcBorders>
+            <w:shd w:fill="0A2472" w:val="clear"/>
+            <w:tcMar>
+              <w:top w:type="dxa" w:w="80"/>
+              <w:left w:type="dxa" w:w="120"/>
+              <w:bottom w:type="dxa" w:w="80"/>
+              <w:right w:type="dxa" w:w="120"/>
+            </w:tcMar>
+            <w:vAlign w:val="center"/>
+          </w:tcPr>
+          <w:p>
+            <w:r>
+              <w:rPr>
+                <w:b/>
+                <w:bCs/>
+                <w:color w:val="FFFFFF"/>
+                <w:sz w:val="19"/>
+                <w:szCs w:val="19"/>
+              </w:rPr>
+              <w:t xml:space="preserve">Signal type assigned</w:t>
+            </w:r>
+          </w:p>
+        </w:tc>
+        <w:tc>
+          <w:tcPr>
+            <w:tcW w:type="dxa" w:w="2960"/>
+            <w:tcBorders>
+              <w:top w:val="single" w:color="CCCCCC" w:sz="1"/>
+              <w:left w:val="single" w:color="CCCCCC" w:sz="1"/>
+              <w:bottom w:val="single" w:color="CCCCCC" w:sz="1"/>
+              <w:right w:val="single" w:color="CCCCCC" w:sz="1"/>
+            </w:tcBorders>
+            <w:shd w:fill="0A2472" w:val="clear"/>
+            <w:tcMar>
+              <w:top w:type="dxa" w:w="80"/>
+              <w:left w:type="dxa" w:w="120"/>
+              <w:bottom w:type="dxa" w:w="80"/>
+              <w:right w:type="dxa" w:w="120"/>
+            </w:tcMar>
+            <w:vAlign w:val="center"/>
+          </w:tcPr>
+          <w:p>
+            <w:r>
+              <w:rPr>
+                <w:b/>
+                <w:bCs/>
+                <w:color w:val="FFFFFF"/>
+                <w:sz w:val="19"/>
+                <w:szCs w:val="19"/>
+              </w:rPr>
+              <w:t xml:space="preserve">Rationale</w:t>
+            </w:r>
+          </w:p>
+        </w:tc>
+      </w:tr>
+      <w:tr>
+        <w:tc>
+          <w:tcPr>
+            <w:tcW w:type="dxa" w:w="3200"/>
+            <w:tcBorders>
+              <w:top w:val="single" w:color="CCCCCC" w:sz="1"/>
+              <w:left w:val="single" w:color="CCCCCC" w:sz="1"/>
+              <w:bottom w:val="single" w:color="CCCCCC" w:sz="1"/>
+              <w:right w:val="single" w:color="CCCCCC" w:sz="1"/>
+            </w:tcBorders>
+            <w:tcMar>
+              <w:top w:type="dxa" w:w="80"/>
+              <w:left w:type="dxa" w:w="120"/>
+              <w:bottom w:type="dxa" w:w="80"/>
+              <w:right w:type="dxa" w:w="120"/>
+            </w:tcMar>
+            <w:vAlign w:val="center"/>
+          </w:tcPr>
+          <w:p>
+            <w:r>
+              <w:rPr>
+                <w:sz w:val="19"/>
+                <w:szCs w:val="19"/>
+              </w:rPr>
+              <w:t xml:space="preserve">executive / appoint / resign / CEO / CFO / president / officer / director</w:t>
+            </w:r>
+          </w:p>
+        </w:tc>
+        <w:tc>
+          <w:tcPr>
+            <w:tcW w:type="dxa" w:w="3200"/>
+            <w:tcBorders>
+              <w:top w:val="single" w:color="CCCCCC" w:sz="1"/>
+              <w:left w:val="single" w:color="CCCCCC" w:sz="1"/>
+              <w:bottom w:val="single" w:color="CCCCCC" w:sz="1"/>
+              <w:right w:val="single" w:color="CCCCCC" w:sz="1"/>
+            </w:tcBorders>
+            <w:tcMar>
+              <w:top w:type="dxa" w:w="80"/>
+              <w:left w:type="dxa" w:w="120"/>
+              <w:bottom w:type="dxa" w:w="80"/>
+              <w:right w:type="dxa" w:w="120"/>
+            </w:tcMar>
+            <w:vAlign w:val="center"/>
+          </w:tcPr>
+          <w:p>
+            <w:r>
+              <w:rPr>
+                <w:sz w:val="19"/>
+                <w:szCs w:val="19"/>
+              </w:rPr>
+              <w:t xml:space="preserve">exec_change</w:t>
+            </w:r>
+          </w:p>
+        </w:tc>
+        <w:tc>
+          <w:tcPr>
+            <w:tcW w:type="dxa" w:w="2960"/>
+            <w:tcBorders>
+              <w:top w:val="single" w:color="CCCCCC" w:sz="1"/>
+              <w:left w:val="single" w:color="CCCCCC" w:sz="1"/>
+              <w:bottom w:val="single" w:color="CCCCCC" w:sz="1"/>
+              <w:right w:val="single" w:color="CCCCCC" w:sz="1"/>
+            </w:tcBorders>
+            <w:tcMar>
+              <w:top w:type="dxa" w:w="80"/>
+              <w:left w:type="dxa" w:w="120"/>
+              <w:bottom w:type="dxa" w:w="80"/>
+              <w:right w:type="dxa" w:w="120"/>
+            </w:tcMar>
+            <w:vAlign w:val="center"/>
+          </w:tcPr>
+          <w:p>
+            <w:r>
+              <w:rPr>
+                <w:sz w:val="19"/>
+                <w:szCs w:val="19"/>
+              </w:rPr>
+              <w:t xml:space="preserve">Leadership terms are highly specific — a press release mentioning these words is almost certainly about a personnel change.</w:t>
+            </w:r>
+          </w:p>
+        </w:tc>
+      </w:tr>
+      <w:tr>
+        <w:tc>
+          <w:tcPr>
+            <w:tcW w:type="dxa" w:w="3200"/>
+            <w:tcBorders>
+              <w:top w:val="single" w:color="CCCCCC" w:sz="1"/>
+              <w:left w:val="single" w:color="CCCCCC" w:sz="1"/>
+              <w:bottom w:val="single" w:color="CCCCCC" w:sz="1"/>
+              <w:right w:val="single" w:color="CCCCCC" w:sz="1"/>
+            </w:tcBorders>
+            <w:shd w:fill="F4F8FE" w:val="clear"/>
+            <w:tcMar>
+              <w:top w:type="dxa" w:w="80"/>
+              <w:left w:type="dxa" w:w="120"/>
+              <w:bottom w:type="dxa" w:w="80"/>
+              <w:right w:type="dxa" w:w="120"/>
+            </w:tcMar>
+            <w:vAlign w:val="center"/>
+          </w:tcPr>
+          <w:p>
+            <w:r>
+              <w:rPr>
+                <w:sz w:val="19"/>
+                <w:szCs w:val="19"/>
+              </w:rPr>
+              <w:t xml:space="preserve">acqui / merger / license / collaborat / partner / agreement / deal</w:t>
+            </w:r>
+          </w:p>
+        </w:tc>
+        <w:tc>
+          <w:tcPr>
+            <w:tcW w:type="dxa" w:w="3200"/>
+            <w:tcBorders>
+              <w:top w:val="single" w:color="CCCCCC" w:sz="1"/>
+              <w:left w:val="single" w:color="CCCCCC" w:sz="1"/>
+              <w:bottom w:val="single" w:color="CCCCCC" w:sz="1"/>
+              <w:right w:val="single" w:color="CCCCCC" w:sz="1"/>
+            </w:tcBorders>
+            <w:shd w:fill="F4F8FE" w:val="clear"/>
+            <w:tcMar>
+              <w:top w:type="dxa" w:w="80"/>
+              <w:left w:type="dxa" w:w="120"/>
+              <w:bottom w:type="dxa" w:w="80"/>
+              <w:right w:type="dxa" w:w="120"/>
+            </w:tcMar>
+            <w:vAlign w:val="center"/>
+          </w:tcPr>
+          <w:p>
+            <w:r>
+              <w:rPr>
+                <w:sz w:val="19"/>
+                <w:szCs w:val="19"/>
+              </w:rPr>
+              <w:t xml:space="preserve">deal</w:t>
+            </w:r>
+          </w:p>
+        </w:tc>
+        <w:tc>
+          <w:tcPr>
+            <w:tcW w:type="dxa" w:w="2960"/>
+            <w:tcBorders>
+              <w:top w:val="single" w:color="CCCCCC" w:sz="1"/>
+              <w:left w:val="single" w:color="CCCCCC" w:sz="1"/>
+              <w:bottom w:val="single" w:color="CCCCCC" w:sz="1"/>
+              <w:right w:val="single" w:color="CCCCCC" w:sz="1"/>
+            </w:tcBorders>
+            <w:shd w:fill="F4F8FE" w:val="clear"/>
+            <w:tcMar>
+              <w:top w:type="dxa" w:w="80"/>
+              <w:left w:type="dxa" w:w="120"/>
+              <w:bottom w:type="dxa" w:w="80"/>
+              <w:right w:type="dxa" w:w="120"/>
+            </w:tcMar>
+            <w:vAlign w:val="center"/>
+          </w:tcPr>
+          <w:p>
+            <w:r>
+              <w:rPr>
+                <w:sz w:val="19"/>
+                <w:szCs w:val="19"/>
+              </w:rPr>
+              <w:t xml:space="preserve">Transaction terms are similarly specific and rarely appear in non-deal contexts.</w:t>
+            </w:r>
+          </w:p>
+        </w:tc>
+      </w:tr>
+      <w:tr>
+        <w:tc>
+          <w:tcPr>
+            <w:tcW w:type="dxa" w:w="3200"/>
+            <w:tcBorders>
+              <w:top w:val="single" w:color="CCCCCC" w:sz="1"/>
+              <w:left w:val="single" w:color="CCCCCC" w:sz="1"/>
+              <w:bottom w:val="single" w:color="CCCCCC" w:sz="1"/>
+              <w:right w:val="single" w:color="CCCCCC" w:sz="1"/>
+            </w:tcBorders>
+            <w:tcMar>
+              <w:top w:type="dxa" w:w="80"/>
+              <w:left w:type="dxa" w:w="120"/>
+              <w:bottom w:type="dxa" w:w="80"/>
+              <w:right w:type="dxa" w:w="120"/>
+            </w:tcMar>
+            <w:vAlign w:val="center"/>
+          </w:tcPr>
+          <w:p>
+            <w:r>
+              <w:rPr>
+                <w:sz w:val="19"/>
+                <w:szCs w:val="19"/>
+              </w:rPr>
+              <w:t xml:space="preserve">Anything else</w:t>
+            </w:r>
+          </w:p>
+        </w:tc>
+        <w:tc>
+          <w:tcPr>
+            <w:tcW w:type="dxa" w:w="3200"/>
+            <w:tcBorders>
+              <w:top w:val="single" w:color="CCCCCC" w:sz="1"/>
+              <w:left w:val="single" w:color="CCCCCC" w:sz="1"/>
+              <w:bottom w:val="single" w:color="CCCCCC" w:sz="1"/>
+              <w:right w:val="single" w:color="CCCCCC" w:sz="1"/>
+            </w:tcBorders>
+            <w:tcMar>
+              <w:top w:type="dxa" w:w="80"/>
+              <w:left w:type="dxa" w:w="120"/>
+              <w:bottom w:type="dxa" w:w="80"/>
+              <w:right w:type="dxa" w:w="120"/>
+            </w:tcMar>
+            <w:vAlign w:val="center"/>
+          </w:tcPr>
+          <w:p>
+            <w:r>
+              <w:rPr>
+                <w:sz w:val="19"/>
+                <w:szCs w:val="19"/>
+              </w:rPr>
+              <w:t xml:space="preserve">press_release</w:t>
+            </w:r>
+          </w:p>
+        </w:tc>
+        <w:tc>
+          <w:tcPr>
+            <w:tcW w:type="dxa" w:w="2960"/>
+            <w:tcBorders>
+              <w:top w:val="single" w:color="CCCCCC" w:sz="1"/>
+              <w:left w:val="single" w:color="CCCCCC" w:sz="1"/>
+              <w:bottom w:val="single" w:color="CCCCCC" w:sz="1"/>
+              <w:right w:val="single" w:color="CCCCCC" w:sz="1"/>
+            </w:tcBorders>
+            <w:tcMar>
+              <w:top w:type="dxa" w:w="80"/>
+              <w:left w:type="dxa" w:w="120"/>
+              <w:bottom w:type="dxa" w:w="80"/>
+              <w:right w:type="dxa" w:w="120"/>
+            </w:tcMar>
+            <w:vAlign w:val="center"/>
+          </w:tcPr>
+          <w:p>
+            <w:r>
+              <w:rPr>
+                <w:sz w:val="19"/>
+                <w:szCs w:val="19"/>
+              </w:rPr>
+              <w:t xml:space="preserve">Default — the filing is some form of company announcement not covered by the above.</w:t>
+            </w:r>
+          </w:p>
+        </w:tc>
+      </w:tr>
+    </w:tbl>
+    <w:p>
+      <w:pPr>
+        <w:spacing w:after="120"/>
+      </w:pPr>
+      <w:r>
+        <w:t xml:space="preserve">The CSL Behring and IR Firecrawl scrapers use the same pattern on article titles and summaries scraped from newsrooms. This covers cases where the company does not file with the SEC (e.g. CSL is listed on the Australian Stock Exchange).</w:t>
+      </w:r>
+    </w:p>
+    <w:p>
+      <w:pPr>
+        <w:spacing w:after="80"/>
+      </w:pPr>
+      <w:r>
+        <w:t xml:space="preserve"/>
+      </w:r>
+    </w:p>
+    <w:p>
+      <w:pPr>
+        <w:pStyle w:val="Heading2"/>
+      </w:pPr>
+      <w:r>
+        <w:t xml:space="preserve">Layer 2 — UI type (mapped at read time, never stored)</w:t>
+      </w:r>
+    </w:p>
+    <w:p>
+      <w:pPr>
+        <w:spacing w:after="120"/>
+      </w:pPr>
+      <w:r>
+        <w:t xml:space="preserve">When a user opens the Alerts page, every database signal_type is translated to a display type and label by a single mapping table in src/lib/signalMapping.ts. This is the only place the translation lives — deliberately centralised so adding a new ingest source only requires one line in that file.</w:t>
+      </w:r>
+    </w:p>
+    <w:p>
+      <w:pPr>
+        <w:spacing w:after="80"/>
+      </w:pPr>
+      <w:r>
+        <w:t xml:space="preserve"/>
+      </w:r>
+    </w:p>
+    <w:tbl>
+      <w:tblPr>
+        <w:tblW w:type="dxa" w:w="9360"/>
+        <w:tblBorders>
+          <w:top w:val="single" w:color="auto" w:sz="4"/>
+          <w:left w:val="single" w:color="auto" w:sz="4"/>
+          <w:bottom w:val="single" w:color="auto" w:sz="4"/>
+          <w:right w:val="single" w:color="auto" w:sz="4"/>
+          <w:insideH w:val="single" w:color="auto" w:sz="4"/>
+          <w:insideV w:val="single" w:color="auto" w:sz="4"/>
+        </w:tblBorders>
+      </w:tblPr>
+      <w:tblGrid>
+        <w:gridCol w:w="2200"/>
+        <w:gridCol w:w="1800"/>
+        <w:gridCol w:w="1760"/>
+        <w:gridCol w:w="3600"/>
+      </w:tblGrid>
+      <w:tr>
+        <w:trPr>
+          <w:tblHeader/>
+        </w:trPr>
+        <w:tc>
+          <w:tcPr>
+            <w:tcW w:type="dxa" w:w="2200"/>
+            <w:tcBorders>
+              <w:top w:val="single" w:color="CCCCCC" w:sz="1"/>
+              <w:left w:val="single" w:color="CCCCCC" w:sz="1"/>
+              <w:bottom w:val="single" w:color="CCCCCC" w:sz="1"/>
+              <w:right w:val="single" w:color="CCCCCC" w:sz="1"/>
+            </w:tcBorders>
+            <w:shd w:fill="0A2472" w:val="clear"/>
+            <w:tcMar>
+              <w:top w:type="dxa" w:w="80"/>
+              <w:left w:type="dxa" w:w="120"/>
+              <w:bottom w:type="dxa" w:w="80"/>
+              <w:right w:type="dxa" w:w="120"/>
+            </w:tcMar>
+            <w:vAlign w:val="center"/>
+          </w:tcPr>
+          <w:p>
+            <w:r>
+              <w:rPr>
+                <w:b/>
+                <w:bCs/>
+                <w:color w:val="FFFFFF"/>
+                <w:sz w:val="19"/>
+                <w:szCs w:val="19"/>
+              </w:rPr>
+              <w:t xml:space="preserve">DB signal_type(s)</w:t>
+            </w:r>
+          </w:p>
+        </w:tc>
+        <w:tc>
+          <w:tcPr>
+            <w:tcW w:type="dxa" w:w="1800"/>
+            <w:tcBorders>
+              <w:top w:val="single" w:color="CCCCCC" w:sz="1"/>
+              <w:left w:val="single" w:color="CCCCCC" w:sz="1"/>
+              <w:bottom w:val="single" w:color="CCCCCC" w:sz="1"/>
+              <w:right w:val="single" w:color="CCCCCC" w:sz="1"/>
+            </w:tcBorders>
+            <w:shd w:fill="0A2472" w:val="clear"/>
+            <w:tcMar>
+              <w:top w:type="dxa" w:w="80"/>
+              <w:left w:type="dxa" w:w="120"/>
+              <w:bottom w:type="dxa" w:w="80"/>
+              <w:right w:type="dxa" w:w="120"/>
+            </w:tcMar>
+            <w:vAlign w:val="center"/>
+          </w:tcPr>
+          <w:p>
+            <w:r>
+              <w:rPr>
+                <w:b/>
+                <w:bCs/>
+                <w:color w:val="FFFFFF"/>
+                <w:sz w:val="19"/>
+                <w:szCs w:val="19"/>
+              </w:rPr>
+              <w:t xml:space="preserve">UI type</w:t>
+            </w:r>
+          </w:p>
+        </w:tc>
+        <w:tc>
+          <w:tcPr>
+            <w:tcW w:type="dxa" w:w="1760"/>
+            <w:tcBorders>
+              <w:top w:val="single" w:color="CCCCCC" w:sz="1"/>
+              <w:left w:val="single" w:color="CCCCCC" w:sz="1"/>
+              <w:bottom w:val="single" w:color="CCCCCC" w:sz="1"/>
+              <w:right w:val="single" w:color="CCCCCC" w:sz="1"/>
+            </w:tcBorders>
+            <w:shd w:fill="0A2472" w:val="clear"/>
+            <w:tcMar>
+              <w:top w:type="dxa" w:w="80"/>
+              <w:left w:type="dxa" w:w="120"/>
+              <w:bottom w:type="dxa" w:w="80"/>
+              <w:right w:type="dxa" w:w="120"/>
+            </w:tcMar>
+            <w:vAlign w:val="center"/>
+          </w:tcPr>
+          <w:p>
+            <w:r>
+              <w:rPr>
+                <w:b/>
+                <w:bCs/>
+                <w:color w:val="FFFFFF"/>
+                <w:sz w:val="19"/>
+                <w:szCs w:val="19"/>
+              </w:rPr>
+              <w:t xml:space="preserve">Display label</w:t>
+            </w:r>
+          </w:p>
+        </w:tc>
+        <w:tc>
+          <w:tcPr>
+            <w:tcW w:type="dxa" w:w="3600"/>
+            <w:tcBorders>
+              <w:top w:val="single" w:color="CCCCCC" w:sz="1"/>
+              <w:left w:val="single" w:color="CCCCCC" w:sz="1"/>
+              <w:bottom w:val="single" w:color="CCCCCC" w:sz="1"/>
+              <w:right w:val="single" w:color="CCCCCC" w:sz="1"/>
+            </w:tcBorders>
+            <w:shd w:fill="0A2472" w:val="clear"/>
+            <w:tcMar>
+              <w:top w:type="dxa" w:w="80"/>
+              <w:left w:type="dxa" w:w="120"/>
+              <w:bottom w:type="dxa" w:w="80"/>
+              <w:right w:type="dxa" w:w="120"/>
+            </w:tcMar>
+            <w:vAlign w:val="center"/>
+          </w:tcPr>
+          <w:p>
+            <w:r>
+              <w:rPr>
+                <w:b/>
+                <w:bCs/>
+                <w:color w:val="FFFFFF"/>
+                <w:sz w:val="19"/>
+                <w:szCs w:val="19"/>
+              </w:rPr>
+              <w:t xml:space="preserve">Rationale for grouping</w:t>
+            </w:r>
+          </w:p>
+        </w:tc>
+      </w:tr>
+      <w:tr>
+        <w:tc>
+          <w:tcPr>
+            <w:tcW w:type="dxa" w:w="2200"/>
+            <w:tcBorders>
+              <w:top w:val="single" w:color="CCCCCC" w:sz="1"/>
+              <w:left w:val="single" w:color="CCCCCC" w:sz="1"/>
+              <w:bottom w:val="single" w:color="CCCCCC" w:sz="1"/>
+              <w:right w:val="single" w:color="CCCCCC" w:sz="1"/>
+            </w:tcBorders>
+            <w:tcMar>
+              <w:top w:type="dxa" w:w="80"/>
+              <w:left w:type="dxa" w:w="120"/>
+              <w:bottom w:type="dxa" w:w="80"/>
+              <w:right w:type="dxa" w:w="120"/>
+            </w:tcMar>
+            <w:vAlign w:val="center"/>
+          </w:tcPr>
+          <w:p>
+            <w:r>
+              <w:rPr>
+                <w:sz w:val="19"/>
+                <w:szCs w:val="19"/>
+              </w:rPr>
+              <w:t xml:space="preserve">trial_update, trial_status_change</w:t>
+            </w:r>
+          </w:p>
+        </w:tc>
+        <w:tc>
+          <w:tcPr>
+            <w:tcW w:type="dxa" w:w="1800"/>
+            <w:tcBorders>
+              <w:top w:val="single" w:color="CCCCCC" w:sz="1"/>
+              <w:left w:val="single" w:color="CCCCCC" w:sz="1"/>
+              <w:bottom w:val="single" w:color="CCCCCC" w:sz="1"/>
+              <w:right w:val="single" w:color="CCCCCC" w:sz="1"/>
+            </w:tcBorders>
+            <w:tcMar>
+              <w:top w:type="dxa" w:w="80"/>
+              <w:left w:type="dxa" w:w="120"/>
+              <w:bottom w:type="dxa" w:w="80"/>
+              <w:right w:type="dxa" w:w="120"/>
+            </w:tcMar>
+            <w:vAlign w:val="center"/>
+          </w:tcPr>
+          <w:p>
+            <w:r>
+              <w:rPr>
+                <w:sz w:val="19"/>
+                <w:szCs w:val="19"/>
+              </w:rPr>
+              <w:t xml:space="preserve">trial-update</w:t>
+            </w:r>
+          </w:p>
+        </w:tc>
+        <w:tc>
+          <w:tcPr>
+            <w:tcW w:type="dxa" w:w="1760"/>
+            <w:tcBorders>
+              <w:top w:val="single" w:color="CCCCCC" w:sz="1"/>
+              <w:left w:val="single" w:color="CCCCCC" w:sz="1"/>
+              <w:bottom w:val="single" w:color="CCCCCC" w:sz="1"/>
+              <w:right w:val="single" w:color="CCCCCC" w:sz="1"/>
+            </w:tcBorders>
+            <w:tcMar>
+              <w:top w:type="dxa" w:w="80"/>
+              <w:left w:type="dxa" w:w="120"/>
+              <w:bottom w:type="dxa" w:w="80"/>
+              <w:right w:type="dxa" w:w="120"/>
+            </w:tcMar>
+            <w:vAlign w:val="center"/>
+          </w:tcPr>
+          <w:p>
+            <w:r>
+              <w:rPr>
+                <w:sz w:val="19"/>
+                <w:szCs w:val="19"/>
+              </w:rPr>
+              <w:t xml:space="preserve">Trial update</w:t>
+            </w:r>
+          </w:p>
+        </w:tc>
+        <w:tc>
+          <w:tcPr>
+            <w:tcW w:type="dxa" w:w="3600"/>
+            <w:tcBorders>
+              <w:top w:val="single" w:color="CCCCCC" w:sz="1"/>
+              <w:left w:val="single" w:color="CCCCCC" w:sz="1"/>
+              <w:bottom w:val="single" w:color="CCCCCC" w:sz="1"/>
+              <w:right w:val="single" w:color="CCCCCC" w:sz="1"/>
+            </w:tcBorders>
+            <w:tcMar>
+              <w:top w:type="dxa" w:w="80"/>
+              <w:left w:type="dxa" w:w="120"/>
+              <w:bottom w:type="dxa" w:w="80"/>
+              <w:right w:type="dxa" w:w="120"/>
+            </w:tcMar>
+            <w:vAlign w:val="center"/>
+          </w:tcPr>
+          <w:p>
+            <w:r>
+              <w:rPr>
+                <w:sz w:val="19"/>
+                <w:szCs w:val="19"/>
+              </w:rPr>
+              <w:t xml:space="preserve">Both represent a change in a clinical trial — functionally identical to an analyst.</w:t>
+            </w:r>
+          </w:p>
+        </w:tc>
+      </w:tr>
+      <w:tr>
+        <w:tc>
+          <w:tcPr>
+            <w:tcW w:type="dxa" w:w="2200"/>
+            <w:tcBorders>
+              <w:top w:val="single" w:color="CCCCCC" w:sz="1"/>
+              <w:left w:val="single" w:color="CCCCCC" w:sz="1"/>
+              <w:bottom w:val="single" w:color="CCCCCC" w:sz="1"/>
+              <w:right w:val="single" w:color="CCCCCC" w:sz="1"/>
+            </w:tcBorders>
+            <w:shd w:fill="F4F8FE" w:val="clear"/>
+            <w:tcMar>
+              <w:top w:type="dxa" w:w="80"/>
+              <w:left w:type="dxa" w:w="120"/>
+              <w:bottom w:type="dxa" w:w="80"/>
+              <w:right w:type="dxa" w:w="120"/>
+            </w:tcMar>
+            <w:vAlign w:val="center"/>
+          </w:tcPr>
+          <w:p>
+            <w:r>
+              <w:rPr>
+                <w:sz w:val="19"/>
+                <w:szCs w:val="19"/>
+              </w:rPr>
+              <w:t xml:space="preserve">label_update</w:t>
+            </w:r>
+          </w:p>
+        </w:tc>
+        <w:tc>
+          <w:tcPr>
+            <w:tcW w:type="dxa" w:w="1800"/>
+            <w:tcBorders>
+              <w:top w:val="single" w:color="CCCCCC" w:sz="1"/>
+              <w:left w:val="single" w:color="CCCCCC" w:sz="1"/>
+              <w:bottom w:val="single" w:color="CCCCCC" w:sz="1"/>
+              <w:right w:val="single" w:color="CCCCCC" w:sz="1"/>
+            </w:tcBorders>
+            <w:shd w:fill="F4F8FE" w:val="clear"/>
+            <w:tcMar>
+              <w:top w:type="dxa" w:w="80"/>
+              <w:left w:type="dxa" w:w="120"/>
+              <w:bottom w:type="dxa" w:w="80"/>
+              <w:right w:type="dxa" w:w="120"/>
+            </w:tcMar>
+            <w:vAlign w:val="center"/>
+          </w:tcPr>
+          <w:p>
+            <w:r>
+              <w:rPr>
+                <w:sz w:val="19"/>
+                <w:szCs w:val="19"/>
+              </w:rPr>
+              <w:t xml:space="preserve">label-change</w:t>
+            </w:r>
+          </w:p>
+        </w:tc>
+        <w:tc>
+          <w:tcPr>
+            <w:tcW w:type="dxa" w:w="1760"/>
+            <w:tcBorders>
+              <w:top w:val="single" w:color="CCCCCC" w:sz="1"/>
+              <w:left w:val="single" w:color="CCCCCC" w:sz="1"/>
+              <w:bottom w:val="single" w:color="CCCCCC" w:sz="1"/>
+              <w:right w:val="single" w:color="CCCCCC" w:sz="1"/>
+            </w:tcBorders>
+            <w:shd w:fill="F4F8FE" w:val="clear"/>
+            <w:tcMar>
+              <w:top w:type="dxa" w:w="80"/>
+              <w:left w:type="dxa" w:w="120"/>
+              <w:bottom w:type="dxa" w:w="80"/>
+              <w:right w:type="dxa" w:w="120"/>
+            </w:tcMar>
+            <w:vAlign w:val="center"/>
+          </w:tcPr>
+          <w:p>
+            <w:r>
+              <w:rPr>
+                <w:sz w:val="19"/>
+                <w:szCs w:val="19"/>
+              </w:rPr>
+              <w:t xml:space="preserve">Label change</w:t>
+            </w:r>
+          </w:p>
+        </w:tc>
+        <w:tc>
+          <w:tcPr>
+            <w:tcW w:type="dxa" w:w="3600"/>
+            <w:tcBorders>
+              <w:top w:val="single" w:color="CCCCCC" w:sz="1"/>
+              <w:left w:val="single" w:color="CCCCCC" w:sz="1"/>
+              <w:bottom w:val="single" w:color="CCCCCC" w:sz="1"/>
+              <w:right w:val="single" w:color="CCCCCC" w:sz="1"/>
+            </w:tcBorders>
+            <w:shd w:fill="F4F8FE" w:val="clear"/>
+            <w:tcMar>
+              <w:top w:type="dxa" w:w="80"/>
+              <w:left w:type="dxa" w:w="120"/>
+              <w:bottom w:type="dxa" w:w="80"/>
+              <w:right w:type="dxa" w:w="120"/>
+            </w:tcMar>
+            <w:vAlign w:val="center"/>
+          </w:tcPr>
+          <w:p>
+            <w:r>
+              <w:rPr>
+                <w:sz w:val="19"/>
+                <w:szCs w:val="19"/>
+              </w:rPr>
+              <w:t xml:space="preserve">FDA label changes are a distinct, high-value regulatory event that warrants its own label separate from general "regulatory" notices.</w:t>
+            </w:r>
+          </w:p>
+        </w:tc>
+      </w:tr>
+      <w:tr>
+        <w:tc>
+          <w:tcPr>
+            <w:tcW w:type="dxa" w:w="2200"/>
+            <w:tcBorders>
+              <w:top w:val="single" w:color="CCCCCC" w:sz="1"/>
+              <w:left w:val="single" w:color="CCCCCC" w:sz="1"/>
+              <w:bottom w:val="single" w:color="CCCCCC" w:sz="1"/>
+              <w:right w:val="single" w:color="CCCCCC" w:sz="1"/>
+            </w:tcBorders>
+            <w:tcMar>
+              <w:top w:type="dxa" w:w="80"/>
+              <w:left w:type="dxa" w:w="120"/>
+              <w:bottom w:type="dxa" w:w="80"/>
+              <w:right w:type="dxa" w:w="120"/>
+            </w:tcMar>
+            <w:vAlign w:val="center"/>
+          </w:tcPr>
+          <w:p>
+            <w:r>
+              <w:rPr>
+                <w:sz w:val="19"/>
+                <w:szCs w:val="19"/>
+              </w:rPr>
+              <w:t xml:space="preserve">exec_change</w:t>
+            </w:r>
+          </w:p>
+        </w:tc>
+        <w:tc>
+          <w:tcPr>
+            <w:tcW w:type="dxa" w:w="1800"/>
+            <w:tcBorders>
+              <w:top w:val="single" w:color="CCCCCC" w:sz="1"/>
+              <w:left w:val="single" w:color="CCCCCC" w:sz="1"/>
+              <w:bottom w:val="single" w:color="CCCCCC" w:sz="1"/>
+              <w:right w:val="single" w:color="CCCCCC" w:sz="1"/>
+            </w:tcBorders>
+            <w:tcMar>
+              <w:top w:type="dxa" w:w="80"/>
+              <w:left w:type="dxa" w:w="120"/>
+              <w:bottom w:type="dxa" w:w="80"/>
+              <w:right w:type="dxa" w:w="120"/>
+            </w:tcMar>
+            <w:vAlign w:val="center"/>
+          </w:tcPr>
+          <w:p>
+            <w:r>
+              <w:rPr>
+                <w:sz w:val="19"/>
+                <w:szCs w:val="19"/>
+              </w:rPr>
+              <w:t xml:space="preserve">exec-move</w:t>
+            </w:r>
+          </w:p>
+        </w:tc>
+        <w:tc>
+          <w:tcPr>
+            <w:tcW w:type="dxa" w:w="1760"/>
+            <w:tcBorders>
+              <w:top w:val="single" w:color="CCCCCC" w:sz="1"/>
+              <w:left w:val="single" w:color="CCCCCC" w:sz="1"/>
+              <w:bottom w:val="single" w:color="CCCCCC" w:sz="1"/>
+              <w:right w:val="single" w:color="CCCCCC" w:sz="1"/>
+            </w:tcBorders>
+            <w:tcMar>
+              <w:top w:type="dxa" w:w="80"/>
+              <w:left w:type="dxa" w:w="120"/>
+              <w:bottom w:type="dxa" w:w="80"/>
+              <w:right w:type="dxa" w:w="120"/>
+            </w:tcMar>
+            <w:vAlign w:val="center"/>
+          </w:tcPr>
+          <w:p>
+            <w:r>
+              <w:rPr>
+                <w:sz w:val="19"/>
+                <w:szCs w:val="19"/>
+              </w:rPr>
+              <w:t xml:space="preserve">Exec move</w:t>
+            </w:r>
+          </w:p>
+        </w:tc>
+        <w:tc>
+          <w:tcPr>
+            <w:tcW w:type="dxa" w:w="3600"/>
+            <w:tcBorders>
+              <w:top w:val="single" w:color="CCCCCC" w:sz="1"/>
+              <w:left w:val="single" w:color="CCCCCC" w:sz="1"/>
+              <w:bottom w:val="single" w:color="CCCCCC" w:sz="1"/>
+              <w:right w:val="single" w:color="CCCCCC" w:sz="1"/>
+            </w:tcBorders>
+            <w:tcMar>
+              <w:top w:type="dxa" w:w="80"/>
+              <w:left w:type="dxa" w:w="120"/>
+              <w:bottom w:type="dxa" w:w="80"/>
+              <w:right w:type="dxa" w:w="120"/>
+            </w:tcMar>
+            <w:vAlign w:val="center"/>
+          </w:tcPr>
+          <w:p>
+            <w:r>
+              <w:rPr>
+                <w:sz w:val="19"/>
+                <w:szCs w:val="19"/>
+              </w:rPr>
+              <w:t xml:space="preserve">Leadership changes have their own strategic interpretation (watch for pivot in strategy/messaging) distinct from M&amp;A or financial events.</w:t>
+            </w:r>
+          </w:p>
+        </w:tc>
+      </w:tr>
+      <w:tr>
+        <w:tc>
+          <w:tcPr>
+            <w:tcW w:type="dxa" w:w="2200"/>
+            <w:tcBorders>
+              <w:top w:val="single" w:color="CCCCCC" w:sz="1"/>
+              <w:left w:val="single" w:color="CCCCCC" w:sz="1"/>
+              <w:bottom w:val="single" w:color="CCCCCC" w:sz="1"/>
+              <w:right w:val="single" w:color="CCCCCC" w:sz="1"/>
+            </w:tcBorders>
+            <w:shd w:fill="F4F8FE" w:val="clear"/>
+            <w:tcMar>
+              <w:top w:type="dxa" w:w="80"/>
+              <w:left w:type="dxa" w:w="120"/>
+              <w:bottom w:type="dxa" w:w="80"/>
+              <w:right w:type="dxa" w:w="120"/>
+            </w:tcMar>
+            <w:vAlign w:val="center"/>
+          </w:tcPr>
+          <w:p>
+            <w:r>
+              <w:rPr>
+                <w:sz w:val="19"/>
+                <w:szCs w:val="19"/>
+              </w:rPr>
+              <w:t xml:space="preserve">deal</w:t>
+            </w:r>
+          </w:p>
+        </w:tc>
+        <w:tc>
+          <w:tcPr>
+            <w:tcW w:type="dxa" w:w="1800"/>
+            <w:tcBorders>
+              <w:top w:val="single" w:color="CCCCCC" w:sz="1"/>
+              <w:left w:val="single" w:color="CCCCCC" w:sz="1"/>
+              <w:bottom w:val="single" w:color="CCCCCC" w:sz="1"/>
+              <w:right w:val="single" w:color="CCCCCC" w:sz="1"/>
+            </w:tcBorders>
+            <w:shd w:fill="F4F8FE" w:val="clear"/>
+            <w:tcMar>
+              <w:top w:type="dxa" w:w="80"/>
+              <w:left w:type="dxa" w:w="120"/>
+              <w:bottom w:type="dxa" w:w="80"/>
+              <w:right w:type="dxa" w:w="120"/>
+            </w:tcMar>
+            <w:vAlign w:val="center"/>
+          </w:tcPr>
+          <w:p>
+            <w:r>
+              <w:rPr>
+                <w:sz w:val="19"/>
+                <w:szCs w:val="19"/>
+              </w:rPr>
+              <w:t xml:space="preserve">deal</w:t>
+            </w:r>
+          </w:p>
+        </w:tc>
+        <w:tc>
+          <w:tcPr>
+            <w:tcW w:type="dxa" w:w="1760"/>
+            <w:tcBorders>
+              <w:top w:val="single" w:color="CCCCCC" w:sz="1"/>
+              <w:left w:val="single" w:color="CCCCCC" w:sz="1"/>
+              <w:bottom w:val="single" w:color="CCCCCC" w:sz="1"/>
+              <w:right w:val="single" w:color="CCCCCC" w:sz="1"/>
+            </w:tcBorders>
+            <w:shd w:fill="F4F8FE" w:val="clear"/>
+            <w:tcMar>
+              <w:top w:type="dxa" w:w="80"/>
+              <w:left w:type="dxa" w:w="120"/>
+              <w:bottom w:type="dxa" w:w="80"/>
+              <w:right w:type="dxa" w:w="120"/>
+            </w:tcMar>
+            <w:vAlign w:val="center"/>
+          </w:tcPr>
+          <w:p>
+            <w:r>
+              <w:rPr>
+                <w:sz w:val="19"/>
+                <w:szCs w:val="19"/>
+              </w:rPr>
+              <w:t xml:space="preserve">Deal</w:t>
+            </w:r>
+          </w:p>
+        </w:tc>
+        <w:tc>
+          <w:tcPr>
+            <w:tcW w:type="dxa" w:w="3600"/>
+            <w:tcBorders>
+              <w:top w:val="single" w:color="CCCCCC" w:sz="1"/>
+              <w:left w:val="single" w:color="CCCCCC" w:sz="1"/>
+              <w:bottom w:val="single" w:color="CCCCCC" w:sz="1"/>
+              <w:right w:val="single" w:color="CCCCCC" w:sz="1"/>
+            </w:tcBorders>
+            <w:shd w:fill="F4F8FE" w:val="clear"/>
+            <w:tcMar>
+              <w:top w:type="dxa" w:w="80"/>
+              <w:left w:type="dxa" w:w="120"/>
+              <w:bottom w:type="dxa" w:w="80"/>
+              <w:right w:type="dxa" w:w="120"/>
+            </w:tcMar>
+            <w:vAlign w:val="center"/>
+          </w:tcPr>
+          <w:p>
+            <w:r>
+              <w:rPr>
+                <w:sz w:val="19"/>
+                <w:szCs w:val="19"/>
+              </w:rPr>
+              <w:t xml:space="preserve">M&amp;A, licensing, and partnerships are a distinct strategic signal type. Kept as-is.</w:t>
+            </w:r>
+          </w:p>
+        </w:tc>
+      </w:tr>
+      <w:tr>
+        <w:tc>
+          <w:tcPr>
+            <w:tcW w:type="dxa" w:w="2200"/>
+            <w:tcBorders>
+              <w:top w:val="single" w:color="CCCCCC" w:sz="1"/>
+              <w:left w:val="single" w:color="CCCCCC" w:sz="1"/>
+              <w:bottom w:val="single" w:color="CCCCCC" w:sz="1"/>
+              <w:right w:val="single" w:color="CCCCCC" w:sz="1"/>
+            </w:tcBorders>
+            <w:tcMar>
+              <w:top w:type="dxa" w:w="80"/>
+              <w:left w:type="dxa" w:w="120"/>
+              <w:bottom w:type="dxa" w:w="80"/>
+              <w:right w:type="dxa" w:w="120"/>
+            </w:tcMar>
+            <w:vAlign w:val="center"/>
+          </w:tcPr>
+          <w:p>
+            <w:r>
+              <w:rPr>
+                <w:sz w:val="19"/>
+                <w:szCs w:val="19"/>
+              </w:rPr>
+              <w:t xml:space="preserve">press_release, ir_rss</w:t>
+            </w:r>
+          </w:p>
+        </w:tc>
+        <w:tc>
+          <w:tcPr>
+            <w:tcW w:type="dxa" w:w="1800"/>
+            <w:tcBorders>
+              <w:top w:val="single" w:color="CCCCCC" w:sz="1"/>
+              <w:left w:val="single" w:color="CCCCCC" w:sz="1"/>
+              <w:bottom w:val="single" w:color="CCCCCC" w:sz="1"/>
+              <w:right w:val="single" w:color="CCCCCC" w:sz="1"/>
+            </w:tcBorders>
+            <w:tcMar>
+              <w:top w:type="dxa" w:w="80"/>
+              <w:left w:type="dxa" w:w="120"/>
+              <w:bottom w:type="dxa" w:w="80"/>
+              <w:right w:type="dxa" w:w="120"/>
+            </w:tcMar>
+            <w:vAlign w:val="center"/>
+          </w:tcPr>
+          <w:p>
+            <w:r>
+              <w:rPr>
+                <w:sz w:val="19"/>
+                <w:szCs w:val="19"/>
+              </w:rPr>
+              <w:t xml:space="preserve">publication</w:t>
+            </w:r>
+          </w:p>
+        </w:tc>
+        <w:tc>
+          <w:tcPr>
+            <w:tcW w:type="dxa" w:w="1760"/>
+            <w:tcBorders>
+              <w:top w:val="single" w:color="CCCCCC" w:sz="1"/>
+              <w:left w:val="single" w:color="CCCCCC" w:sz="1"/>
+              <w:bottom w:val="single" w:color="CCCCCC" w:sz="1"/>
+              <w:right w:val="single" w:color="CCCCCC" w:sz="1"/>
+            </w:tcBorders>
+            <w:tcMar>
+              <w:top w:type="dxa" w:w="80"/>
+              <w:left w:type="dxa" w:w="120"/>
+              <w:bottom w:type="dxa" w:w="80"/>
+              <w:right w:type="dxa" w:w="120"/>
+            </w:tcMar>
+            <w:vAlign w:val="center"/>
+          </w:tcPr>
+          <w:p>
+            <w:r>
+              <w:rPr>
+                <w:sz w:val="19"/>
+                <w:szCs w:val="19"/>
+              </w:rPr>
+              <w:t xml:space="preserve">Publication</w:t>
+            </w:r>
+          </w:p>
+        </w:tc>
+        <w:tc>
+          <w:tcPr>
+            <w:tcW w:type="dxa" w:w="3600"/>
+            <w:tcBorders>
+              <w:top w:val="single" w:color="CCCCCC" w:sz="1"/>
+              <w:left w:val="single" w:color="CCCCCC" w:sz="1"/>
+              <w:bottom w:val="single" w:color="CCCCCC" w:sz="1"/>
+              <w:right w:val="single" w:color="CCCCCC" w:sz="1"/>
+            </w:tcBorders>
+            <w:tcMar>
+              <w:top w:type="dxa" w:w="80"/>
+              <w:left w:type="dxa" w:w="120"/>
+              <w:bottom w:type="dxa" w:w="80"/>
+              <w:right w:type="dxa" w:w="120"/>
+            </w:tcMar>
+            <w:vAlign w:val="center"/>
+          </w:tcPr>
+          <w:p>
+            <w:r>
+              <w:rPr>
+                <w:sz w:val="19"/>
+                <w:szCs w:val="19"/>
+              </w:rPr>
+              <w:t xml:space="preserve">Both are company-authored public disclosures. The distinction between an SEC 8-K and an IR RSS entry is less important to an analyst than the content.</w:t>
+            </w:r>
+          </w:p>
+        </w:tc>
+      </w:tr>
+      <w:tr>
+        <w:tc>
+          <w:tcPr>
+            <w:tcW w:type="dxa" w:w="2200"/>
+            <w:tcBorders>
+              <w:top w:val="single" w:color="CCCCCC" w:sz="1"/>
+              <w:left w:val="single" w:color="CCCCCC" w:sz="1"/>
+              <w:bottom w:val="single" w:color="CCCCCC" w:sz="1"/>
+              <w:right w:val="single" w:color="CCCCCC" w:sz="1"/>
+            </w:tcBorders>
+            <w:shd w:fill="F4F8FE" w:val="clear"/>
+            <w:tcMar>
+              <w:top w:type="dxa" w:w="80"/>
+              <w:left w:type="dxa" w:w="120"/>
+              <w:bottom w:type="dxa" w:w="80"/>
+              <w:right w:type="dxa" w:w="120"/>
+            </w:tcMar>
+            <w:vAlign w:val="center"/>
+          </w:tcPr>
+          <w:p>
+            <w:r>
+              <w:rPr>
+                <w:sz w:val="19"/>
+                <w:szCs w:val="19"/>
+              </w:rPr>
+              <w:t xml:space="preserve">publication</w:t>
+            </w:r>
+          </w:p>
+        </w:tc>
+        <w:tc>
+          <w:tcPr>
+            <w:tcW w:type="dxa" w:w="1800"/>
+            <w:tcBorders>
+              <w:top w:val="single" w:color="CCCCCC" w:sz="1"/>
+              <w:left w:val="single" w:color="CCCCCC" w:sz="1"/>
+              <w:bottom w:val="single" w:color="CCCCCC" w:sz="1"/>
+              <w:right w:val="single" w:color="CCCCCC" w:sz="1"/>
+            </w:tcBorders>
+            <w:shd w:fill="F4F8FE" w:val="clear"/>
+            <w:tcMar>
+              <w:top w:type="dxa" w:w="80"/>
+              <w:left w:type="dxa" w:w="120"/>
+              <w:bottom w:type="dxa" w:w="80"/>
+              <w:right w:type="dxa" w:w="120"/>
+            </w:tcMar>
+            <w:vAlign w:val="center"/>
+          </w:tcPr>
+          <w:p>
+            <w:r>
+              <w:rPr>
+                <w:sz w:val="19"/>
+                <w:szCs w:val="19"/>
+              </w:rPr>
+              <w:t xml:space="preserve">publication</w:t>
+            </w:r>
+          </w:p>
+        </w:tc>
+        <w:tc>
+          <w:tcPr>
+            <w:tcW w:type="dxa" w:w="1760"/>
+            <w:tcBorders>
+              <w:top w:val="single" w:color="CCCCCC" w:sz="1"/>
+              <w:left w:val="single" w:color="CCCCCC" w:sz="1"/>
+              <w:bottom w:val="single" w:color="CCCCCC" w:sz="1"/>
+              <w:right w:val="single" w:color="CCCCCC" w:sz="1"/>
+            </w:tcBorders>
+            <w:shd w:fill="F4F8FE" w:val="clear"/>
+            <w:tcMar>
+              <w:top w:type="dxa" w:w="80"/>
+              <w:left w:type="dxa" w:w="120"/>
+              <w:bottom w:type="dxa" w:w="80"/>
+              <w:right w:type="dxa" w:w="120"/>
+            </w:tcMar>
+            <w:vAlign w:val="center"/>
+          </w:tcPr>
+          <w:p>
+            <w:r>
+              <w:rPr>
+                <w:sz w:val="19"/>
+                <w:szCs w:val="19"/>
+              </w:rPr>
+              <w:t xml:space="preserve">Publication</w:t>
+            </w:r>
+          </w:p>
+        </w:tc>
+        <w:tc>
+          <w:tcPr>
+            <w:tcW w:type="dxa" w:w="3600"/>
+            <w:tcBorders>
+              <w:top w:val="single" w:color="CCCCCC" w:sz="1"/>
+              <w:left w:val="single" w:color="CCCCCC" w:sz="1"/>
+              <w:bottom w:val="single" w:color="CCCCCC" w:sz="1"/>
+              <w:right w:val="single" w:color="CCCCCC" w:sz="1"/>
+            </w:tcBorders>
+            <w:shd w:fill="F4F8FE" w:val="clear"/>
+            <w:tcMar>
+              <w:top w:type="dxa" w:w="80"/>
+              <w:left w:type="dxa" w:w="120"/>
+              <w:bottom w:type="dxa" w:w="80"/>
+              <w:right w:type="dxa" w:w="120"/>
+            </w:tcMar>
+            <w:vAlign w:val="center"/>
+          </w:tcPr>
+          <w:p>
+            <w:r>
+              <w:rPr>
+                <w:sz w:val="19"/>
+                <w:szCs w:val="19"/>
+              </w:rPr>
+              <w:t xml:space="preserve">PubMed articles share the same UI label — all three "publication" subtypes are "content to read and assess."</w:t>
+            </w:r>
+          </w:p>
+        </w:tc>
+      </w:tr>
+      <w:tr>
+        <w:tc>
+          <w:tcPr>
+            <w:tcW w:type="dxa" w:w="2200"/>
+            <w:tcBorders>
+              <w:top w:val="single" w:color="CCCCCC" w:sz="1"/>
+              <w:left w:val="single" w:color="CCCCCC" w:sz="1"/>
+              <w:bottom w:val="single" w:color="CCCCCC" w:sz="1"/>
+              <w:right w:val="single" w:color="CCCCCC" w:sz="1"/>
+            </w:tcBorders>
+            <w:tcMar>
+              <w:top w:type="dxa" w:w="80"/>
+              <w:left w:type="dxa" w:w="120"/>
+              <w:bottom w:type="dxa" w:w="80"/>
+              <w:right w:type="dxa" w:w="120"/>
+            </w:tcMar>
+            <w:vAlign w:val="center"/>
+          </w:tcPr>
+          <w:p>
+            <w:r>
+              <w:rPr>
+                <w:sz w:val="19"/>
+                <w:szCs w:val="19"/>
+              </w:rPr>
+              <w:t xml:space="preserve">hta_decision</w:t>
+            </w:r>
+          </w:p>
+        </w:tc>
+        <w:tc>
+          <w:tcPr>
+            <w:tcW w:type="dxa" w:w="1800"/>
+            <w:tcBorders>
+              <w:top w:val="single" w:color="CCCCCC" w:sz="1"/>
+              <w:left w:val="single" w:color="CCCCCC" w:sz="1"/>
+              <w:bottom w:val="single" w:color="CCCCCC" w:sz="1"/>
+              <w:right w:val="single" w:color="CCCCCC" w:sz="1"/>
+            </w:tcBorders>
+            <w:tcMar>
+              <w:top w:type="dxa" w:w="80"/>
+              <w:left w:type="dxa" w:w="120"/>
+              <w:bottom w:type="dxa" w:w="80"/>
+              <w:right w:type="dxa" w:w="120"/>
+            </w:tcMar>
+            <w:vAlign w:val="center"/>
+          </w:tcPr>
+          <w:p>
+            <w:r>
+              <w:rPr>
+                <w:sz w:val="19"/>
+                <w:szCs w:val="19"/>
+              </w:rPr>
+              <w:t xml:space="preserve">regulatory</w:t>
+            </w:r>
+          </w:p>
+        </w:tc>
+        <w:tc>
+          <w:tcPr>
+            <w:tcW w:type="dxa" w:w="1760"/>
+            <w:tcBorders>
+              <w:top w:val="single" w:color="CCCCCC" w:sz="1"/>
+              <w:left w:val="single" w:color="CCCCCC" w:sz="1"/>
+              <w:bottom w:val="single" w:color="CCCCCC" w:sz="1"/>
+              <w:right w:val="single" w:color="CCCCCC" w:sz="1"/>
+            </w:tcBorders>
+            <w:tcMar>
+              <w:top w:type="dxa" w:w="80"/>
+              <w:left w:type="dxa" w:w="120"/>
+              <w:bottom w:type="dxa" w:w="80"/>
+              <w:right w:type="dxa" w:w="120"/>
+            </w:tcMar>
+            <w:vAlign w:val="center"/>
+          </w:tcPr>
+          <w:p>
+            <w:r>
+              <w:rPr>
+                <w:sz w:val="19"/>
+                <w:szCs w:val="19"/>
+              </w:rPr>
+              <w:t xml:space="preserve">Regulatory</w:t>
+            </w:r>
+          </w:p>
+        </w:tc>
+        <w:tc>
+          <w:tcPr>
+            <w:tcW w:type="dxa" w:w="3600"/>
+            <w:tcBorders>
+              <w:top w:val="single" w:color="CCCCCC" w:sz="1"/>
+              <w:left w:val="single" w:color="CCCCCC" w:sz="1"/>
+              <w:bottom w:val="single" w:color="CCCCCC" w:sz="1"/>
+              <w:right w:val="single" w:color="CCCCCC" w:sz="1"/>
+            </w:tcBorders>
+            <w:tcMar>
+              <w:top w:type="dxa" w:w="80"/>
+              <w:left w:type="dxa" w:w="120"/>
+              <w:bottom w:type="dxa" w:w="80"/>
+              <w:right w:type="dxa" w:w="120"/>
+            </w:tcMar>
+            <w:vAlign w:val="center"/>
+          </w:tcPr>
+          <w:p>
+            <w:r>
+              <w:rPr>
+                <w:sz w:val="19"/>
+                <w:szCs w:val="19"/>
+              </w:rPr>
+              <w:t xml:space="preserve">HTA decisions are a regulatory outcome — grouped with other regulatory events under a single colour chip.</w:t>
+            </w:r>
+          </w:p>
+        </w:tc>
+      </w:tr>
+      <w:tr>
+        <w:tc>
+          <w:tcPr>
+            <w:tcW w:type="dxa" w:w="2200"/>
+            <w:tcBorders>
+              <w:top w:val="single" w:color="CCCCCC" w:sz="1"/>
+              <w:left w:val="single" w:color="CCCCCC" w:sz="1"/>
+              <w:bottom w:val="single" w:color="CCCCCC" w:sz="1"/>
+              <w:right w:val="single" w:color="CCCCCC" w:sz="1"/>
+            </w:tcBorders>
+            <w:shd w:fill="F4F8FE" w:val="clear"/>
+            <w:tcMar>
+              <w:top w:type="dxa" w:w="80"/>
+              <w:left w:type="dxa" w:w="120"/>
+              <w:bottom w:type="dxa" w:w="80"/>
+              <w:right w:type="dxa" w:w="120"/>
+            </w:tcMar>
+            <w:vAlign w:val="center"/>
+          </w:tcPr>
+          <w:p>
+            <w:r>
+              <w:rPr>
+                <w:sz w:val="19"/>
+                <w:szCs w:val="19"/>
+              </w:rPr>
+              <w:t xml:space="preserve">regulatory_catalyst</w:t>
+            </w:r>
+          </w:p>
+        </w:tc>
+        <w:tc>
+          <w:tcPr>
+            <w:tcW w:type="dxa" w:w="1800"/>
+            <w:tcBorders>
+              <w:top w:val="single" w:color="CCCCCC" w:sz="1"/>
+              <w:left w:val="single" w:color="CCCCCC" w:sz="1"/>
+              <w:bottom w:val="single" w:color="CCCCCC" w:sz="1"/>
+              <w:right w:val="single" w:color="CCCCCC" w:sz="1"/>
+            </w:tcBorders>
+            <w:shd w:fill="F4F8FE" w:val="clear"/>
+            <w:tcMar>
+              <w:top w:type="dxa" w:w="80"/>
+              <w:left w:type="dxa" w:w="120"/>
+              <w:bottom w:type="dxa" w:w="80"/>
+              <w:right w:type="dxa" w:w="120"/>
+            </w:tcMar>
+            <w:vAlign w:val="center"/>
+          </w:tcPr>
+          <w:p>
+            <w:r>
+              <w:rPr>
+                <w:sz w:val="19"/>
+                <w:szCs w:val="19"/>
+              </w:rPr>
+              <w:t xml:space="preserve">regulatory</w:t>
+            </w:r>
+          </w:p>
+        </w:tc>
+        <w:tc>
+          <w:tcPr>
+            <w:tcW w:type="dxa" w:w="1760"/>
+            <w:tcBorders>
+              <w:top w:val="single" w:color="CCCCCC" w:sz="1"/>
+              <w:left w:val="single" w:color="CCCCCC" w:sz="1"/>
+              <w:bottom w:val="single" w:color="CCCCCC" w:sz="1"/>
+              <w:right w:val="single" w:color="CCCCCC" w:sz="1"/>
+            </w:tcBorders>
+            <w:shd w:fill="F4F8FE" w:val="clear"/>
+            <w:tcMar>
+              <w:top w:type="dxa" w:w="80"/>
+              <w:left w:type="dxa" w:w="120"/>
+              <w:bottom w:type="dxa" w:w="80"/>
+              <w:right w:type="dxa" w:w="120"/>
+            </w:tcMar>
+            <w:vAlign w:val="center"/>
+          </w:tcPr>
+          <w:p>
+            <w:r>
+              <w:rPr>
+                <w:sz w:val="19"/>
+                <w:szCs w:val="19"/>
+              </w:rPr>
+              <w:t xml:space="preserve">Regulatory</w:t>
+            </w:r>
+          </w:p>
+        </w:tc>
+        <w:tc>
+          <w:tcPr>
+            <w:tcW w:type="dxa" w:w="3600"/>
+            <w:tcBorders>
+              <w:top w:val="single" w:color="CCCCCC" w:sz="1"/>
+              <w:left w:val="single" w:color="CCCCCC" w:sz="1"/>
+              <w:bottom w:val="single" w:color="CCCCCC" w:sz="1"/>
+              <w:right w:val="single" w:color="CCCCCC" w:sz="1"/>
+            </w:tcBorders>
+            <w:shd w:fill="F4F8FE" w:val="clear"/>
+            <w:tcMar>
+              <w:top w:type="dxa" w:w="80"/>
+              <w:left w:type="dxa" w:w="120"/>
+              <w:bottom w:type="dxa" w:w="80"/>
+              <w:right w:type="dxa" w:w="120"/>
+            </w:tcMar>
+            <w:vAlign w:val="center"/>
+          </w:tcPr>
+          <w:p>
+            <w:r>
+              <w:rPr>
+                <w:sz w:val="19"/>
+                <w:szCs w:val="19"/>
+              </w:rPr>
+              <w:t xml:space="preserve">Federal Register FDA notices are also regulatory in nature.</w:t>
+            </w:r>
+          </w:p>
+        </w:tc>
+      </w:tr>
+      <w:tr>
+        <w:tc>
+          <w:tcPr>
+            <w:tcW w:type="dxa" w:w="2200"/>
+            <w:tcBorders>
+              <w:top w:val="single" w:color="CCCCCC" w:sz="1"/>
+              <w:left w:val="single" w:color="CCCCCC" w:sz="1"/>
+              <w:bottom w:val="single" w:color="CCCCCC" w:sz="1"/>
+              <w:right w:val="single" w:color="CCCCCC" w:sz="1"/>
+            </w:tcBorders>
+            <w:tcMar>
+              <w:top w:type="dxa" w:w="80"/>
+              <w:left w:type="dxa" w:w="120"/>
+              <w:bottom w:type="dxa" w:w="80"/>
+              <w:right w:type="dxa" w:w="120"/>
+            </w:tcMar>
+            <w:vAlign w:val="center"/>
+          </w:tcPr>
+          <w:p>
+            <w:r>
+              <w:rPr>
+                <w:sz w:val="19"/>
+                <w:szCs w:val="19"/>
+              </w:rPr>
+              <w:t xml:space="preserve">earnings</w:t>
+            </w:r>
+          </w:p>
+        </w:tc>
+        <w:tc>
+          <w:tcPr>
+            <w:tcW w:type="dxa" w:w="1800"/>
+            <w:tcBorders>
+              <w:top w:val="single" w:color="CCCCCC" w:sz="1"/>
+              <w:left w:val="single" w:color="CCCCCC" w:sz="1"/>
+              <w:bottom w:val="single" w:color="CCCCCC" w:sz="1"/>
+              <w:right w:val="single" w:color="CCCCCC" w:sz="1"/>
+            </w:tcBorders>
+            <w:tcMar>
+              <w:top w:type="dxa" w:w="80"/>
+              <w:left w:type="dxa" w:w="120"/>
+              <w:bottom w:type="dxa" w:w="80"/>
+              <w:right w:type="dxa" w:w="120"/>
+            </w:tcMar>
+            <w:vAlign w:val="center"/>
+          </w:tcPr>
+          <w:p>
+            <w:r>
+              <w:rPr>
+                <w:sz w:val="19"/>
+                <w:szCs w:val="19"/>
+              </w:rPr>
+              <w:t xml:space="preserve">earnings</w:t>
+            </w:r>
+          </w:p>
+        </w:tc>
+        <w:tc>
+          <w:tcPr>
+            <w:tcW w:type="dxa" w:w="1760"/>
+            <w:tcBorders>
+              <w:top w:val="single" w:color="CCCCCC" w:sz="1"/>
+              <w:left w:val="single" w:color="CCCCCC" w:sz="1"/>
+              <w:bottom w:val="single" w:color="CCCCCC" w:sz="1"/>
+              <w:right w:val="single" w:color="CCCCCC" w:sz="1"/>
+            </w:tcBorders>
+            <w:tcMar>
+              <w:top w:type="dxa" w:w="80"/>
+              <w:left w:type="dxa" w:w="120"/>
+              <w:bottom w:type="dxa" w:w="80"/>
+              <w:right w:type="dxa" w:w="120"/>
+            </w:tcMar>
+            <w:vAlign w:val="center"/>
+          </w:tcPr>
+          <w:p>
+            <w:r>
+              <w:rPr>
+                <w:sz w:val="19"/>
+                <w:szCs w:val="19"/>
+              </w:rPr>
+              <w:t xml:space="preserve">Earnings</w:t>
+            </w:r>
+          </w:p>
+        </w:tc>
+        <w:tc>
+          <w:tcPr>
+            <w:tcW w:type="dxa" w:w="3600"/>
+            <w:tcBorders>
+              <w:top w:val="single" w:color="CCCCCC" w:sz="1"/>
+              <w:left w:val="single" w:color="CCCCCC" w:sz="1"/>
+              <w:bottom w:val="single" w:color="CCCCCC" w:sz="1"/>
+              <w:right w:val="single" w:color="CCCCCC" w:sz="1"/>
+            </w:tcBorders>
+            <w:tcMar>
+              <w:top w:type="dxa" w:w="80"/>
+              <w:left w:type="dxa" w:w="120"/>
+              <w:bottom w:type="dxa" w:w="80"/>
+              <w:right w:type="dxa" w:w="120"/>
+            </w:tcMar>
+            <w:vAlign w:val="center"/>
+          </w:tcPr>
+          <w:p>
+            <w:r>
+              <w:rPr>
+                <w:sz w:val="19"/>
+                <w:szCs w:val="19"/>
+              </w:rPr>
+              <w:t xml:space="preserve">Financial results are a distinct category — not merged with press releases because the downstream action (update financial model, brief BD) is different.</w:t>
+            </w:r>
+          </w:p>
+        </w:tc>
+      </w:tr>
+      <w:tr>
+        <w:tc>
+          <w:tcPr>
+            <w:tcW w:type="dxa" w:w="2200"/>
+            <w:tcBorders>
+              <w:top w:val="single" w:color="CCCCCC" w:sz="1"/>
+              <w:left w:val="single" w:color="CCCCCC" w:sz="1"/>
+              <w:bottom w:val="single" w:color="CCCCCC" w:sz="1"/>
+              <w:right w:val="single" w:color="CCCCCC" w:sz="1"/>
+            </w:tcBorders>
+            <w:shd w:fill="F4F8FE" w:val="clear"/>
+            <w:tcMar>
+              <w:top w:type="dxa" w:w="80"/>
+              <w:left w:type="dxa" w:w="120"/>
+              <w:bottom w:type="dxa" w:w="80"/>
+              <w:right w:type="dxa" w:w="120"/>
+            </w:tcMar>
+            <w:vAlign w:val="center"/>
+          </w:tcPr>
+          <w:p>
+            <w:r>
+              <w:rPr>
+                <w:sz w:val="19"/>
+                <w:szCs w:val="19"/>
+              </w:rPr>
+              <w:t xml:space="preserve">messaging_shift</w:t>
+            </w:r>
+          </w:p>
+        </w:tc>
+        <w:tc>
+          <w:tcPr>
+            <w:tcW w:type="dxa" w:w="1800"/>
+            <w:tcBorders>
+              <w:top w:val="single" w:color="CCCCCC" w:sz="1"/>
+              <w:left w:val="single" w:color="CCCCCC" w:sz="1"/>
+              <w:bottom w:val="single" w:color="CCCCCC" w:sz="1"/>
+              <w:right w:val="single" w:color="CCCCCC" w:sz="1"/>
+            </w:tcBorders>
+            <w:shd w:fill="F4F8FE" w:val="clear"/>
+            <w:tcMar>
+              <w:top w:type="dxa" w:w="80"/>
+              <w:left w:type="dxa" w:w="120"/>
+              <w:bottom w:type="dxa" w:w="80"/>
+              <w:right w:type="dxa" w:w="120"/>
+            </w:tcMar>
+            <w:vAlign w:val="center"/>
+          </w:tcPr>
+          <w:p>
+            <w:r>
+              <w:rPr>
+                <w:sz w:val="19"/>
+                <w:szCs w:val="19"/>
+              </w:rPr>
+              <w:t xml:space="preserve">strategic-shift</w:t>
+            </w:r>
+          </w:p>
+        </w:tc>
+        <w:tc>
+          <w:tcPr>
+            <w:tcW w:type="dxa" w:w="1760"/>
+            <w:tcBorders>
+              <w:top w:val="single" w:color="CCCCCC" w:sz="1"/>
+              <w:left w:val="single" w:color="CCCCCC" w:sz="1"/>
+              <w:bottom w:val="single" w:color="CCCCCC" w:sz="1"/>
+              <w:right w:val="single" w:color="CCCCCC" w:sz="1"/>
+            </w:tcBorders>
+            <w:shd w:fill="F4F8FE" w:val="clear"/>
+            <w:tcMar>
+              <w:top w:type="dxa" w:w="80"/>
+              <w:left w:type="dxa" w:w="120"/>
+              <w:bottom w:type="dxa" w:w="80"/>
+              <w:right w:type="dxa" w:w="120"/>
+            </w:tcMar>
+            <w:vAlign w:val="center"/>
+          </w:tcPr>
+          <w:p>
+            <w:r>
+              <w:rPr>
+                <w:sz w:val="19"/>
+                <w:szCs w:val="19"/>
+              </w:rPr>
+              <w:t xml:space="preserve">Strategic shift</w:t>
+            </w:r>
+          </w:p>
+        </w:tc>
+        <w:tc>
+          <w:tcPr>
+            <w:tcW w:type="dxa" w:w="3600"/>
+            <w:tcBorders>
+              <w:top w:val="single" w:color="CCCCCC" w:sz="1"/>
+              <w:left w:val="single" w:color="CCCCCC" w:sz="1"/>
+              <w:bottom w:val="single" w:color="CCCCCC" w:sz="1"/>
+              <w:right w:val="single" w:color="CCCCCC" w:sz="1"/>
+            </w:tcBorders>
+            <w:shd w:fill="F4F8FE" w:val="clear"/>
+            <w:tcMar>
+              <w:top w:type="dxa" w:w="80"/>
+              <w:left w:type="dxa" w:w="120"/>
+              <w:bottom w:type="dxa" w:w="80"/>
+              <w:right w:type="dxa" w:w="120"/>
+            </w:tcMar>
+            <w:vAlign w:val="center"/>
+          </w:tcPr>
+          <w:p>
+            <w:r>
+              <w:rPr>
+                <w:sz w:val="19"/>
+                <w:szCs w:val="19"/>
+              </w:rPr>
+              <w:t xml:space="preserve">Competitor messaging changes represent a deliberate positioning move. Shown with a red badge to signal it warrants urgent review and a battle-card update.</w:t>
+            </w:r>
+          </w:p>
+        </w:tc>
+      </w:tr>
+      <w:tr>
+        <w:tc>
+          <w:tcPr>
+            <w:tcW w:type="dxa" w:w="2200"/>
+            <w:tcBorders>
+              <w:top w:val="single" w:color="CCCCCC" w:sz="1"/>
+              <w:left w:val="single" w:color="CCCCCC" w:sz="1"/>
+              <w:bottom w:val="single" w:color="CCCCCC" w:sz="1"/>
+              <w:right w:val="single" w:color="CCCCCC" w:sz="1"/>
+            </w:tcBorders>
+            <w:tcMar>
+              <w:top w:type="dxa" w:w="80"/>
+              <w:left w:type="dxa" w:w="120"/>
+              <w:bottom w:type="dxa" w:w="80"/>
+              <w:right w:type="dxa" w:w="120"/>
+            </w:tcMar>
+            <w:vAlign w:val="center"/>
+          </w:tcPr>
+          <w:p>
+            <w:r>
+              <w:rPr>
+                <w:sz w:val="19"/>
+                <w:szCs w:val="19"/>
+              </w:rPr>
+              <w:t xml:space="preserve">congress_abstract</w:t>
+            </w:r>
+          </w:p>
+        </w:tc>
+        <w:tc>
+          <w:tcPr>
+            <w:tcW w:type="dxa" w:w="1800"/>
+            <w:tcBorders>
+              <w:top w:val="single" w:color="CCCCCC" w:sz="1"/>
+              <w:left w:val="single" w:color="CCCCCC" w:sz="1"/>
+              <w:bottom w:val="single" w:color="CCCCCC" w:sz="1"/>
+              <w:right w:val="single" w:color="CCCCCC" w:sz="1"/>
+            </w:tcBorders>
+            <w:tcMar>
+              <w:top w:type="dxa" w:w="80"/>
+              <w:left w:type="dxa" w:w="120"/>
+              <w:bottom w:type="dxa" w:w="80"/>
+              <w:right w:type="dxa" w:w="120"/>
+            </w:tcMar>
+            <w:vAlign w:val="center"/>
+          </w:tcPr>
+          <w:p>
+            <w:r>
+              <w:rPr>
+                <w:sz w:val="19"/>
+                <w:szCs w:val="19"/>
+              </w:rPr>
+              <w:t xml:space="preserve">conference</w:t>
+            </w:r>
+          </w:p>
+        </w:tc>
+        <w:tc>
+          <w:tcPr>
+            <w:tcW w:type="dxa" w:w="1760"/>
+            <w:tcBorders>
+              <w:top w:val="single" w:color="CCCCCC" w:sz="1"/>
+              <w:left w:val="single" w:color="CCCCCC" w:sz="1"/>
+              <w:bottom w:val="single" w:color="CCCCCC" w:sz="1"/>
+              <w:right w:val="single" w:color="CCCCCC" w:sz="1"/>
+            </w:tcBorders>
+            <w:tcMar>
+              <w:top w:type="dxa" w:w="80"/>
+              <w:left w:type="dxa" w:w="120"/>
+              <w:bottom w:type="dxa" w:w="80"/>
+              <w:right w:type="dxa" w:w="120"/>
+            </w:tcMar>
+            <w:vAlign w:val="center"/>
+          </w:tcPr>
+          <w:p>
+            <w:r>
+              <w:rPr>
+                <w:sz w:val="19"/>
+                <w:szCs w:val="19"/>
+              </w:rPr>
+              <w:t xml:space="preserve">Conference</w:t>
+            </w:r>
+          </w:p>
+        </w:tc>
+        <w:tc>
+          <w:tcPr>
+            <w:tcW w:type="dxa" w:w="3600"/>
+            <w:tcBorders>
+              <w:top w:val="single" w:color="CCCCCC" w:sz="1"/>
+              <w:left w:val="single" w:color="CCCCCC" w:sz="1"/>
+              <w:bottom w:val="single" w:color="CCCCCC" w:sz="1"/>
+              <w:right w:val="single" w:color="CCCCCC" w:sz="1"/>
+            </w:tcBorders>
+            <w:tcMar>
+              <w:top w:type="dxa" w:w="80"/>
+              <w:left w:type="dxa" w:w="120"/>
+              <w:bottom w:type="dxa" w:w="80"/>
+              <w:right w:type="dxa" w:w="120"/>
+            </w:tcMar>
+            <w:vAlign w:val="center"/>
+          </w:tcPr>
+          <w:p>
+            <w:r>
+              <w:rPr>
+                <w:sz w:val="19"/>
+                <w:szCs w:val="19"/>
+              </w:rPr>
+              <w:t xml:space="preserve">Congress presentations are a distinct intelligence type — scientific narrative vs. corporate disclosure — requiring a different read lens.</w:t>
+            </w:r>
+          </w:p>
+        </w:tc>
+      </w:tr>
+    </w:tbl>
+    <w:p>
+      <w:pPr>
+        <w:spacing w:after="80"/>
+      </w:pPr>
+      <w:r>
+        <w:t xml:space="preserve"/>
+      </w:r>
+    </w:p>
+    <w:p>
+      <w:pPr>
+        <w:pStyle w:val="Heading2"/>
+      </w:pPr>
+      <w:r>
+        <w:t xml:space="preserve">Why these categories and not others?</w:t>
+      </w:r>
+    </w:p>
+    <w:p>
+      <w:pPr>
+        <w:spacing w:after="120"/>
+      </w:pPr>
+      <w:r>
+        <w:t xml:space="preserve">The categories were designed around how a competitive-intelligence analyst responds differently to each type of information:</w:t>
+      </w:r>
+    </w:p>
+    <w:tbl>
+      <w:tblPr>
+        <w:tblW w:type="dxa" w:w="9360"/>
+        <w:tblBorders>
+          <w:top w:val="single" w:color="auto" w:sz="4"/>
+          <w:left w:val="single" w:color="auto" w:sz="4"/>
+          <w:bottom w:val="single" w:color="auto" w:sz="4"/>
+          <w:right w:val="single" w:color="auto" w:sz="4"/>
+          <w:insideH w:val="single" w:color="auto" w:sz="4"/>
+          <w:insideV w:val="single" w:color="auto" w:sz="4"/>
+        </w:tblBorders>
+      </w:tblPr>
+      <w:tblGrid>
+        <w:gridCol w:w="2800"/>
+        <w:gridCol w:w="6560"/>
+      </w:tblGrid>
+      <w:tr>
+        <w:trPr>
+          <w:tblHeader/>
+        </w:trPr>
+        <w:tc>
+          <w:tcPr>
+            <w:tcW w:type="dxa" w:w="2800"/>
+            <w:tcBorders>
+              <w:top w:val="single" w:color="CCCCCC" w:sz="1"/>
+              <w:left w:val="single" w:color="CCCCCC" w:sz="1"/>
+              <w:bottom w:val="single" w:color="CCCCCC" w:sz="1"/>
+              <w:right w:val="single" w:color="CCCCCC" w:sz="1"/>
+            </w:tcBorders>
+            <w:shd w:fill="0A2472" w:val="clear"/>
+            <w:tcMar>
+              <w:top w:type="dxa" w:w="80"/>
+              <w:left w:type="dxa" w:w="120"/>
+              <w:bottom w:type="dxa" w:w="80"/>
+              <w:right w:type="dxa" w:w="120"/>
+            </w:tcMar>
+            <w:vAlign w:val="center"/>
+          </w:tcPr>
+          <w:p>
+            <w:r>
+              <w:rPr>
+                <w:b/>
+                <w:bCs/>
+                <w:color w:val="FFFFFF"/>
+                <w:sz w:val="19"/>
+                <w:szCs w:val="19"/>
+              </w:rPr>
+              <w:t xml:space="preserve">Signal type</w:t>
+            </w:r>
+          </w:p>
+        </w:tc>
+        <w:tc>
+          <w:tcPr>
+            <w:tcW w:type="dxa" w:w="6560"/>
+            <w:tcBorders>
+              <w:top w:val="single" w:color="CCCCCC" w:sz="1"/>
+              <w:left w:val="single" w:color="CCCCCC" w:sz="1"/>
+              <w:bottom w:val="single" w:color="CCCCCC" w:sz="1"/>
+              <w:right w:val="single" w:color="CCCCCC" w:sz="1"/>
+            </w:tcBorders>
+            <w:shd w:fill="0A2472" w:val="clear"/>
+            <w:tcMar>
+              <w:top w:type="dxa" w:w="80"/>
+              <w:left w:type="dxa" w:w="120"/>
+              <w:bottom w:type="dxa" w:w="80"/>
+              <w:right w:type="dxa" w:w="120"/>
+            </w:tcMar>
+            <w:vAlign w:val="center"/>
+          </w:tcPr>
+          <w:p>
+            <w:r>
+              <w:rPr>
+                <w:b/>
+                <w:bCs/>
+                <w:color w:val="FFFFFF"/>
+                <w:sz w:val="19"/>
+                <w:szCs w:val="19"/>
+              </w:rPr>
+              <w:t xml:space="preserve">Typical analyst response</w:t>
+            </w:r>
+          </w:p>
+        </w:tc>
+      </w:tr>
+      <w:tr>
+        <w:tc>
+          <w:tcPr>
+            <w:tcW w:type="dxa" w:w="2800"/>
+            <w:tcBorders>
+              <w:top w:val="single" w:color="CCCCCC" w:sz="1"/>
+              <w:left w:val="single" w:color="CCCCCC" w:sz="1"/>
+              <w:bottom w:val="single" w:color="CCCCCC" w:sz="1"/>
+              <w:right w:val="single" w:color="CCCCCC" w:sz="1"/>
+            </w:tcBorders>
+            <w:tcMar>
+              <w:top w:type="dxa" w:w="80"/>
+              <w:left w:type="dxa" w:w="120"/>
+              <w:bottom w:type="dxa" w:w="80"/>
+              <w:right w:type="dxa" w:w="120"/>
+            </w:tcMar>
+            <w:vAlign w:val="center"/>
+          </w:tcPr>
+          <w:p>
+            <w:r>
+              <w:rPr>
+                <w:sz w:val="19"/>
+                <w:szCs w:val="19"/>
+              </w:rPr>
+              <w:t xml:space="preserve">Trial update / Label change</w:t>
+            </w:r>
+          </w:p>
+        </w:tc>
+        <w:tc>
+          <w:tcPr>
+            <w:tcW w:type="dxa" w:w="6560"/>
+            <w:tcBorders>
+              <w:top w:val="single" w:color="CCCCCC" w:sz="1"/>
+              <w:left w:val="single" w:color="CCCCCC" w:sz="1"/>
+              <w:bottom w:val="single" w:color="CCCCCC" w:sz="1"/>
+              <w:right w:val="single" w:color="CCCCCC" w:sz="1"/>
+            </w:tcBorders>
+            <w:tcMar>
+              <w:top w:type="dxa" w:w="80"/>
+              <w:left w:type="dxa" w:w="120"/>
+              <w:bottom w:type="dxa" w:w="80"/>
+              <w:right w:type="dxa" w:w="120"/>
+            </w:tcMar>
+            <w:vAlign w:val="center"/>
+          </w:tcPr>
+          <w:p>
+            <w:r>
+              <w:rPr>
+                <w:sz w:val="19"/>
+                <w:szCs w:val="19"/>
+              </w:rPr>
+              <w:t xml:space="preserve">Update the pipeline tracker; brief medical and regulatory affairs; assess readout timeline implications.</w:t>
+            </w:r>
+          </w:p>
+        </w:tc>
+      </w:tr>
+      <w:tr>
+        <w:tc>
+          <w:tcPr>
+            <w:tcW w:type="dxa" w:w="2800"/>
+            <w:tcBorders>
+              <w:top w:val="single" w:color="CCCCCC" w:sz="1"/>
+              <w:left w:val="single" w:color="CCCCCC" w:sz="1"/>
+              <w:bottom w:val="single" w:color="CCCCCC" w:sz="1"/>
+              <w:right w:val="single" w:color="CCCCCC" w:sz="1"/>
+            </w:tcBorders>
+            <w:shd w:fill="F4F8FE" w:val="clear"/>
+            <w:tcMar>
+              <w:top w:type="dxa" w:w="80"/>
+              <w:left w:type="dxa" w:w="120"/>
+              <w:bottom w:type="dxa" w:w="80"/>
+              <w:right w:type="dxa" w:w="120"/>
+            </w:tcMar>
+            <w:vAlign w:val="center"/>
+          </w:tcPr>
+          <w:p>
+            <w:r>
+              <w:rPr>
+                <w:sz w:val="19"/>
+                <w:szCs w:val="19"/>
+              </w:rPr>
+              <w:t xml:space="preserve">Exec move</w:t>
+            </w:r>
+          </w:p>
+        </w:tc>
+        <w:tc>
+          <w:tcPr>
+            <w:tcW w:type="dxa" w:w="6560"/>
+            <w:tcBorders>
+              <w:top w:val="single" w:color="CCCCCC" w:sz="1"/>
+              <w:left w:val="single" w:color="CCCCCC" w:sz="1"/>
+              <w:bottom w:val="single" w:color="CCCCCC" w:sz="1"/>
+              <w:right w:val="single" w:color="CCCCCC" w:sz="1"/>
+            </w:tcBorders>
+            <w:shd w:fill="F4F8FE" w:val="clear"/>
+            <w:tcMar>
+              <w:top w:type="dxa" w:w="80"/>
+              <w:left w:type="dxa" w:w="120"/>
+              <w:bottom w:type="dxa" w:w="80"/>
+              <w:right w:type="dxa" w:w="120"/>
+            </w:tcMar>
+            <w:vAlign w:val="center"/>
+          </w:tcPr>
+          <w:p>
+            <w:r>
+              <w:rPr>
+                <w:sz w:val="19"/>
+                <w:szCs w:val="19"/>
+              </w:rPr>
+              <w:t xml:space="preserve">Watch for strategic pivot; monitor messaging and field activity over the next quarter.</w:t>
+            </w:r>
+          </w:p>
+        </w:tc>
+      </w:tr>
+      <w:tr>
+        <w:tc>
+          <w:tcPr>
+            <w:tcW w:type="dxa" w:w="2800"/>
+            <w:tcBorders>
+              <w:top w:val="single" w:color="CCCCCC" w:sz="1"/>
+              <w:left w:val="single" w:color="CCCCCC" w:sz="1"/>
+              <w:bottom w:val="single" w:color="CCCCCC" w:sz="1"/>
+              <w:right w:val="single" w:color="CCCCCC" w:sz="1"/>
+            </w:tcBorders>
+            <w:tcMar>
+              <w:top w:type="dxa" w:w="80"/>
+              <w:left w:type="dxa" w:w="120"/>
+              <w:bottom w:type="dxa" w:w="80"/>
+              <w:right w:type="dxa" w:w="120"/>
+            </w:tcMar>
+            <w:vAlign w:val="center"/>
+          </w:tcPr>
+          <w:p>
+            <w:r>
+              <w:rPr>
+                <w:sz w:val="19"/>
+                <w:szCs w:val="19"/>
+              </w:rPr>
+              <w:t xml:space="preserve">Deal</w:t>
+            </w:r>
+          </w:p>
+        </w:tc>
+        <w:tc>
+          <w:tcPr>
+            <w:tcW w:type="dxa" w:w="6560"/>
+            <w:tcBorders>
+              <w:top w:val="single" w:color="CCCCCC" w:sz="1"/>
+              <w:left w:val="single" w:color="CCCCCC" w:sz="1"/>
+              <w:bottom w:val="single" w:color="CCCCCC" w:sz="1"/>
+              <w:right w:val="single" w:color="CCCCCC" w:sz="1"/>
+            </w:tcBorders>
+            <w:tcMar>
+              <w:top w:type="dxa" w:w="80"/>
+              <w:left w:type="dxa" w:w="120"/>
+              <w:bottom w:type="dxa" w:w="80"/>
+              <w:right w:type="dxa" w:w="120"/>
+            </w:tcMar>
+            <w:vAlign w:val="center"/>
+          </w:tcPr>
+          <w:p>
+            <w:r>
+              <w:rPr>
+                <w:sz w:val="19"/>
+                <w:szCs w:val="19"/>
+              </w:rPr>
+              <w:t xml:space="preserve">Assess pipeline or commercial implications; brief business development; flag to leadership.</w:t>
+            </w:r>
+          </w:p>
+        </w:tc>
+      </w:tr>
+      <w:tr>
+        <w:tc>
+          <w:tcPr>
+            <w:tcW w:type="dxa" w:w="2800"/>
+            <w:tcBorders>
+              <w:top w:val="single" w:color="CCCCCC" w:sz="1"/>
+              <w:left w:val="single" w:color="CCCCCC" w:sz="1"/>
+              <w:bottom w:val="single" w:color="CCCCCC" w:sz="1"/>
+              <w:right w:val="single" w:color="CCCCCC" w:sz="1"/>
+            </w:tcBorders>
+            <w:shd w:fill="F4F8FE" w:val="clear"/>
+            <w:tcMar>
+              <w:top w:type="dxa" w:w="80"/>
+              <w:left w:type="dxa" w:w="120"/>
+              <w:bottom w:type="dxa" w:w="80"/>
+              <w:right w:type="dxa" w:w="120"/>
+            </w:tcMar>
+            <w:vAlign w:val="center"/>
+          </w:tcPr>
+          <w:p>
+            <w:r>
+              <w:rPr>
+                <w:sz w:val="19"/>
+                <w:szCs w:val="19"/>
+              </w:rPr>
+              <w:t xml:space="preserve">Publication</w:t>
+            </w:r>
+          </w:p>
+        </w:tc>
+        <w:tc>
+          <w:tcPr>
+            <w:tcW w:type="dxa" w:w="6560"/>
+            <w:tcBorders>
+              <w:top w:val="single" w:color="CCCCCC" w:sz="1"/>
+              <w:left w:val="single" w:color="CCCCCC" w:sz="1"/>
+              <w:bottom w:val="single" w:color="CCCCCC" w:sz="1"/>
+              <w:right w:val="single" w:color="CCCCCC" w:sz="1"/>
+            </w:tcBorders>
+            <w:shd w:fill="F4F8FE" w:val="clear"/>
+            <w:tcMar>
+              <w:top w:type="dxa" w:w="80"/>
+              <w:left w:type="dxa" w:w="120"/>
+              <w:bottom w:type="dxa" w:w="80"/>
+              <w:right w:type="dxa" w:w="120"/>
+            </w:tcMar>
+            <w:vAlign w:val="center"/>
+          </w:tcPr>
+          <w:p>
+            <w:r>
+              <w:rPr>
+                <w:sz w:val="19"/>
+                <w:szCs w:val="19"/>
+              </w:rPr>
+              <w:t xml:space="preserve">Read and assess; flag to medical/scientific affairs if relevant to the competitive narrative.</w:t>
+            </w:r>
+          </w:p>
+        </w:tc>
+      </w:tr>
+      <w:tr>
+        <w:tc>
+          <w:tcPr>
+            <w:tcW w:type="dxa" w:w="2800"/>
+            <w:tcBorders>
+              <w:top w:val="single" w:color="CCCCCC" w:sz="1"/>
+              <w:left w:val="single" w:color="CCCCCC" w:sz="1"/>
+              <w:bottom w:val="single" w:color="CCCCCC" w:sz="1"/>
+              <w:right w:val="single" w:color="CCCCCC" w:sz="1"/>
+            </w:tcBorders>
+            <w:tcMar>
+              <w:top w:type="dxa" w:w="80"/>
+              <w:left w:type="dxa" w:w="120"/>
+              <w:bottom w:type="dxa" w:w="80"/>
+              <w:right w:type="dxa" w:w="120"/>
+            </w:tcMar>
+            <w:vAlign w:val="center"/>
+          </w:tcPr>
+          <w:p>
+            <w:r>
+              <w:rPr>
+                <w:sz w:val="19"/>
+                <w:szCs w:val="19"/>
+              </w:rPr>
+              <w:t xml:space="preserve">Regulatory / HTA decision</w:t>
+            </w:r>
+          </w:p>
+        </w:tc>
+        <w:tc>
+          <w:tcPr>
+            <w:tcW w:type="dxa" w:w="6560"/>
+            <w:tcBorders>
+              <w:top w:val="single" w:color="CCCCCC" w:sz="1"/>
+              <w:left w:val="single" w:color="CCCCCC" w:sz="1"/>
+              <w:bottom w:val="single" w:color="CCCCCC" w:sz="1"/>
+              <w:right w:val="single" w:color="CCCCCC" w:sz="1"/>
+            </w:tcBorders>
+            <w:tcMar>
+              <w:top w:type="dxa" w:w="80"/>
+              <w:left w:type="dxa" w:w="120"/>
+              <w:bottom w:type="dxa" w:w="80"/>
+              <w:right w:type="dxa" w:w="120"/>
+            </w:tcMar>
+            <w:vAlign w:val="center"/>
+          </w:tcPr>
+          <w:p>
+            <w:r>
+              <w:rPr>
+                <w:sz w:val="19"/>
+                <w:szCs w:val="19"/>
+              </w:rPr>
+              <w:t xml:space="preserve">Brief regulatory affairs; check timeline implications for own product; update market-access model.</w:t>
+            </w:r>
+          </w:p>
+        </w:tc>
+      </w:tr>
+      <w:tr>
+        <w:tc>
+          <w:tcPr>
+            <w:tcW w:type="dxa" w:w="2800"/>
+            <w:tcBorders>
+              <w:top w:val="single" w:color="CCCCCC" w:sz="1"/>
+              <w:left w:val="single" w:color="CCCCCC" w:sz="1"/>
+              <w:bottom w:val="single" w:color="CCCCCC" w:sz="1"/>
+              <w:right w:val="single" w:color="CCCCCC" w:sz="1"/>
+            </w:tcBorders>
+            <w:shd w:fill="F4F8FE" w:val="clear"/>
+            <w:tcMar>
+              <w:top w:type="dxa" w:w="80"/>
+              <w:left w:type="dxa" w:w="120"/>
+              <w:bottom w:type="dxa" w:w="80"/>
+              <w:right w:type="dxa" w:w="120"/>
+            </w:tcMar>
+            <w:vAlign w:val="center"/>
+          </w:tcPr>
+          <w:p>
+            <w:r>
+              <w:rPr>
+                <w:sz w:val="19"/>
+                <w:szCs w:val="19"/>
+              </w:rPr>
+              <w:t xml:space="preserve">Earnings</w:t>
+            </w:r>
+          </w:p>
+        </w:tc>
+        <w:tc>
+          <w:tcPr>
+            <w:tcW w:type="dxa" w:w="6560"/>
+            <w:tcBorders>
+              <w:top w:val="single" w:color="CCCCCC" w:sz="1"/>
+              <w:left w:val="single" w:color="CCCCCC" w:sz="1"/>
+              <w:bottom w:val="single" w:color="CCCCCC" w:sz="1"/>
+              <w:right w:val="single" w:color="CCCCCC" w:sz="1"/>
+            </w:tcBorders>
+            <w:shd w:fill="F4F8FE" w:val="clear"/>
+            <w:tcMar>
+              <w:top w:type="dxa" w:w="80"/>
+              <w:left w:type="dxa" w:w="120"/>
+              <w:bottom w:type="dxa" w:w="80"/>
+              <w:right w:type="dxa" w:w="120"/>
+            </w:tcMar>
+            <w:vAlign w:val="center"/>
+          </w:tcPr>
+          <w:p>
+            <w:r>
+              <w:rPr>
+                <w:sz w:val="19"/>
+                <w:szCs w:val="19"/>
+              </w:rPr>
+              <w:t xml:space="preserve">Update the financial model; assess commercial confidence signals; check for HAE revenue breakdown.</w:t>
+            </w:r>
+          </w:p>
+        </w:tc>
+      </w:tr>
+      <w:tr>
+        <w:tc>
+          <w:tcPr>
+            <w:tcW w:type="dxa" w:w="2800"/>
+            <w:tcBorders>
+              <w:top w:val="single" w:color="CCCCCC" w:sz="1"/>
+              <w:left w:val="single" w:color="CCCCCC" w:sz="1"/>
+              <w:bottom w:val="single" w:color="CCCCCC" w:sz="1"/>
+              <w:right w:val="single" w:color="CCCCCC" w:sz="1"/>
+            </w:tcBorders>
+            <w:tcMar>
+              <w:top w:type="dxa" w:w="80"/>
+              <w:left w:type="dxa" w:w="120"/>
+              <w:bottom w:type="dxa" w:w="80"/>
+              <w:right w:type="dxa" w:w="120"/>
+            </w:tcMar>
+            <w:vAlign w:val="center"/>
+          </w:tcPr>
+          <w:p>
+            <w:r>
+              <w:rPr>
+                <w:sz w:val="19"/>
+                <w:szCs w:val="19"/>
+              </w:rPr>
+              <w:t xml:space="preserve">Strategic shift</w:t>
+            </w:r>
+          </w:p>
+        </w:tc>
+        <w:tc>
+          <w:tcPr>
+            <w:tcW w:type="dxa" w:w="6560"/>
+            <w:tcBorders>
+              <w:top w:val="single" w:color="CCCCCC" w:sz="1"/>
+              <w:left w:val="single" w:color="CCCCCC" w:sz="1"/>
+              <w:bottom w:val="single" w:color="CCCCCC" w:sz="1"/>
+              <w:right w:val="single" w:color="CCCCCC" w:sz="1"/>
+            </w:tcBorders>
+            <w:tcMar>
+              <w:top w:type="dxa" w:w="80"/>
+              <w:left w:type="dxa" w:w="120"/>
+              <w:bottom w:type="dxa" w:w="80"/>
+              <w:right w:type="dxa" w:w="120"/>
+            </w:tcMar>
+            <w:vAlign w:val="center"/>
+          </w:tcPr>
+          <w:p>
+            <w:r>
+              <w:rPr>
+                <w:sz w:val="19"/>
+                <w:szCs w:val="19"/>
+              </w:rPr>
+              <w:t xml:space="preserve">Brief leadership immediately; update the competitive battle card; reassess messaging strategy.</w:t>
+            </w:r>
+          </w:p>
+        </w:tc>
+      </w:tr>
+      <w:tr>
+        <w:tc>
+          <w:tcPr>
+            <w:tcW w:type="dxa" w:w="2800"/>
+            <w:tcBorders>
+              <w:top w:val="single" w:color="CCCCCC" w:sz="1"/>
+              <w:left w:val="single" w:color="CCCCCC" w:sz="1"/>
+              <w:bottom w:val="single" w:color="CCCCCC" w:sz="1"/>
+              <w:right w:val="single" w:color="CCCCCC" w:sz="1"/>
+            </w:tcBorders>
+            <w:shd w:fill="F4F8FE" w:val="clear"/>
+            <w:tcMar>
+              <w:top w:type="dxa" w:w="80"/>
+              <w:left w:type="dxa" w:w="120"/>
+              <w:bottom w:type="dxa" w:w="80"/>
+              <w:right w:type="dxa" w:w="120"/>
+            </w:tcMar>
+            <w:vAlign w:val="center"/>
+          </w:tcPr>
+          <w:p>
+            <w:r>
+              <w:rPr>
+                <w:sz w:val="19"/>
+                <w:szCs w:val="19"/>
+              </w:rPr>
+              <w:t xml:space="preserve">Conference</w:t>
+            </w:r>
+          </w:p>
+        </w:tc>
+        <w:tc>
+          <w:tcPr>
+            <w:tcW w:type="dxa" w:w="6560"/>
+            <w:tcBorders>
+              <w:top w:val="single" w:color="CCCCCC" w:sz="1"/>
+              <w:left w:val="single" w:color="CCCCCC" w:sz="1"/>
+              <w:bottom w:val="single" w:color="CCCCCC" w:sz="1"/>
+              <w:right w:val="single" w:color="CCCCCC" w:sz="1"/>
+            </w:tcBorders>
+            <w:shd w:fill="F4F8FE" w:val="clear"/>
+            <w:tcMar>
+              <w:top w:type="dxa" w:w="80"/>
+              <w:left w:type="dxa" w:w="120"/>
+              <w:bottom w:type="dxa" w:w="80"/>
+              <w:right w:type="dxa" w:w="120"/>
+            </w:tcMar>
+            <w:vAlign w:val="center"/>
+          </w:tcPr>
+          <w:p>
+            <w:r>
+              <w:rPr>
+                <w:sz w:val="19"/>
+                <w:szCs w:val="19"/>
+              </w:rPr>
+              <w:t xml:space="preserve">Log for medical affairs; review for new efficacy or safety data that could shift positioning.</w:t>
+            </w:r>
+          </w:p>
+        </w:tc>
+      </w:tr>
+    </w:tbl>
+    <w:p>
+      <w:pPr>
+        <w:spacing w:after="120"/>
+      </w:pPr>
+      <w:r>
+        <w:t xml:space="preserve">Each type maps to a different downstream action and a different team. Grouping is done at the UI layer rather than in the database so that the groupings can be refined without re-ingesting historical data.</w:t>
+      </w:r>
+    </w:p>
+    <w:p>
+      <w:r>
+        <w:br w:type="page"/>
+      </w:r>
+    </w:p>
+    <w:p>
+      <w:pPr>
         <w:pStyle w:val="Heading1"/>
       </w:pPr>
       <w:r>
-        <w:t xml:space="preserve">4. What else you should know</w:t>
+        <w:t xml:space="preserve">5. What else you should know</w:t>
       </w:r>
     </w:p>
     <w:p>
@@ -4326,7 +7941,7 @@
         <w:spacing w:after="120"/>
       </w:pPr>
       <w:r>
-        <w:t xml:space="preserve">As of this release, users sign in with their own email-and-password account (Google and Microsoft SSO have been removed pending IT sign-off). Each user has a private profile storing their tracked asset, indication, competitor watchlist, and read/unread alert state — all stored securely in the database, isolated by account, and synchronised across devices. One pilot account is currently active.</w:t>
+        <w:t xml:space="preserve">Users sign in with their own email-and-password account. Each user has a private profile storing their tracked asset, indication, competitor watchlist, and read/unread alert state — all stored securely in the database, isolated by account, and synchronised across devices. One pilot account is currently active.</w:t>
       </w:r>
     </w:p>
     <w:p>
@@ -4353,7 +7968,7 @@
         <w:t xml:space="preserve">Anti-hallucination guard: </w:t>
       </w:r>
       <w:r>
-        <w:t xml:space="preserve">any text extracted from a scraped web page is cross-checked against the raw page content — if the extracted headline cannot be found word-for-word in the real page, it is rejected as a potential LLM fabrication.</w:t>
+        <w:t xml:space="preserve">any text extracted from a scraped web page is cross-checked against the raw page content — extracted headlines not found word-for-word in the real page are rejected as potential LLM fabrications.</w:t>
       </w:r>
     </w:p>
     <w:p>
@@ -4372,7 +7987,7 @@
         <w:t xml:space="preserve">Hybrid gate for change detection: </w:t>
       </w:r>
       <w:r>
-        <w:t xml:space="preserve">the messaging and label diff engines run in two stages — first hashing normalized page content to detect a candidate change, then re-running a structured extraction and comparing field values — to avoid firing on rotating banners or cosmetic edits that do not reflect a genuine messaging shift.</w:t>
+        <w:t xml:space="preserve">the messaging and label diff engines run in two stages — first hashing normalised page content to detect a candidate change, then re-running a structured extraction and comparing field values — to avoid firing on rotating banners or cosmetic edits.</w:t>
       </w:r>
     </w:p>
     <w:p>
@@ -4391,7 +8006,7 @@
         <w:t xml:space="preserve">Readability gate: </w:t>
       </w:r>
       <w:r>
-        <w:t xml:space="preserve">regulatory-filing boilerplate and machine codes are filtered out before any signal reaches a user (see Stage 3, Step 1 above).</w:t>
+        <w:t xml:space="preserve">regulatory-filing boilerplate and machine codes are filtered out before any signal reaches a user (see Stage 3, Step 1).</w:t>
       </w:r>
     </w:p>
     <w:p>
@@ -4448,7 +8063,7 @@
         <w:t xml:space="preserve">Per-user data isolation: </w:t>
       </w:r>
       <w:r>
-        <w:t xml:space="preserve">personal data is protected with row-level security policies that enforce "each user can only read and write their own rows."</w:t>
+        <w:t xml:space="preserve">row-level security policies enforce "each user can only read and write their own rows."</w:t>
       </w:r>
     </w:p>
     <w:p>
@@ -4457,14 +8072,6 @@
       </w:pPr>
       <w:r>
         <w:t xml:space="preserve">How data stays current</w:t>
-      </w:r>
-    </w:p>
-    <w:p>
-      <w:pPr>
-        <w:spacing w:after="120"/>
-      </w:pPr>
-      <w:r>
-        <w:t xml:space="preserve">Each source runs on an automated schedule. As of 24 June 2026 every source had completed a successful run within the preceding day. The table below shows last-run status.</w:t>
       </w:r>
     </w:p>
     <w:tbl>
@@ -5760,7 +9367,7 @@
         </w:numPr>
       </w:pPr>
       <w:r>
-        <w:t xml:space="preserve">Bring the three change-detection pipelines (trials, labels, messaging) into their first live production run so they begin emitting alerts.</w:t>
+        <w:t xml:space="preserve">Bring the three change-detection pipelines (trials, labels, messaging) into their first live production run.</w:t>
       </w:r>
     </w:p>
     <w:p>
@@ -5808,7 +9415,7 @@
         </w:numPr>
       </w:pPr>
       <w:r>
-        <w:t xml:space="preserve">Expand ChEMBL-linked asset tracking to non-HAE indications (PNH and PBC assets are pre-configured but lightly tested).</w:t>
+        <w:t xml:space="preserve">Expand ChEMBL-linked asset tracking to non-HAE indications.</w:t>
       </w:r>
     </w:p>
     <w:p>
@@ -5821,7 +9428,7 @@
         <w:pStyle w:val="Heading1"/>
       </w:pPr>
       <w:r>
-        <w:t xml:space="preserve">5. Database table inventory</w:t>
+        <w:t xml:space="preserve">6. Database table inventory</w:t>
       </w:r>
     </w:p>
     <w:p>
@@ -5829,7 +9436,7 @@
         <w:spacing w:after="120"/>
       </w:pPr>
       <w:r>
-        <w:t xml:space="preserve">Beyond the central company_signals feed, the system maintains the following tables. Row counts are live as of 25 June 2026.</w:t>
+        <w:t xml:space="preserve">Row counts are live as of 25 June 2026.</w:t>
       </w:r>
     </w:p>
     <w:p>
@@ -6092,7 +9699,7 @@
                 <w:sz w:val="19"/>
                 <w:szCs w:val="19"/>
               </w:rPr>
-              <w:t xml:space="preserve">Competitor Profile → Pipeline tab (Gantt, trial design)</w:t>
+              <w:t xml:space="preserve">Competitor Profile → Pipeline tab</w:t>
             </w:r>
           </w:p>
         </w:tc>
@@ -6206,7 +9813,7 @@
                 <w:sz w:val="19"/>
                 <w:szCs w:val="19"/>
               </w:rPr>
-              <w:t xml:space="preserve">Change-detection engine — never shown directly in UI</w:t>
+              <w:t xml:space="preserve">Change-detection engine only</w:t>
             </w:r>
           </w:p>
         </w:tc>
@@ -6316,7 +9923,7 @@
                 <w:sz w:val="19"/>
                 <w:szCs w:val="19"/>
               </w:rPr>
-              <w:t xml:space="preserve">Competitor Profile → Company tab (financial tile)</w:t>
+              <w:t xml:space="preserve">Competitor Profile → Company tab</w:t>
             </w:r>
           </w:p>
         </w:tc>
@@ -6430,7 +10037,7 @@
                 <w:sz w:val="19"/>
                 <w:szCs w:val="19"/>
               </w:rPr>
-              <w:t xml:space="preserve">Change-detection engine — never shown directly in UI</w:t>
+              <w:t xml:space="preserve">Change-detection engine only</w:t>
             </w:r>
           </w:p>
         </w:tc>
@@ -6540,7 +10147,7 @@
                 <w:sz w:val="19"/>
                 <w:szCs w:val="19"/>
               </w:rPr>
-              <w:t xml:space="preserve">Competitor Profile → Messaging tab (when populated)</w:t>
+              <w:t xml:space="preserve">Competitor Profile → Messaging tab</w:t>
             </w:r>
           </w:p>
         </w:tc>
@@ -6654,7 +10261,7 @@
                 <w:sz w:val="19"/>
                 <w:szCs w:val="19"/>
               </w:rPr>
-              <w:t xml:space="preserve">War Room → Upcoming Events; Intelligence Feed → Events tab</w:t>
+              <w:t xml:space="preserve">War Room → Events; Intelligence Feed</w:t>
             </w:r>
           </w:p>
         </w:tc>
@@ -6764,7 +10371,7 @@
                 <w:sz w:val="19"/>
                 <w:szCs w:val="19"/>
               </w:rPr>
-              <w:t xml:space="preserve">Competitor Profile → Key Events tab</w:t>
+              <w:t xml:space="preserve">Competitor Profile → Key Events</w:t>
             </w:r>
           </w:p>
         </w:tc>
@@ -6878,7 +10485,7 @@
                 <w:sz w:val="19"/>
                 <w:szCs w:val="19"/>
               </w:rPr>
-              <w:t xml:space="preserve">Competitor Profile → Key Events tab</w:t>
+              <w:t xml:space="preserve">Competitor Profile → Key Events</w:t>
             </w:r>
           </w:p>
         </w:tc>
@@ -6988,7 +10595,7 @@
                 <w:sz w:val="19"/>
                 <w:szCs w:val="19"/>
               </w:rPr>
-              <w:t xml:space="preserve">Competitor Profile → Messaging tab → Source Documents</w:t>
+              <w:t xml:space="preserve">Competitor Profile → Source Documents</w:t>
             </w:r>
           </w:p>
         </w:tc>
@@ -7102,7 +10709,7 @@
                 <w:sz w:val="19"/>
                 <w:szCs w:val="19"/>
               </w:rPr>
-              <w:t xml:space="preserve">Resolves drug names; links trials to competitors; drives relevance scoring</w:t>
+              <w:t xml:space="preserve">Resolves drug names; relevance scoring</w:t>
             </w:r>
           </w:p>
         </w:tc>
@@ -7158,7 +10765,7 @@
                 <w:sz w:val="19"/>
                 <w:szCs w:val="19"/>
               </w:rPr>
-              <w:t xml:space="preserve">90-day AI narrative per competitor</w:t>
+              <w:t xml:space="preserve">90-day narrative per competitor</w:t>
             </w:r>
           </w:p>
         </w:tc>
@@ -7212,7 +10819,7 @@
                 <w:sz w:val="19"/>
                 <w:szCs w:val="19"/>
               </w:rPr>
-              <w:t xml:space="preserve">War Room → Competitor card narration paragraph</w:t>
+              <w:t xml:space="preserve">War Room → Competitor card</w:t>
             </w:r>
           </w:p>
         </w:tc>
@@ -7326,7 +10933,7 @@
                 <w:sz w:val="19"/>
                 <w:szCs w:val="19"/>
               </w:rPr>
-              <w:t xml:space="preserve">War Room → Market Implications (paywalled section)</w:t>
+              <w:t xml:space="preserve">War Room → Market Implications</w:t>
             </w:r>
           </w:p>
         </w:tc>
@@ -7660,7 +11267,7 @@
                 <w:sz w:val="19"/>
                 <w:szCs w:val="19"/>
               </w:rPr>
-              <w:t xml:space="preserve">AppContext on sign-in; drives all watchlist-scoped queries</w:t>
+              <w:t xml:space="preserve">AppContext on sign-in</w:t>
             </w:r>
           </w:p>
         </w:tc>
@@ -7800,7 +11407,7 @@
           <w:sz w:val="18"/>
           <w:szCs w:val="18"/>
         </w:rPr>
-        <w:t xml:space="preserve">trial_snapshots and label_snapshots have 0 rows today because the change-detection pipelines have not yet run in production. messaging_snapshots has 0 rows for the same reason — the competitor website scraper has not yet completed its first run.</w:t>
+        <w:t xml:space="preserve">trial_snapshots, label_snapshots, and messaging_snapshots have 0 rows today because the change-detection pipelines have not yet completed their first production run.</w:t>
       </w:r>
     </w:p>
     <w:p>
@@ -7814,14 +11421,6 @@
       </w:pPr>
       <w:r>
         <w:t xml:space="preserve">Appendix A — Per-source field detail</w:t>
-      </w:r>
-    </w:p>
-    <w:p>
-      <w:pPr>
-        <w:spacing w:after="120"/>
-      </w:pPr>
-      <w:r>
-        <w:t xml:space="preserve">Technical reference: the specific fields captured from each external source.</w:t>
       </w:r>
     </w:p>
     <w:tbl>
@@ -7838,8 +11437,8 @@
       </w:tblPr>
       <w:tblGrid>
         <w:gridCol w:w="2200"/>
-        <w:gridCol w:w="3000"/>
-        <w:gridCol w:w="2400"/>
+        <w:gridCol w:w="2800"/>
+        <w:gridCol w:w="2600"/>
         <w:gridCol w:w="1760"/>
       </w:tblGrid>
       <w:tr>
@@ -7879,7 +11478,7 @@
         </w:tc>
         <w:tc>
           <w:tcPr>
-            <w:tcW w:type="dxa" w:w="3000"/>
+            <w:tcW w:type="dxa" w:w="2800"/>
             <w:tcBorders>
               <w:top w:val="single" w:color="CCCCCC" w:sz="1"/>
               <w:left w:val="single" w:color="CCCCCC" w:sz="1"/>
@@ -7910,7 +11509,7 @@
         </w:tc>
         <w:tc>
           <w:tcPr>
-            <w:tcW w:type="dxa" w:w="2400"/>
+            <w:tcW w:type="dxa" w:w="2600"/>
             <w:tcBorders>
               <w:top w:val="single" w:color="CCCCCC" w:sz="1"/>
               <w:left w:val="single" w:color="CCCCCC" w:sz="1"/>
@@ -8001,7 +11600,7 @@
         </w:tc>
         <w:tc>
           <w:tcPr>
-            <w:tcW w:type="dxa" w:w="3000"/>
+            <w:tcW w:type="dxa" w:w="2800"/>
             <w:tcBorders>
               <w:top w:val="single" w:color="CCCCCC" w:sz="1"/>
               <w:left w:val="single" w:color="CCCCCC" w:sz="1"/>
@@ -8028,7 +11627,7 @@
         </w:tc>
         <w:tc>
           <w:tcPr>
-            <w:tcW w:type="dxa" w:w="2400"/>
+            <w:tcW w:type="dxa" w:w="2600"/>
             <w:tcBorders>
               <w:top w:val="single" w:color="CCCCCC" w:sz="1"/>
               <w:left w:val="single" w:color="CCCCCC" w:sz="1"/>
@@ -8112,7 +11711,7 @@
         </w:tc>
         <w:tc>
           <w:tcPr>
-            <w:tcW w:type="dxa" w:w="3000"/>
+            <w:tcW w:type="dxa" w:w="2800"/>
             <w:tcBorders>
               <w:top w:val="single" w:color="CCCCCC" w:sz="1"/>
               <w:left w:val="single" w:color="CCCCCC" w:sz="1"/>
@@ -8140,7 +11739,7 @@
         </w:tc>
         <w:tc>
           <w:tcPr>
-            <w:tcW w:type="dxa" w:w="2400"/>
+            <w:tcW w:type="dxa" w:w="2600"/>
             <w:tcBorders>
               <w:top w:val="single" w:color="CCCCCC" w:sz="1"/>
               <w:left w:val="single" w:color="CCCCCC" w:sz="1"/>
@@ -8225,7 +11824,7 @@
         </w:tc>
         <w:tc>
           <w:tcPr>
-            <w:tcW w:type="dxa" w:w="3000"/>
+            <w:tcW w:type="dxa" w:w="2800"/>
             <w:tcBorders>
               <w:top w:val="single" w:color="CCCCCC" w:sz="1"/>
               <w:left w:val="single" w:color="CCCCCC" w:sz="1"/>
@@ -8252,7 +11851,7 @@
         </w:tc>
         <w:tc>
           <w:tcPr>
-            <w:tcW w:type="dxa" w:w="2400"/>
+            <w:tcW w:type="dxa" w:w="2600"/>
             <w:tcBorders>
               <w:top w:val="single" w:color="CCCCCC" w:sz="1"/>
               <w:left w:val="single" w:color="CCCCCC" w:sz="1"/>
@@ -8336,7 +11935,7 @@
         </w:tc>
         <w:tc>
           <w:tcPr>
-            <w:tcW w:type="dxa" w:w="3000"/>
+            <w:tcW w:type="dxa" w:w="2800"/>
             <w:tcBorders>
               <w:top w:val="single" w:color="CCCCCC" w:sz="1"/>
               <w:left w:val="single" w:color="CCCCCC" w:sz="1"/>
@@ -8364,7 +11963,7 @@
         </w:tc>
         <w:tc>
           <w:tcPr>
-            <w:tcW w:type="dxa" w:w="2400"/>
+            <w:tcW w:type="dxa" w:w="2600"/>
             <w:tcBorders>
               <w:top w:val="single" w:color="CCCCCC" w:sz="1"/>
               <w:left w:val="single" w:color="CCCCCC" w:sz="1"/>
@@ -8449,7 +12048,7 @@
         </w:tc>
         <w:tc>
           <w:tcPr>
-            <w:tcW w:type="dxa" w:w="3000"/>
+            <w:tcW w:type="dxa" w:w="2800"/>
             <w:tcBorders>
               <w:top w:val="single" w:color="CCCCCC" w:sz="1"/>
               <w:left w:val="single" w:color="CCCCCC" w:sz="1"/>
@@ -8476,7 +12075,7 @@
         </w:tc>
         <w:tc>
           <w:tcPr>
-            <w:tcW w:type="dxa" w:w="2400"/>
+            <w:tcW w:type="dxa" w:w="2600"/>
             <w:tcBorders>
               <w:top w:val="single" w:color="CCCCCC" w:sz="1"/>
               <w:left w:val="single" w:color="CCCCCC" w:sz="1"/>
@@ -8560,7 +12159,7 @@
         </w:tc>
         <w:tc>
           <w:tcPr>
-            <w:tcW w:type="dxa" w:w="3000"/>
+            <w:tcW w:type="dxa" w:w="2800"/>
             <w:tcBorders>
               <w:top w:val="single" w:color="CCCCCC" w:sz="1"/>
               <w:left w:val="single" w:color="CCCCCC" w:sz="1"/>
@@ -8588,7 +12187,7 @@
         </w:tc>
         <w:tc>
           <w:tcPr>
-            <w:tcW w:type="dxa" w:w="2400"/>
+            <w:tcW w:type="dxa" w:w="2600"/>
             <w:tcBorders>
               <w:top w:val="single" w:color="CCCCCC" w:sz="1"/>
               <w:left w:val="single" w:color="CCCCCC" w:sz="1"/>
@@ -8673,7 +12272,7 @@
         </w:tc>
         <w:tc>
           <w:tcPr>
-            <w:tcW w:type="dxa" w:w="3000"/>
+            <w:tcW w:type="dxa" w:w="2800"/>
             <w:tcBorders>
               <w:top w:val="single" w:color="CCCCCC" w:sz="1"/>
               <w:left w:val="single" w:color="CCCCCC" w:sz="1"/>
@@ -8700,7 +12299,7 @@
         </w:tc>
         <w:tc>
           <w:tcPr>
-            <w:tcW w:type="dxa" w:w="2400"/>
+            <w:tcW w:type="dxa" w:w="2600"/>
             <w:tcBorders>
               <w:top w:val="single" w:color="CCCCCC" w:sz="1"/>
               <w:left w:val="single" w:color="CCCCCC" w:sz="1"/>
@@ -8784,7 +12383,7 @@
         </w:tc>
         <w:tc>
           <w:tcPr>
-            <w:tcW w:type="dxa" w:w="3000"/>
+            <w:tcW w:type="dxa" w:w="2800"/>
             <w:tcBorders>
               <w:top w:val="single" w:color="CCCCCC" w:sz="1"/>
               <w:left w:val="single" w:color="CCCCCC" w:sz="1"/>
@@ -8812,7 +12411,7 @@
         </w:tc>
         <w:tc>
           <w:tcPr>
-            <w:tcW w:type="dxa" w:w="2400"/>
+            <w:tcW w:type="dxa" w:w="2600"/>
             <w:tcBorders>
               <w:top w:val="single" w:color="CCCCCC" w:sz="1"/>
               <w:left w:val="single" w:color="CCCCCC" w:sz="1"/>
@@ -8897,7 +12496,7 @@
         </w:tc>
         <w:tc>
           <w:tcPr>
-            <w:tcW w:type="dxa" w:w="3000"/>
+            <w:tcW w:type="dxa" w:w="2800"/>
             <w:tcBorders>
               <w:top w:val="single" w:color="CCCCCC" w:sz="1"/>
               <w:left w:val="single" w:color="CCCCCC" w:sz="1"/>
@@ -8924,7 +12523,7 @@
         </w:tc>
         <w:tc>
           <w:tcPr>
-            <w:tcW w:type="dxa" w:w="2400"/>
+            <w:tcW w:type="dxa" w:w="2600"/>
             <w:tcBorders>
               <w:top w:val="single" w:color="CCCCCC" w:sz="1"/>
               <w:left w:val="single" w:color="CCCCCC" w:sz="1"/>
@@ -9008,7 +12607,7 @@
         </w:tc>
         <w:tc>
           <w:tcPr>
-            <w:tcW w:type="dxa" w:w="3000"/>
+            <w:tcW w:type="dxa" w:w="2800"/>
             <w:tcBorders>
               <w:top w:val="single" w:color="CCCCCC" w:sz="1"/>
               <w:left w:val="single" w:color="CCCCCC" w:sz="1"/>
@@ -9036,7 +12635,7 @@
         </w:tc>
         <w:tc>
           <w:tcPr>
-            <w:tcW w:type="dxa" w:w="2400"/>
+            <w:tcW w:type="dxa" w:w="2600"/>
             <w:tcBorders>
               <w:top w:val="single" w:color="CCCCCC" w:sz="1"/>
               <w:left w:val="single" w:color="CCCCCC" w:sz="1"/>
@@ -9121,7 +12720,7 @@
         </w:tc>
         <w:tc>
           <w:tcPr>
-            <w:tcW w:type="dxa" w:w="3000"/>
+            <w:tcW w:type="dxa" w:w="2800"/>
             <w:tcBorders>
               <w:top w:val="single" w:color="CCCCCC" w:sz="1"/>
               <w:left w:val="single" w:color="CCCCCC" w:sz="1"/>
@@ -9148,28 +12747,28 @@
         </w:tc>
         <w:tc>
           <w:tcPr>
-            <w:tcW w:type="dxa" w:w="2400"/>
-            <w:tcBorders>
-              <w:top w:val="single" w:color="CCCCCC" w:sz="1"/>
-              <w:left w:val="single" w:color="CCCCCC" w:sz="1"/>
-              <w:bottom w:val="single" w:color="CCCCCC" w:sz="1"/>
-              <w:right w:val="single" w:color="CCCCCC" w:sz="1"/>
-            </w:tcBorders>
-            <w:tcMar>
-              <w:top w:type="dxa" w:w="80"/>
-              <w:left w:type="dxa" w:w="120"/>
-              <w:bottom w:type="dxa" w:w="80"/>
-              <w:right w:type="dxa" w:w="120"/>
-            </w:tcMar>
-            <w:vAlign w:val="center"/>
-          </w:tcPr>
-          <w:p>
-            <w:r>
-              <w:rPr>
-                <w:sz w:val="19"/>
-                <w:szCs w:val="19"/>
-              </w:rPr>
-              <w:t xml:space="preserve">Used at onboarding; configures tracking asset and relevance lexicon</w:t>
+            <w:tcW w:type="dxa" w:w="2600"/>
+            <w:tcBorders>
+              <w:top w:val="single" w:color="CCCCCC" w:sz="1"/>
+              <w:left w:val="single" w:color="CCCCCC" w:sz="1"/>
+              <w:bottom w:val="single" w:color="CCCCCC" w:sz="1"/>
+              <w:right w:val="single" w:color="CCCCCC" w:sz="1"/>
+            </w:tcBorders>
+            <w:tcMar>
+              <w:top w:type="dxa" w:w="80"/>
+              <w:left w:type="dxa" w:w="120"/>
+              <w:bottom w:type="dxa" w:w="80"/>
+              <w:right w:type="dxa" w:w="120"/>
+            </w:tcMar>
+            <w:vAlign w:val="center"/>
+          </w:tcPr>
+          <w:p>
+            <w:r>
+              <w:rPr>
+                <w:sz w:val="19"/>
+                <w:szCs w:val="19"/>
+              </w:rPr>
+              <w:t xml:space="preserve">Used at onboarding; configures relevance lexicon</w:t>
             </w:r>
           </w:p>
         </w:tc>
@@ -9218,7 +12817,7 @@
           <w:sz w:val="19"/>
           <w:szCs w:val="19"/>
         </w:rPr>
-        <w:t xml:space="preserve">Cleaning chain applied to all signals at read time: </w:t>
+        <w:t xml:space="preserve">Cleaning chain (read time): </w:t>
       </w:r>
       <w:r>
         <w:rPr>
@@ -9226,7 +12825,7 @@
           <w:sz w:val="18"/>
           <w:szCs w:val="18"/>
         </w:rPr>
-        <w:t xml:space="preserve">HTML entity decode → SEC boilerplate strip → machine-code strip → prose gate (60% alpha + 5 prose words + lowercase run) → relevance check (INN + TA lexicon) → importance score (HIGH/MEDIUM/LOW) → "why it matters" (DB column or template fallback) → UI label translation (signal_type → friendly name, severity → colour tier).</w:t>
+        <w:t xml:space="preserve">HTML entity decode → SEC boilerplate strip → machine-code strip → prose gate (60% alpha + 5 prose words + lowercase run) → relevance check (INN + TA lexicon) → importance score (HIGH/MEDIUM/LOW) → "why it matters" (DB column or template fallback) → UI label translation (signal_type → friendly label).</w:t>
       </w:r>
     </w:p>
     <w:p>
@@ -9247,7 +12846,7 @@
         <w:spacing w:after="120"/>
       </w:pPr>
       <w:r>
-        <w:t xml:space="preserve">The distribution figures in Section 3 were produced by the following read-only queries. Each is named so it can be saved and re-run from the Supabase SQL editor to refresh the report.</w:t>
+        <w:t xml:space="preserve">The distribution figures in Section 3 were produced by the following read-only queries, named so they can be saved and re-run from the Supabase SQL editor.</w:t>
       </w:r>
     </w:p>
     <w:p>
@@ -9333,21 +12932,7 @@
           <w:sz w:val="17"/>
           <w:szCs w:val="17"/>
         </w:rPr>
-        <w:t xml:space="preserve">group by competitor_id</w:t>
-      </w:r>
-    </w:p>
-    <w:p>
-      <w:pPr>
-        <w:shd w:fill="F2F4F8" w:val="clear"/>
-        <w:spacing w:after="0"/>
-      </w:pPr>
-      <w:r>
-        <w:rPr>
-          <w:rFonts w:ascii="Consolas" w:cs="Consolas" w:eastAsia="Consolas" w:hAnsi="Consolas"/>
-          <w:sz w:val="17"/>
-          <w:szCs w:val="17"/>
-        </w:rPr>
-        <w:t xml:space="preserve">order by count(*) desc;</w:t>
+        <w:t xml:space="preserve">group by competitor_id order by count(*) desc;</w:t>
       </w:r>
     </w:p>
     <w:p>
@@ -9404,21 +12989,7 @@
           <w:sz w:val="17"/>
           <w:szCs w:val="17"/>
         </w:rPr>
-        <w:t xml:space="preserve">group by signal_type</w:t>
-      </w:r>
-    </w:p>
-    <w:p>
-      <w:pPr>
-        <w:shd w:fill="F2F4F8" w:val="clear"/>
-        <w:spacing w:after="0"/>
-      </w:pPr>
-      <w:r>
-        <w:rPr>
-          <w:rFonts w:ascii="Consolas" w:cs="Consolas" w:eastAsia="Consolas" w:hAnsi="Consolas"/>
-          <w:sz w:val="17"/>
-          <w:szCs w:val="17"/>
-        </w:rPr>
-        <w:t xml:space="preserve">order by count(*) desc;</w:t>
+        <w:t xml:space="preserve">group by signal_type order by count(*) desc;</w:t>
       </w:r>
     </w:p>
     <w:p>
@@ -9475,21 +13046,7 @@
           <w:sz w:val="17"/>
           <w:szCs w:val="17"/>
         </w:rPr>
-        <w:t xml:space="preserve">group by data_source</w:t>
-      </w:r>
-    </w:p>
-    <w:p>
-      <w:pPr>
-        <w:shd w:fill="F2F4F8" w:val="clear"/>
-        <w:spacing w:after="0"/>
-      </w:pPr>
-      <w:r>
-        <w:rPr>
-          <w:rFonts w:ascii="Consolas" w:cs="Consolas" w:eastAsia="Consolas" w:hAnsi="Consolas"/>
-          <w:sz w:val="17"/>
-          <w:szCs w:val="17"/>
-        </w:rPr>
-        <w:t xml:space="preserve">order by count(*) desc;</w:t>
+        <w:t xml:space="preserve">group by data_source order by count(*) desc;</w:t>
       </w:r>
     </w:p>
     <w:p>
@@ -9632,20 +13189,6 @@
           <w:sz w:val="17"/>
           <w:szCs w:val="17"/>
         </w:rPr>
-        <w:t xml:space="preserve">-- Run separately for each table</w:t>
-      </w:r>
-    </w:p>
-    <w:p>
-      <w:pPr>
-        <w:shd w:fill="F2F4F8" w:val="clear"/>
-        <w:spacing w:after="0"/>
-      </w:pPr>
-      <w:r>
-        <w:rPr>
-          <w:rFonts w:ascii="Consolas" w:cs="Consolas" w:eastAsia="Consolas" w:hAnsi="Consolas"/>
-          <w:sz w:val="17"/>
-          <w:szCs w:val="17"/>
-        </w:rPr>
         <w:t xml:space="preserve">select count(*) from trials;</w:t>
       </w:r>
     </w:p>
@@ -9773,21 +13316,7 @@
           <w:sz w:val="17"/>
           <w:szCs w:val="17"/>
         </w:rPr>
-        <w:t xml:space="preserve">from ingest_runs</w:t>
-      </w:r>
-    </w:p>
-    <w:p>
-      <w:pPr>
-        <w:shd w:fill="F2F4F8" w:val="clear"/>
-        <w:spacing w:after="0"/>
-      </w:pPr>
-      <w:r>
-        <w:rPr>
-          <w:rFonts w:ascii="Consolas" w:cs="Consolas" w:eastAsia="Consolas" w:hAnsi="Consolas"/>
-          <w:sz w:val="17"/>
-          <w:szCs w:val="17"/>
-        </w:rPr>
-        <w:t xml:space="preserve">order by source, finished_at desc;</w:t>
+        <w:t xml:space="preserve">from ingest_runs order by source, finished_at desc;</w:t>
       </w:r>
     </w:p>
     <w:sectPr>
